--- a/exports/qa-package/06_Traceability_Report_KHTN8.docx
+++ b/exports/qa-package/06_Traceability_Report_KHTN8.docx
@@ -478,7 +478,7 @@
                 <w:sz w:val="18"/>
                 <w:szCs w:val="18"/>
               </w:rPr>
-              <w:t xml:space="preserve">Đo huyết áp và nhịp tim của học sinh trước và sau khi chạy cự ly 100m (Khía cạnh: Phản ứng hóa học)
+              <w:t xml:space="preserve">Áp suất chất lỏng và sự an toàn khi lặn sâu dưới biển (Khía cạnh: Phản ứng hóa học)
 [Stimulus: TABLE]</w:t>
             </w:r>
           </w:p>
@@ -499,7 +499,8 @@
                 <w:sz w:val="18"/>
                 <w:szCs w:val="18"/>
               </w:rPr>
-              <w:t xml:space="preserve">Viện Y học Thể thao Việt Nam &amp; KHTN 8 Kết nối tri thức [Chủ đề: Phản ứng hóa học]</w:t>
+              <w:t xml:space="preserve">NOAA Diving Manual &amp; KHTN 8 [Chủ đề: Phản ứng hóa học]
+(URL: https://www.noaa.gov/)</w:t>
             </w:r>
           </w:p>
         </w:tc>
@@ -582,29 +583,29 @@
                 <w:sz w:val="18"/>
                 <w:szCs w:val="18"/>
               </w:rPr>
-              <w:t xml:space="preserve">Áp suất chất lỏng và sự an toàn khi lặn sâu dưới biển (Khía cạnh: Phản ứng hóa học)
-[Stimulus: TABLE]</w:t>
-            </w:r>
-          </w:p>
-        </w:tc>
-        <w:tc>
-          <w:tcPr>
-            <w:tcW w:type="dxa" w:w="2600"/>
-          </w:tcPr>
-          <w:p>
-            <w:pPr>
-              <w:jc w:val="left"/>
-            </w:pPr>
-            <w:r>
-              <w:rPr>
-                <w:rFonts w:ascii="Times New Roman" w:cs="Times New Roman" w:eastAsia="Times New Roman" w:hAnsi="Times New Roman"/>
-                <w:b w:val="false"/>
-                <w:bCs w:val="false"/>
-                <w:sz w:val="18"/>
-                <w:szCs w:val="18"/>
-              </w:rPr>
-              <w:t xml:space="preserve">NOAA Diving Manual &amp; KHTN 8 [Chủ đề: Phản ứng hóa học]
-(URL: https://www.noaa.gov/)</w:t>
+              <w:t xml:space="preserve">Xâm nhập mặn tại các cửa sông ven biển Bến Tre và Trà Vinh vào mùa khô (Khía cạnh: Phản ứng hóa học)
+[Stimulus: CHART]</w:t>
+            </w:r>
+          </w:p>
+        </w:tc>
+        <w:tc>
+          <w:tcPr>
+            <w:tcW w:type="dxa" w:w="2600"/>
+          </w:tcPr>
+          <w:p>
+            <w:pPr>
+              <w:jc w:val="left"/>
+            </w:pPr>
+            <w:r>
+              <w:rPr>
+                <w:rFonts w:ascii="Times New Roman" w:cs="Times New Roman" w:eastAsia="Times New Roman" w:hAnsi="Times New Roman"/>
+                <w:b w:val="false"/>
+                <w:bCs w:val="false"/>
+                <w:sz w:val="18"/>
+                <w:szCs w:val="18"/>
+              </w:rPr>
+              <w:t xml:space="preserve">Trung tâm Dự báo Khí tượng Thủy văn Quốc gia &amp; KHTN 8 [Chủ đề: Phản ứng hóa học]
+(URL: https://nchmf.gov.vn/)</w:t>
             </w:r>
           </w:p>
         </w:tc>
@@ -791,6 +792,111 @@
                 <w:sz w:val="18"/>
                 <w:szCs w:val="18"/>
               </w:rPr>
+              <w:t xml:space="preserve">Áp suất chất lỏng và sự an toàn khi lặn sâu dưới biển (Khía cạnh: Dung dịch và nồng độ dung dịch)
+[Stimulus: TABLE]</w:t>
+            </w:r>
+          </w:p>
+        </w:tc>
+        <w:tc>
+          <w:tcPr>
+            <w:tcW w:type="dxa" w:w="2600"/>
+          </w:tcPr>
+          <w:p>
+            <w:pPr>
+              <w:jc w:val="left"/>
+            </w:pPr>
+            <w:r>
+              <w:rPr>
+                <w:rFonts w:ascii="Times New Roman" w:cs="Times New Roman" w:eastAsia="Times New Roman" w:hAnsi="Times New Roman"/>
+                <w:b w:val="false"/>
+                <w:bCs w:val="false"/>
+                <w:sz w:val="18"/>
+                <w:szCs w:val="18"/>
+              </w:rPr>
+              <w:t xml:space="preserve">NOAA Diving Manual &amp; KHTN 8 [Chủ đề: Dung dịch và nồng độ dung dịch]
+(URL: https://www.noaa.gov/)</w:t>
+            </w:r>
+          </w:p>
+        </w:tc>
+      </w:tr>
+      <w:tr>
+        <w:tc>
+          <w:tcPr>
+            <w:tcW w:type="dxa" w:w="600"/>
+          </w:tcPr>
+          <w:p>
+            <w:pPr>
+              <w:jc w:val="center"/>
+            </w:pPr>
+            <w:r>
+              <w:rPr>
+                <w:rFonts w:ascii="Times New Roman" w:cs="Times New Roman" w:eastAsia="Times New Roman" w:hAnsi="Times New Roman"/>
+                <w:b/>
+                <w:bCs/>
+                <w:sz w:val="18"/>
+                <w:szCs w:val="18"/>
+              </w:rPr>
+              <w:t xml:space="preserve">Câu 7</w:t>
+            </w:r>
+          </w:p>
+        </w:tc>
+        <w:tc>
+          <w:tcPr>
+            <w:tcW w:type="dxa" w:w="2600"/>
+          </w:tcPr>
+          <w:p>
+            <w:pPr>
+              <w:jc w:val="left"/>
+            </w:pPr>
+            <w:r>
+              <w:rPr>
+                <w:rFonts w:ascii="Times New Roman" w:cs="Times New Roman" w:eastAsia="Times New Roman" w:hAnsi="Times New Roman"/>
+                <w:b w:val="false"/>
+                <w:bCs w:val="false"/>
+                <w:sz w:val="18"/>
+                <w:szCs w:val="18"/>
+              </w:rPr>
+              <w:t xml:space="preserve">Dung dịch và nồng độ 4 - Nêu được dung dịch là hỗn hợp lỏng đồng nhất của các chất đã tan trong nhau.</w:t>
+            </w:r>
+          </w:p>
+        </w:tc>
+        <w:tc>
+          <w:tcPr>
+            <w:tcW w:type="dxa" w:w="1600"/>
+          </w:tcPr>
+          <w:p>
+            <w:pPr>
+              <w:jc w:val="center"/>
+            </w:pPr>
+            <w:r>
+              <w:rPr>
+                <w:rFonts w:ascii="Times New Roman" w:cs="Times New Roman" w:eastAsia="Times New Roman" w:hAnsi="Times New Roman"/>
+                <w:b w:val="false"/>
+                <w:bCs w:val="false"/>
+                <w:sz w:val="18"/>
+                <w:szCs w:val="18"/>
+              </w:rPr>
+              <w:t xml:space="preserve">CELL_CHEMISTRY_M1
+SPEC_lesson-8-4</w:t>
+            </w:r>
+          </w:p>
+        </w:tc>
+        <w:tc>
+          <w:tcPr>
+            <w:tcW w:type="dxa" w:w="2600"/>
+          </w:tcPr>
+          <w:p>
+            <w:pPr>
+              <w:jc w:val="left"/>
+            </w:pPr>
+            <w:r>
+              <w:rPr>
+                <w:rFonts w:ascii="Times New Roman" w:cs="Times New Roman" w:eastAsia="Times New Roman" w:hAnsi="Times New Roman"/>
+                <w:b w:val="false"/>
+                <w:bCs w:val="false"/>
+                <w:sz w:val="18"/>
+                <w:szCs w:val="18"/>
+              </w:rPr>
               <w:t xml:space="preserve">Xâm nhập mặn tại các cửa sông ven biển Bến Tre và Trà Vinh vào mùa khô (Khía cạnh: Dung dịch và nồng độ dung dịch)
 [Stimulus: CHART]</w:t>
             </w:r>
@@ -835,7 +941,7 @@
                 <w:sz w:val="18"/>
                 <w:szCs w:val="18"/>
               </w:rPr>
-              <w:t xml:space="preserve">Câu 7</w:t>
+              <w:t xml:space="preserve">Câu 8</w:t>
             </w:r>
           </w:p>
         </w:tc>
@@ -875,7 +981,7 @@
                 <w:sz w:val="18"/>
                 <w:szCs w:val="18"/>
               </w:rPr>
-              <w:t xml:space="preserve">CELL_CHEMISTRY_M1
+              <w:t xml:space="preserve">CELL_CHEMISTRY_M2
 SPEC_lesson-8-4</w:t>
             </w:r>
           </w:p>
@@ -939,7 +1045,625 @@
                 <w:sz w:val="18"/>
                 <w:szCs w:val="18"/>
               </w:rPr>
-              <w:t xml:space="preserve">Câu 8</w:t>
+              <w:t xml:space="preserve">Câu 12</w:t>
+            </w:r>
+          </w:p>
+        </w:tc>
+        <w:tc>
+          <w:tcPr>
+            <w:tcW w:type="dxa" w:w="2600"/>
+          </w:tcPr>
+          <w:p>
+            <w:pPr>
+              <w:jc w:val="left"/>
+            </w:pPr>
+            <w:r>
+              <w:rPr>
+                <w:rFonts w:ascii="Times New Roman" w:cs="Times New Roman" w:eastAsia="Times New Roman" w:hAnsi="Times New Roman"/>
+                <w:b w:val="false"/>
+                <w:bCs w:val="false"/>
+                <w:sz w:val="18"/>
+                <w:szCs w:val="18"/>
+              </w:rPr>
+              <w:t xml:space="preserve">5 - Tiến hành được thí nghiệm để chứng minh: Trong phản ứng hoá học, khối lượng được bảo toàn.</w:t>
+            </w:r>
+          </w:p>
+        </w:tc>
+        <w:tc>
+          <w:tcPr>
+            <w:tcW w:type="dxa" w:w="1600"/>
+          </w:tcPr>
+          <w:p>
+            <w:pPr>
+              <w:jc w:val="center"/>
+            </w:pPr>
+            <w:r>
+              <w:rPr>
+                <w:rFonts w:ascii="Times New Roman" w:cs="Times New Roman" w:eastAsia="Times New Roman" w:hAnsi="Times New Roman"/>
+                <w:b w:val="false"/>
+                <w:bCs w:val="false"/>
+                <w:sz w:val="18"/>
+                <w:szCs w:val="18"/>
+              </w:rPr>
+              <w:t xml:space="preserve">CELL_CHEMISTRY_M1
+SPEC_lesson-8-5</w:t>
+            </w:r>
+          </w:p>
+        </w:tc>
+        <w:tc>
+          <w:tcPr>
+            <w:tcW w:type="dxa" w:w="2600"/>
+          </w:tcPr>
+          <w:p>
+            <w:pPr>
+              <w:jc w:val="left"/>
+            </w:pPr>
+            <w:r>
+              <w:rPr>
+                <w:rFonts w:ascii="Times New Roman" w:cs="Times New Roman" w:eastAsia="Times New Roman" w:hAnsi="Times New Roman"/>
+                <w:b w:val="false"/>
+                <w:bCs w:val="false"/>
+                <w:sz w:val="18"/>
+                <w:szCs w:val="18"/>
+              </w:rPr>
+              <w:t xml:space="preserve">Kiến thức cốt lõi</w:t>
+            </w:r>
+          </w:p>
+        </w:tc>
+        <w:tc>
+          <w:tcPr>
+            <w:tcW w:type="dxa" w:w="2600"/>
+          </w:tcPr>
+          <w:p>
+            <w:pPr>
+              <w:jc w:val="left"/>
+            </w:pPr>
+            <w:r>
+              <w:rPr>
+                <w:rFonts w:ascii="Times New Roman" w:cs="Times New Roman" w:eastAsia="Times New Roman" w:hAnsi="Times New Roman"/>
+                <w:b w:val="false"/>
+                <w:bCs w:val="false"/>
+                <w:sz w:val="18"/>
+                <w:szCs w:val="18"/>
+              </w:rPr>
+              <w:t xml:space="preserve">SGK Khoa học tự nhiên 8 - Kết nối tri thức</w:t>
+            </w:r>
+          </w:p>
+        </w:tc>
+      </w:tr>
+      <w:tr>
+        <w:tc>
+          <w:tcPr>
+            <w:tcW w:type="dxa" w:w="600"/>
+          </w:tcPr>
+          <w:p>
+            <w:pPr>
+              <w:jc w:val="center"/>
+            </w:pPr>
+            <w:r>
+              <w:rPr>
+                <w:rFonts w:ascii="Times New Roman" w:cs="Times New Roman" w:eastAsia="Times New Roman" w:hAnsi="Times New Roman"/>
+                <w:b/>
+                <w:bCs/>
+                <w:sz w:val="18"/>
+                <w:szCs w:val="18"/>
+              </w:rPr>
+              <w:t xml:space="preserve">Câu 13</w:t>
+            </w:r>
+          </w:p>
+        </w:tc>
+        <w:tc>
+          <w:tcPr>
+            <w:tcW w:type="dxa" w:w="2600"/>
+          </w:tcPr>
+          <w:p>
+            <w:pPr>
+              <w:jc w:val="left"/>
+            </w:pPr>
+            <w:r>
+              <w:rPr>
+                <w:rFonts w:ascii="Times New Roman" w:cs="Times New Roman" w:eastAsia="Times New Roman" w:hAnsi="Times New Roman"/>
+                <w:b w:val="false"/>
+                <w:bCs w:val="false"/>
+                <w:sz w:val="18"/>
+                <w:szCs w:val="18"/>
+              </w:rPr>
+              <w:t xml:space="preserve">5 - Tiến hành được thí nghiệm để chứng minh: Trong phản ứng hoá học, khối lượng được bảo toàn.</w:t>
+            </w:r>
+          </w:p>
+        </w:tc>
+        <w:tc>
+          <w:tcPr>
+            <w:tcW w:type="dxa" w:w="1600"/>
+          </w:tcPr>
+          <w:p>
+            <w:pPr>
+              <w:jc w:val="center"/>
+            </w:pPr>
+            <w:r>
+              <w:rPr>
+                <w:rFonts w:ascii="Times New Roman" w:cs="Times New Roman" w:eastAsia="Times New Roman" w:hAnsi="Times New Roman"/>
+                <w:b w:val="false"/>
+                <w:bCs w:val="false"/>
+                <w:sz w:val="18"/>
+                <w:szCs w:val="18"/>
+              </w:rPr>
+              <w:t xml:space="preserve">CELL_CHEMISTRY_M1
+SPEC_lesson-8-5</w:t>
+            </w:r>
+          </w:p>
+        </w:tc>
+        <w:tc>
+          <w:tcPr>
+            <w:tcW w:type="dxa" w:w="2600"/>
+          </w:tcPr>
+          <w:p>
+            <w:pPr>
+              <w:jc w:val="left"/>
+            </w:pPr>
+            <w:r>
+              <w:rPr>
+                <w:rFonts w:ascii="Times New Roman" w:cs="Times New Roman" w:eastAsia="Times New Roman" w:hAnsi="Times New Roman"/>
+                <w:b w:val="false"/>
+                <w:bCs w:val="false"/>
+                <w:sz w:val="18"/>
+                <w:szCs w:val="18"/>
+              </w:rPr>
+              <w:t xml:space="preserve">Kiến thức cốt lõi</w:t>
+            </w:r>
+          </w:p>
+        </w:tc>
+        <w:tc>
+          <w:tcPr>
+            <w:tcW w:type="dxa" w:w="2600"/>
+          </w:tcPr>
+          <w:p>
+            <w:pPr>
+              <w:jc w:val="left"/>
+            </w:pPr>
+            <w:r>
+              <w:rPr>
+                <w:rFonts w:ascii="Times New Roman" w:cs="Times New Roman" w:eastAsia="Times New Roman" w:hAnsi="Times New Roman"/>
+                <w:b w:val="false"/>
+                <w:bCs w:val="false"/>
+                <w:sz w:val="18"/>
+                <w:szCs w:val="18"/>
+              </w:rPr>
+              <w:t xml:space="preserve">SGK Khoa học tự nhiên 8 - Kết nối tri thức</w:t>
+            </w:r>
+          </w:p>
+        </w:tc>
+      </w:tr>
+      <w:tr>
+        <w:tc>
+          <w:tcPr>
+            <w:tcW w:type="dxa" w:w="600"/>
+          </w:tcPr>
+          <w:p>
+            <w:pPr>
+              <w:jc w:val="center"/>
+            </w:pPr>
+            <w:r>
+              <w:rPr>
+                <w:rFonts w:ascii="Times New Roman" w:cs="Times New Roman" w:eastAsia="Times New Roman" w:hAnsi="Times New Roman"/>
+                <w:b/>
+                <w:bCs/>
+                <w:sz w:val="18"/>
+                <w:szCs w:val="18"/>
+              </w:rPr>
+              <w:t xml:space="preserve">Câu 14</w:t>
+            </w:r>
+          </w:p>
+        </w:tc>
+        <w:tc>
+          <w:tcPr>
+            <w:tcW w:type="dxa" w:w="2600"/>
+          </w:tcPr>
+          <w:p>
+            <w:pPr>
+              <w:jc w:val="left"/>
+            </w:pPr>
+            <w:r>
+              <w:rPr>
+                <w:rFonts w:ascii="Times New Roman" w:cs="Times New Roman" w:eastAsia="Times New Roman" w:hAnsi="Times New Roman"/>
+                <w:b w:val="false"/>
+                <w:bCs w:val="false"/>
+                <w:sz w:val="18"/>
+                <w:szCs w:val="18"/>
+              </w:rPr>
+              <w:t xml:space="preserve">5 - Tiến hành được thí nghiệm để chứng minh: Trong phản ứng hoá học, khối lượng được bảo toàn.</w:t>
+            </w:r>
+          </w:p>
+        </w:tc>
+        <w:tc>
+          <w:tcPr>
+            <w:tcW w:type="dxa" w:w="1600"/>
+          </w:tcPr>
+          <w:p>
+            <w:pPr>
+              <w:jc w:val="center"/>
+            </w:pPr>
+            <w:r>
+              <w:rPr>
+                <w:rFonts w:ascii="Times New Roman" w:cs="Times New Roman" w:eastAsia="Times New Roman" w:hAnsi="Times New Roman"/>
+                <w:b w:val="false"/>
+                <w:bCs w:val="false"/>
+                <w:sz w:val="18"/>
+                <w:szCs w:val="18"/>
+              </w:rPr>
+              <w:t xml:space="preserve">CELL_CHEMISTRY_M2
+SPEC_lesson-8-5</w:t>
+            </w:r>
+          </w:p>
+        </w:tc>
+        <w:tc>
+          <w:tcPr>
+            <w:tcW w:type="dxa" w:w="2600"/>
+          </w:tcPr>
+          <w:p>
+            <w:pPr>
+              <w:jc w:val="left"/>
+            </w:pPr>
+            <w:r>
+              <w:rPr>
+                <w:rFonts w:ascii="Times New Roman" w:cs="Times New Roman" w:eastAsia="Times New Roman" w:hAnsi="Times New Roman"/>
+                <w:b w:val="false"/>
+                <w:bCs w:val="false"/>
+                <w:sz w:val="18"/>
+                <w:szCs w:val="18"/>
+              </w:rPr>
+              <w:t xml:space="preserve">Kiến thức cốt lõi</w:t>
+            </w:r>
+          </w:p>
+        </w:tc>
+        <w:tc>
+          <w:tcPr>
+            <w:tcW w:type="dxa" w:w="2600"/>
+          </w:tcPr>
+          <w:p>
+            <w:pPr>
+              <w:jc w:val="left"/>
+            </w:pPr>
+            <w:r>
+              <w:rPr>
+                <w:rFonts w:ascii="Times New Roman" w:cs="Times New Roman" w:eastAsia="Times New Roman" w:hAnsi="Times New Roman"/>
+                <w:b w:val="false"/>
+                <w:bCs w:val="false"/>
+                <w:sz w:val="18"/>
+                <w:szCs w:val="18"/>
+              </w:rPr>
+              <w:t xml:space="preserve">SGK Khoa học tự nhiên 8 - Kết nối tri thức</w:t>
+            </w:r>
+          </w:p>
+        </w:tc>
+      </w:tr>
+      <w:tr>
+        <w:tc>
+          <w:tcPr>
+            <w:tcW w:type="dxa" w:w="600"/>
+          </w:tcPr>
+          <w:p>
+            <w:pPr>
+              <w:jc w:val="center"/>
+            </w:pPr>
+            <w:r>
+              <w:rPr>
+                <w:rFonts w:ascii="Times New Roman" w:cs="Times New Roman" w:eastAsia="Times New Roman" w:hAnsi="Times New Roman"/>
+                <w:b/>
+                <w:bCs/>
+                <w:sz w:val="18"/>
+                <w:szCs w:val="18"/>
+              </w:rPr>
+              <w:t xml:space="preserve">Câu 18</w:t>
+            </w:r>
+          </w:p>
+        </w:tc>
+        <w:tc>
+          <w:tcPr>
+            <w:tcW w:type="dxa" w:w="2600"/>
+          </w:tcPr>
+          <w:p>
+            <w:pPr>
+              <w:jc w:val="left"/>
+            </w:pPr>
+            <w:r>
+              <w:rPr>
+                <w:rFonts w:ascii="Times New Roman" w:cs="Times New Roman" w:eastAsia="Times New Roman" w:hAnsi="Times New Roman"/>
+                <w:b w:val="false"/>
+                <w:bCs w:val="false"/>
+                <w:sz w:val="18"/>
+                <w:szCs w:val="18"/>
+              </w:rPr>
+              <w:t xml:space="preserve">Tính theo phương trình hoá học 4 - Tính được lượng chất trong phương trình hóa học theo số mol, khối lượng hoặc thể tích ở điều kiện 1 bar và 25 0 C.</w:t>
+            </w:r>
+          </w:p>
+        </w:tc>
+        <w:tc>
+          <w:tcPr>
+            <w:tcW w:type="dxa" w:w="1600"/>
+          </w:tcPr>
+          <w:p>
+            <w:pPr>
+              <w:jc w:val="center"/>
+            </w:pPr>
+            <w:r>
+              <w:rPr>
+                <w:rFonts w:ascii="Times New Roman" w:cs="Times New Roman" w:eastAsia="Times New Roman" w:hAnsi="Times New Roman"/>
+                <w:b w:val="false"/>
+                <w:bCs w:val="false"/>
+                <w:sz w:val="18"/>
+                <w:szCs w:val="18"/>
+              </w:rPr>
+              <w:t xml:space="preserve">CELL_CHEMISTRY_M1
+SPEC_lesson-8-6</w:t>
+            </w:r>
+          </w:p>
+        </w:tc>
+        <w:tc>
+          <w:tcPr>
+            <w:tcW w:type="dxa" w:w="2600"/>
+          </w:tcPr>
+          <w:p>
+            <w:pPr>
+              <w:jc w:val="left"/>
+            </w:pPr>
+            <w:r>
+              <w:rPr>
+                <w:rFonts w:ascii="Times New Roman" w:cs="Times New Roman" w:eastAsia="Times New Roman" w:hAnsi="Times New Roman"/>
+                <w:b w:val="false"/>
+                <w:bCs w:val="false"/>
+                <w:sz w:val="18"/>
+                <w:szCs w:val="18"/>
+              </w:rPr>
+              <w:t xml:space="preserve">Kiến thức cốt lõi</w:t>
+            </w:r>
+          </w:p>
+        </w:tc>
+        <w:tc>
+          <w:tcPr>
+            <w:tcW w:type="dxa" w:w="2600"/>
+          </w:tcPr>
+          <w:p>
+            <w:pPr>
+              <w:jc w:val="left"/>
+            </w:pPr>
+            <w:r>
+              <w:rPr>
+                <w:rFonts w:ascii="Times New Roman" w:cs="Times New Roman" w:eastAsia="Times New Roman" w:hAnsi="Times New Roman"/>
+                <w:b w:val="false"/>
+                <w:bCs w:val="false"/>
+                <w:sz w:val="18"/>
+                <w:szCs w:val="18"/>
+              </w:rPr>
+              <w:t xml:space="preserve">SGK Khoa học tự nhiên 8 - Kết nối tri thức</w:t>
+            </w:r>
+          </w:p>
+        </w:tc>
+      </w:tr>
+      <w:tr>
+        <w:tc>
+          <w:tcPr>
+            <w:tcW w:type="dxa" w:w="600"/>
+          </w:tcPr>
+          <w:p>
+            <w:pPr>
+              <w:jc w:val="center"/>
+            </w:pPr>
+            <w:r>
+              <w:rPr>
+                <w:rFonts w:ascii="Times New Roman" w:cs="Times New Roman" w:eastAsia="Times New Roman" w:hAnsi="Times New Roman"/>
+                <w:b/>
+                <w:bCs/>
+                <w:sz w:val="18"/>
+                <w:szCs w:val="18"/>
+              </w:rPr>
+              <w:t xml:space="preserve">Câu 19</w:t>
+            </w:r>
+          </w:p>
+        </w:tc>
+        <w:tc>
+          <w:tcPr>
+            <w:tcW w:type="dxa" w:w="2600"/>
+          </w:tcPr>
+          <w:p>
+            <w:pPr>
+              <w:jc w:val="left"/>
+            </w:pPr>
+            <w:r>
+              <w:rPr>
+                <w:rFonts w:ascii="Times New Roman" w:cs="Times New Roman" w:eastAsia="Times New Roman" w:hAnsi="Times New Roman"/>
+                <w:b w:val="false"/>
+                <w:bCs w:val="false"/>
+                <w:sz w:val="18"/>
+                <w:szCs w:val="18"/>
+              </w:rPr>
+              <w:t xml:space="preserve">Tính theo phương trình hoá học 4 - Tính được lượng chất trong phương trình hóa học theo số mol, khối lượng hoặc thể tích ở điều kiện 1 bar và 25 0 C.</w:t>
+            </w:r>
+          </w:p>
+        </w:tc>
+        <w:tc>
+          <w:tcPr>
+            <w:tcW w:type="dxa" w:w="1600"/>
+          </w:tcPr>
+          <w:p>
+            <w:pPr>
+              <w:jc w:val="center"/>
+            </w:pPr>
+            <w:r>
+              <w:rPr>
+                <w:rFonts w:ascii="Times New Roman" w:cs="Times New Roman" w:eastAsia="Times New Roman" w:hAnsi="Times New Roman"/>
+                <w:b w:val="false"/>
+                <w:bCs w:val="false"/>
+                <w:sz w:val="18"/>
+                <w:szCs w:val="18"/>
+              </w:rPr>
+              <w:t xml:space="preserve">CELL_CHEMISTRY_M1
+SPEC_lesson-8-6</w:t>
+            </w:r>
+          </w:p>
+        </w:tc>
+        <w:tc>
+          <w:tcPr>
+            <w:tcW w:type="dxa" w:w="2600"/>
+          </w:tcPr>
+          <w:p>
+            <w:pPr>
+              <w:jc w:val="left"/>
+            </w:pPr>
+            <w:r>
+              <w:rPr>
+                <w:rFonts w:ascii="Times New Roman" w:cs="Times New Roman" w:eastAsia="Times New Roman" w:hAnsi="Times New Roman"/>
+                <w:b w:val="false"/>
+                <w:bCs w:val="false"/>
+                <w:sz w:val="18"/>
+                <w:szCs w:val="18"/>
+              </w:rPr>
+              <w:t xml:space="preserve">Kiến thức cốt lõi</w:t>
+            </w:r>
+          </w:p>
+        </w:tc>
+        <w:tc>
+          <w:tcPr>
+            <w:tcW w:type="dxa" w:w="2600"/>
+          </w:tcPr>
+          <w:p>
+            <w:pPr>
+              <w:jc w:val="left"/>
+            </w:pPr>
+            <w:r>
+              <w:rPr>
+                <w:rFonts w:ascii="Times New Roman" w:cs="Times New Roman" w:eastAsia="Times New Roman" w:hAnsi="Times New Roman"/>
+                <w:b w:val="false"/>
+                <w:bCs w:val="false"/>
+                <w:sz w:val="18"/>
+                <w:szCs w:val="18"/>
+              </w:rPr>
+              <w:t xml:space="preserve">SGK Khoa học tự nhiên 8 - Kết nối tri thức</w:t>
+            </w:r>
+          </w:p>
+        </w:tc>
+      </w:tr>
+      <w:tr>
+        <w:tc>
+          <w:tcPr>
+            <w:tcW w:type="dxa" w:w="600"/>
+          </w:tcPr>
+          <w:p>
+            <w:pPr>
+              <w:jc w:val="center"/>
+            </w:pPr>
+            <w:r>
+              <w:rPr>
+                <w:rFonts w:ascii="Times New Roman" w:cs="Times New Roman" w:eastAsia="Times New Roman" w:hAnsi="Times New Roman"/>
+                <w:b/>
+                <w:bCs/>
+                <w:sz w:val="18"/>
+                <w:szCs w:val="18"/>
+              </w:rPr>
+              <w:t xml:space="preserve">Câu 20</w:t>
+            </w:r>
+          </w:p>
+        </w:tc>
+        <w:tc>
+          <w:tcPr>
+            <w:tcW w:type="dxa" w:w="2600"/>
+          </w:tcPr>
+          <w:p>
+            <w:pPr>
+              <w:jc w:val="left"/>
+            </w:pPr>
+            <w:r>
+              <w:rPr>
+                <w:rFonts w:ascii="Times New Roman" w:cs="Times New Roman" w:eastAsia="Times New Roman" w:hAnsi="Times New Roman"/>
+                <w:b w:val="false"/>
+                <w:bCs w:val="false"/>
+                <w:sz w:val="18"/>
+                <w:szCs w:val="18"/>
+              </w:rPr>
+              <w:t xml:space="preserve">Tính theo phương trình hoá học 4 - Tính được lượng chất trong phương trình hóa học theo số mol, khối lượng hoặc thể tích ở điều kiện 1 bar và 25 0 C.</w:t>
+            </w:r>
+          </w:p>
+        </w:tc>
+        <w:tc>
+          <w:tcPr>
+            <w:tcW w:type="dxa" w:w="1600"/>
+          </w:tcPr>
+          <w:p>
+            <w:pPr>
+              <w:jc w:val="center"/>
+            </w:pPr>
+            <w:r>
+              <w:rPr>
+                <w:rFonts w:ascii="Times New Roman" w:cs="Times New Roman" w:eastAsia="Times New Roman" w:hAnsi="Times New Roman"/>
+                <w:b w:val="false"/>
+                <w:bCs w:val="false"/>
+                <w:sz w:val="18"/>
+                <w:szCs w:val="18"/>
+              </w:rPr>
+              <w:t xml:space="preserve">CELL_CHEMISTRY_M2
+SPEC_lesson-8-6</w:t>
+            </w:r>
+          </w:p>
+        </w:tc>
+        <w:tc>
+          <w:tcPr>
+            <w:tcW w:type="dxa" w:w="2600"/>
+          </w:tcPr>
+          <w:p>
+            <w:pPr>
+              <w:jc w:val="left"/>
+            </w:pPr>
+            <w:r>
+              <w:rPr>
+                <w:rFonts w:ascii="Times New Roman" w:cs="Times New Roman" w:eastAsia="Times New Roman" w:hAnsi="Times New Roman"/>
+                <w:b w:val="false"/>
+                <w:bCs w:val="false"/>
+                <w:sz w:val="18"/>
+                <w:szCs w:val="18"/>
+              </w:rPr>
+              <w:t xml:space="preserve">Kiến thức cốt lõi</w:t>
+            </w:r>
+          </w:p>
+        </w:tc>
+        <w:tc>
+          <w:tcPr>
+            <w:tcW w:type="dxa" w:w="2600"/>
+          </w:tcPr>
+          <w:p>
+            <w:pPr>
+              <w:jc w:val="left"/>
+            </w:pPr>
+            <w:r>
+              <w:rPr>
+                <w:rFonts w:ascii="Times New Roman" w:cs="Times New Roman" w:eastAsia="Times New Roman" w:hAnsi="Times New Roman"/>
+                <w:b w:val="false"/>
+                <w:bCs w:val="false"/>
+                <w:sz w:val="18"/>
+                <w:szCs w:val="18"/>
+              </w:rPr>
+              <w:t xml:space="preserve">SGK Khoa học tự nhiên 8 - Kết nối tri thức</w:t>
+            </w:r>
+          </w:p>
+        </w:tc>
+      </w:tr>
+      <w:tr>
+        <w:tc>
+          <w:tcPr>
+            <w:tcW w:type="dxa" w:w="600"/>
+          </w:tcPr>
+          <w:p>
+            <w:pPr>
+              <w:jc w:val="center"/>
+            </w:pPr>
+            <w:r>
+              <w:rPr>
+                <w:rFonts w:ascii="Times New Roman" w:cs="Times New Roman" w:eastAsia="Times New Roman" w:hAnsi="Times New Roman"/>
+                <w:b/>
+                <w:bCs/>
+                <w:sz w:val="18"/>
+                <w:szCs w:val="18"/>
+              </w:rPr>
+              <w:t xml:space="preserve">Câu 9</w:t>
             </w:r>
           </w:p>
         </w:tc>
@@ -1044,7 +1768,7 @@
                 <w:sz w:val="18"/>
                 <w:szCs w:val="18"/>
               </w:rPr>
-              <w:t xml:space="preserve">Câu 12</w:t>
+              <w:t xml:space="preserve">Câu 15</w:t>
             </w:r>
           </w:p>
         </w:tc>
@@ -1084,7 +1808,7 @@
                 <w:sz w:val="18"/>
                 <w:szCs w:val="18"/>
               </w:rPr>
-              <w:t xml:space="preserve">CELL_CHEMISTRY_M1
+              <w:t xml:space="preserve">CELL_CHEMISTRY_M2
 SPEC_lesson-8-5</w:t>
             </w:r>
           </w:p>
@@ -1147,27 +1871,27 @@
                 <w:sz w:val="18"/>
                 <w:szCs w:val="18"/>
               </w:rPr>
-              <w:t xml:space="preserve">Câu 13</w:t>
-            </w:r>
-          </w:p>
-        </w:tc>
-        <w:tc>
-          <w:tcPr>
-            <w:tcW w:type="dxa" w:w="2600"/>
-          </w:tcPr>
-          <w:p>
-            <w:pPr>
-              <w:jc w:val="left"/>
-            </w:pPr>
-            <w:r>
-              <w:rPr>
-                <w:rFonts w:ascii="Times New Roman" w:cs="Times New Roman" w:eastAsia="Times New Roman" w:hAnsi="Times New Roman"/>
-                <w:b w:val="false"/>
-                <w:bCs w:val="false"/>
-                <w:sz w:val="18"/>
-                <w:szCs w:val="18"/>
-              </w:rPr>
-              <w:t xml:space="preserve">5 - Tiến hành được thí nghiệm để chứng minh: Trong phản ứng hoá học, khối lượng được bảo toàn.</w:t>
+              <w:t xml:space="preserve">Câu 10</w:t>
+            </w:r>
+          </w:p>
+        </w:tc>
+        <w:tc>
+          <w:tcPr>
+            <w:tcW w:type="dxa" w:w="2600"/>
+          </w:tcPr>
+          <w:p>
+            <w:pPr>
+              <w:jc w:val="left"/>
+            </w:pPr>
+            <w:r>
+              <w:rPr>
+                <w:rFonts w:ascii="Times New Roman" w:cs="Times New Roman" w:eastAsia="Times New Roman" w:hAnsi="Times New Roman"/>
+                <w:b w:val="false"/>
+                <w:bCs w:val="false"/>
+                <w:sz w:val="18"/>
+                <w:szCs w:val="18"/>
+              </w:rPr>
+              <w:t xml:space="preserve">- Tính được độ tan, nồng độ phần trăm; nồng độ mol theo công thức.</w:t>
             </w:r>
           </w:p>
         </w:tc>
@@ -1187,48 +1911,50 @@
                 <w:sz w:val="18"/>
                 <w:szCs w:val="18"/>
               </w:rPr>
-              <w:t xml:space="preserve">CELL_CHEMISTRY_M1
-SPEC_lesson-8-5</w:t>
-            </w:r>
-          </w:p>
-        </w:tc>
-        <w:tc>
-          <w:tcPr>
-            <w:tcW w:type="dxa" w:w="2600"/>
-          </w:tcPr>
-          <w:p>
-            <w:pPr>
-              <w:jc w:val="left"/>
-            </w:pPr>
-            <w:r>
-              <w:rPr>
-                <w:rFonts w:ascii="Times New Roman" w:cs="Times New Roman" w:eastAsia="Times New Roman" w:hAnsi="Times New Roman"/>
-                <w:b w:val="false"/>
-                <w:bCs w:val="false"/>
-                <w:sz w:val="18"/>
-                <w:szCs w:val="18"/>
-              </w:rPr>
-              <w:t xml:space="preserve">Kiến thức cốt lõi</w:t>
-            </w:r>
-          </w:p>
-        </w:tc>
-        <w:tc>
-          <w:tcPr>
-            <w:tcW w:type="dxa" w:w="2600"/>
-          </w:tcPr>
-          <w:p>
-            <w:pPr>
-              <w:jc w:val="left"/>
-            </w:pPr>
-            <w:r>
-              <w:rPr>
-                <w:rFonts w:ascii="Times New Roman" w:cs="Times New Roman" w:eastAsia="Times New Roman" w:hAnsi="Times New Roman"/>
-                <w:b w:val="false"/>
-                <w:bCs w:val="false"/>
-                <w:sz w:val="18"/>
-                <w:szCs w:val="18"/>
-              </w:rPr>
-              <w:t xml:space="preserve">SGK Khoa học tự nhiên 8 - Kết nối tri thức</w:t>
+              <w:t xml:space="preserve">CELL_CHEMISTRY_M3
+SPEC_lesson-8-4</w:t>
+            </w:r>
+          </w:p>
+        </w:tc>
+        <w:tc>
+          <w:tcPr>
+            <w:tcW w:type="dxa" w:w="2600"/>
+          </w:tcPr>
+          <w:p>
+            <w:pPr>
+              <w:jc w:val="left"/>
+            </w:pPr>
+            <w:r>
+              <w:rPr>
+                <w:rFonts w:ascii="Times New Roman" w:cs="Times New Roman" w:eastAsia="Times New Roman" w:hAnsi="Times New Roman"/>
+                <w:b w:val="false"/>
+                <w:bCs w:val="false"/>
+                <w:sz w:val="18"/>
+                <w:szCs w:val="18"/>
+              </w:rPr>
+              <w:t xml:space="preserve">Xâm nhập mặn tại các cửa sông ven biển Bến Tre và Trà Vinh vào mùa khô (Khía cạnh: Dung dịch và nồng độ dung dịch)
+[Stimulus: CHART]</w:t>
+            </w:r>
+          </w:p>
+        </w:tc>
+        <w:tc>
+          <w:tcPr>
+            <w:tcW w:type="dxa" w:w="2600"/>
+          </w:tcPr>
+          <w:p>
+            <w:pPr>
+              <w:jc w:val="left"/>
+            </w:pPr>
+            <w:r>
+              <w:rPr>
+                <w:rFonts w:ascii="Times New Roman" w:cs="Times New Roman" w:eastAsia="Times New Roman" w:hAnsi="Times New Roman"/>
+                <w:b w:val="false"/>
+                <w:bCs w:val="false"/>
+                <w:sz w:val="18"/>
+                <w:szCs w:val="18"/>
+              </w:rPr>
+              <w:t xml:space="preserve">Trung tâm Dự báo Khí tượng Thủy văn Quốc gia &amp; KHTN 8 [Chủ đề: Dung dịch và nồng độ dung dịch]
+(URL: https://nchmf.gov.vn/)</w:t>
             </w:r>
           </w:p>
         </w:tc>
@@ -1250,7 +1976,7 @@
                 <w:sz w:val="18"/>
                 <w:szCs w:val="18"/>
               </w:rPr>
-              <w:t xml:space="preserve">Câu 14</w:t>
+              <w:t xml:space="preserve">Câu 16</w:t>
             </w:r>
           </w:p>
         </w:tc>
@@ -1290,7 +2016,7 @@
                 <w:sz w:val="18"/>
                 <w:szCs w:val="18"/>
               </w:rPr>
-              <w:t xml:space="preserve">CELL_CHEMISTRY_M2
+              <w:t xml:space="preserve">CELL_CHEMISTRY_M3
 SPEC_lesson-8-5</w:t>
             </w:r>
           </w:p>
@@ -1353,7 +2079,7 @@
                 <w:sz w:val="18"/>
                 <w:szCs w:val="18"/>
               </w:rPr>
-              <w:t xml:space="preserve">Câu 18</w:t>
+              <w:t xml:space="preserve">Câu 21</w:t>
             </w:r>
           </w:p>
         </w:tc>
@@ -1393,7 +2119,7 @@
                 <w:sz w:val="18"/>
                 <w:szCs w:val="18"/>
               </w:rPr>
-              <w:t xml:space="preserve">CELL_CHEMISTRY_M1
+              <w:t xml:space="preserve">CELL_CHEMISTRY_M3
 SPEC_lesson-8-6</w:t>
             </w:r>
           </w:p>
@@ -1456,421 +2182,7 @@
                 <w:sz w:val="18"/>
                 <w:szCs w:val="18"/>
               </w:rPr>
-              <w:t xml:space="preserve">Câu 19</w:t>
-            </w:r>
-          </w:p>
-        </w:tc>
-        <w:tc>
-          <w:tcPr>
-            <w:tcW w:type="dxa" w:w="2600"/>
-          </w:tcPr>
-          <w:p>
-            <w:pPr>
-              <w:jc w:val="left"/>
-            </w:pPr>
-            <w:r>
-              <w:rPr>
-                <w:rFonts w:ascii="Times New Roman" w:cs="Times New Roman" w:eastAsia="Times New Roman" w:hAnsi="Times New Roman"/>
-                <w:b w:val="false"/>
-                <w:bCs w:val="false"/>
-                <w:sz w:val="18"/>
-                <w:szCs w:val="18"/>
-              </w:rPr>
-              <w:t xml:space="preserve">Tính theo phương trình hoá học 4 - Tính được lượng chất trong phương trình hóa học theo số mol, khối lượng hoặc thể tích ở điều kiện 1 bar và 25 0 C.</w:t>
-            </w:r>
-          </w:p>
-        </w:tc>
-        <w:tc>
-          <w:tcPr>
-            <w:tcW w:type="dxa" w:w="1600"/>
-          </w:tcPr>
-          <w:p>
-            <w:pPr>
-              <w:jc w:val="center"/>
-            </w:pPr>
-            <w:r>
-              <w:rPr>
-                <w:rFonts w:ascii="Times New Roman" w:cs="Times New Roman" w:eastAsia="Times New Roman" w:hAnsi="Times New Roman"/>
-                <w:b w:val="false"/>
-                <w:bCs w:val="false"/>
-                <w:sz w:val="18"/>
-                <w:szCs w:val="18"/>
-              </w:rPr>
-              <w:t xml:space="preserve">CELL_CHEMISTRY_M1
-SPEC_lesson-8-6</w:t>
-            </w:r>
-          </w:p>
-        </w:tc>
-        <w:tc>
-          <w:tcPr>
-            <w:tcW w:type="dxa" w:w="2600"/>
-          </w:tcPr>
-          <w:p>
-            <w:pPr>
-              <w:jc w:val="left"/>
-            </w:pPr>
-            <w:r>
-              <w:rPr>
-                <w:rFonts w:ascii="Times New Roman" w:cs="Times New Roman" w:eastAsia="Times New Roman" w:hAnsi="Times New Roman"/>
-                <w:b w:val="false"/>
-                <w:bCs w:val="false"/>
-                <w:sz w:val="18"/>
-                <w:szCs w:val="18"/>
-              </w:rPr>
-              <w:t xml:space="preserve">Kiến thức cốt lõi</w:t>
-            </w:r>
-          </w:p>
-        </w:tc>
-        <w:tc>
-          <w:tcPr>
-            <w:tcW w:type="dxa" w:w="2600"/>
-          </w:tcPr>
-          <w:p>
-            <w:pPr>
-              <w:jc w:val="left"/>
-            </w:pPr>
-            <w:r>
-              <w:rPr>
-                <w:rFonts w:ascii="Times New Roman" w:cs="Times New Roman" w:eastAsia="Times New Roman" w:hAnsi="Times New Roman"/>
-                <w:b w:val="false"/>
-                <w:bCs w:val="false"/>
-                <w:sz w:val="18"/>
-                <w:szCs w:val="18"/>
-              </w:rPr>
-              <w:t xml:space="preserve">SGK Khoa học tự nhiên 8 - Kết nối tri thức</w:t>
-            </w:r>
-          </w:p>
-        </w:tc>
-      </w:tr>
-      <w:tr>
-        <w:tc>
-          <w:tcPr>
-            <w:tcW w:type="dxa" w:w="600"/>
-          </w:tcPr>
-          <w:p>
-            <w:pPr>
-              <w:jc w:val="center"/>
-            </w:pPr>
-            <w:r>
-              <w:rPr>
-                <w:rFonts w:ascii="Times New Roman" w:cs="Times New Roman" w:eastAsia="Times New Roman" w:hAnsi="Times New Roman"/>
-                <w:b/>
-                <w:bCs/>
-                <w:sz w:val="18"/>
-                <w:szCs w:val="18"/>
-              </w:rPr>
-              <w:t xml:space="preserve">Câu 20</w:t>
-            </w:r>
-          </w:p>
-        </w:tc>
-        <w:tc>
-          <w:tcPr>
-            <w:tcW w:type="dxa" w:w="2600"/>
-          </w:tcPr>
-          <w:p>
-            <w:pPr>
-              <w:jc w:val="left"/>
-            </w:pPr>
-            <w:r>
-              <w:rPr>
-                <w:rFonts w:ascii="Times New Roman" w:cs="Times New Roman" w:eastAsia="Times New Roman" w:hAnsi="Times New Roman"/>
-                <w:b w:val="false"/>
-                <w:bCs w:val="false"/>
-                <w:sz w:val="18"/>
-                <w:szCs w:val="18"/>
-              </w:rPr>
-              <w:t xml:space="preserve">Tính theo phương trình hoá học 4 - Tính được lượng chất trong phương trình hóa học theo số mol, khối lượng hoặc thể tích ở điều kiện 1 bar và 25 0 C.</w:t>
-            </w:r>
-          </w:p>
-        </w:tc>
-        <w:tc>
-          <w:tcPr>
-            <w:tcW w:type="dxa" w:w="1600"/>
-          </w:tcPr>
-          <w:p>
-            <w:pPr>
-              <w:jc w:val="center"/>
-            </w:pPr>
-            <w:r>
-              <w:rPr>
-                <w:rFonts w:ascii="Times New Roman" w:cs="Times New Roman" w:eastAsia="Times New Roman" w:hAnsi="Times New Roman"/>
-                <w:b w:val="false"/>
-                <w:bCs w:val="false"/>
-                <w:sz w:val="18"/>
-                <w:szCs w:val="18"/>
-              </w:rPr>
-              <w:t xml:space="preserve">CELL_CHEMISTRY_M2
-SPEC_lesson-8-6</w:t>
-            </w:r>
-          </w:p>
-        </w:tc>
-        <w:tc>
-          <w:tcPr>
-            <w:tcW w:type="dxa" w:w="2600"/>
-          </w:tcPr>
-          <w:p>
-            <w:pPr>
-              <w:jc w:val="left"/>
-            </w:pPr>
-            <w:r>
-              <w:rPr>
-                <w:rFonts w:ascii="Times New Roman" w:cs="Times New Roman" w:eastAsia="Times New Roman" w:hAnsi="Times New Roman"/>
-                <w:b w:val="false"/>
-                <w:bCs w:val="false"/>
-                <w:sz w:val="18"/>
-                <w:szCs w:val="18"/>
-              </w:rPr>
-              <w:t xml:space="preserve">Kiến thức cốt lõi</w:t>
-            </w:r>
-          </w:p>
-        </w:tc>
-        <w:tc>
-          <w:tcPr>
-            <w:tcW w:type="dxa" w:w="2600"/>
-          </w:tcPr>
-          <w:p>
-            <w:pPr>
-              <w:jc w:val="left"/>
-            </w:pPr>
-            <w:r>
-              <w:rPr>
-                <w:rFonts w:ascii="Times New Roman" w:cs="Times New Roman" w:eastAsia="Times New Roman" w:hAnsi="Times New Roman"/>
-                <w:b w:val="false"/>
-                <w:bCs w:val="false"/>
-                <w:sz w:val="18"/>
-                <w:szCs w:val="18"/>
-              </w:rPr>
-              <w:t xml:space="preserve">SGK Khoa học tự nhiên 8 - Kết nối tri thức</w:t>
-            </w:r>
-          </w:p>
-        </w:tc>
-      </w:tr>
-      <w:tr>
-        <w:tc>
-          <w:tcPr>
-            <w:tcW w:type="dxa" w:w="600"/>
-          </w:tcPr>
-          <w:p>
-            <w:pPr>
-              <w:jc w:val="center"/>
-            </w:pPr>
-            <w:r>
-              <w:rPr>
-                <w:rFonts w:ascii="Times New Roman" w:cs="Times New Roman" w:eastAsia="Times New Roman" w:hAnsi="Times New Roman"/>
-                <w:b/>
-                <w:bCs/>
-                <w:sz w:val="18"/>
-                <w:szCs w:val="18"/>
-              </w:rPr>
-              <w:t xml:space="preserve">Câu 9</w:t>
-            </w:r>
-          </w:p>
-        </w:tc>
-        <w:tc>
-          <w:tcPr>
-            <w:tcW w:type="dxa" w:w="2600"/>
-          </w:tcPr>
-          <w:p>
-            <w:pPr>
-              <w:jc w:val="left"/>
-            </w:pPr>
-            <w:r>
-              <w:rPr>
-                <w:rFonts w:ascii="Times New Roman" w:cs="Times New Roman" w:eastAsia="Times New Roman" w:hAnsi="Times New Roman"/>
-                <w:b w:val="false"/>
-                <w:bCs w:val="false"/>
-                <w:sz w:val="18"/>
-                <w:szCs w:val="18"/>
-              </w:rPr>
-              <w:t xml:space="preserve">Dung dịch và nồng độ 4 - Nêu được dung dịch là hỗn hợp lỏng đồng nhất của các chất đã tan trong nhau.</w:t>
-            </w:r>
-          </w:p>
-        </w:tc>
-        <w:tc>
-          <w:tcPr>
-            <w:tcW w:type="dxa" w:w="1600"/>
-          </w:tcPr>
-          <w:p>
-            <w:pPr>
-              <w:jc w:val="center"/>
-            </w:pPr>
-            <w:r>
-              <w:rPr>
-                <w:rFonts w:ascii="Times New Roman" w:cs="Times New Roman" w:eastAsia="Times New Roman" w:hAnsi="Times New Roman"/>
-                <w:b w:val="false"/>
-                <w:bCs w:val="false"/>
-                <w:sz w:val="18"/>
-                <w:szCs w:val="18"/>
-              </w:rPr>
-              <w:t xml:space="preserve">CELL_CHEMISTRY_M2
-SPEC_lesson-8-4</w:t>
-            </w:r>
-          </w:p>
-        </w:tc>
-        <w:tc>
-          <w:tcPr>
-            <w:tcW w:type="dxa" w:w="2600"/>
-          </w:tcPr>
-          <w:p>
-            <w:pPr>
-              <w:jc w:val="left"/>
-            </w:pPr>
-            <w:r>
-              <w:rPr>
-                <w:rFonts w:ascii="Times New Roman" w:cs="Times New Roman" w:eastAsia="Times New Roman" w:hAnsi="Times New Roman"/>
-                <w:b w:val="false"/>
-                <w:bCs w:val="false"/>
-                <w:sz w:val="18"/>
-                <w:szCs w:val="18"/>
-              </w:rPr>
-              <w:t xml:space="preserve">Xâm nhập mặn tại các cửa sông ven biển Bến Tre và Trà Vinh vào mùa khô (Khía cạnh: Dung dịch và nồng độ dung dịch)
-[Stimulus: CHART]</w:t>
-            </w:r>
-          </w:p>
-        </w:tc>
-        <w:tc>
-          <w:tcPr>
-            <w:tcW w:type="dxa" w:w="2600"/>
-          </w:tcPr>
-          <w:p>
-            <w:pPr>
-              <w:jc w:val="left"/>
-            </w:pPr>
-            <w:r>
-              <w:rPr>
-                <w:rFonts w:ascii="Times New Roman" w:cs="Times New Roman" w:eastAsia="Times New Roman" w:hAnsi="Times New Roman"/>
-                <w:b w:val="false"/>
-                <w:bCs w:val="false"/>
-                <w:sz w:val="18"/>
-                <w:szCs w:val="18"/>
-              </w:rPr>
-              <w:t xml:space="preserve">Trung tâm Dự báo Khí tượng Thủy văn Quốc gia &amp; KHTN 8 [Chủ đề: Dung dịch và nồng độ dung dịch]
-(URL: https://nchmf.gov.vn/)</w:t>
-            </w:r>
-          </w:p>
-        </w:tc>
-      </w:tr>
-      <w:tr>
-        <w:tc>
-          <w:tcPr>
-            <w:tcW w:type="dxa" w:w="600"/>
-          </w:tcPr>
-          <w:p>
-            <w:pPr>
-              <w:jc w:val="center"/>
-            </w:pPr>
-            <w:r>
-              <w:rPr>
-                <w:rFonts w:ascii="Times New Roman" w:cs="Times New Roman" w:eastAsia="Times New Roman" w:hAnsi="Times New Roman"/>
-                <w:b/>
-                <w:bCs/>
-                <w:sz w:val="18"/>
-                <w:szCs w:val="18"/>
-              </w:rPr>
-              <w:t xml:space="preserve">Câu 15</w:t>
-            </w:r>
-          </w:p>
-        </w:tc>
-        <w:tc>
-          <w:tcPr>
-            <w:tcW w:type="dxa" w:w="2600"/>
-          </w:tcPr>
-          <w:p>
-            <w:pPr>
-              <w:jc w:val="left"/>
-            </w:pPr>
-            <w:r>
-              <w:rPr>
-                <w:rFonts w:ascii="Times New Roman" w:cs="Times New Roman" w:eastAsia="Times New Roman" w:hAnsi="Times New Roman"/>
-                <w:b w:val="false"/>
-                <w:bCs w:val="false"/>
-                <w:sz w:val="18"/>
-                <w:szCs w:val="18"/>
-              </w:rPr>
-              <w:t xml:space="preserve">5 - Tiến hành được thí nghiệm để chứng minh: Trong phản ứng hoá học, khối lượng được bảo toàn.</w:t>
-            </w:r>
-          </w:p>
-        </w:tc>
-        <w:tc>
-          <w:tcPr>
-            <w:tcW w:type="dxa" w:w="1600"/>
-          </w:tcPr>
-          <w:p>
-            <w:pPr>
-              <w:jc w:val="center"/>
-            </w:pPr>
-            <w:r>
-              <w:rPr>
-                <w:rFonts w:ascii="Times New Roman" w:cs="Times New Roman" w:eastAsia="Times New Roman" w:hAnsi="Times New Roman"/>
-                <w:b w:val="false"/>
-                <w:bCs w:val="false"/>
-                <w:sz w:val="18"/>
-                <w:szCs w:val="18"/>
-              </w:rPr>
-              <w:t xml:space="preserve">CELL_CHEMISTRY_M2
-SPEC_lesson-8-5</w:t>
-            </w:r>
-          </w:p>
-        </w:tc>
-        <w:tc>
-          <w:tcPr>
-            <w:tcW w:type="dxa" w:w="2600"/>
-          </w:tcPr>
-          <w:p>
-            <w:pPr>
-              <w:jc w:val="left"/>
-            </w:pPr>
-            <w:r>
-              <w:rPr>
-                <w:rFonts w:ascii="Times New Roman" w:cs="Times New Roman" w:eastAsia="Times New Roman" w:hAnsi="Times New Roman"/>
-                <w:b w:val="false"/>
-                <w:bCs w:val="false"/>
-                <w:sz w:val="18"/>
-                <w:szCs w:val="18"/>
-              </w:rPr>
-              <w:t xml:space="preserve">Kiến thức cốt lõi</w:t>
-            </w:r>
-          </w:p>
-        </w:tc>
-        <w:tc>
-          <w:tcPr>
-            <w:tcW w:type="dxa" w:w="2600"/>
-          </w:tcPr>
-          <w:p>
-            <w:pPr>
-              <w:jc w:val="left"/>
-            </w:pPr>
-            <w:r>
-              <w:rPr>
-                <w:rFonts w:ascii="Times New Roman" w:cs="Times New Roman" w:eastAsia="Times New Roman" w:hAnsi="Times New Roman"/>
-                <w:b w:val="false"/>
-                <w:bCs w:val="false"/>
-                <w:sz w:val="18"/>
-                <w:szCs w:val="18"/>
-              </w:rPr>
-              <w:t xml:space="preserve">SGK Khoa học tự nhiên 8 - Kết nối tri thức</w:t>
-            </w:r>
-          </w:p>
-        </w:tc>
-      </w:tr>
-      <w:tr>
-        <w:tc>
-          <w:tcPr>
-            <w:tcW w:type="dxa" w:w="600"/>
-          </w:tcPr>
-          <w:p>
-            <w:pPr>
-              <w:jc w:val="center"/>
-            </w:pPr>
-            <w:r>
-              <w:rPr>
-                <w:rFonts w:ascii="Times New Roman" w:cs="Times New Roman" w:eastAsia="Times New Roman" w:hAnsi="Times New Roman"/>
-                <w:b/>
-                <w:bCs/>
-                <w:sz w:val="18"/>
-                <w:szCs w:val="18"/>
-              </w:rPr>
-              <w:t xml:space="preserve">Câu 10</w:t>
+              <w:t xml:space="preserve">Câu 11</w:t>
             </w:r>
           </w:p>
         </w:tc>
@@ -1953,317 +2265,6 @@
                 <w:szCs w:val="18"/>
               </w:rPr>
               <w:t xml:space="preserve">Viện Y học Thể thao Việt Nam &amp; KHTN 8 Kết nối tri thức [Chủ đề: Dung dịch và nồng độ dung dịch]</w:t>
-            </w:r>
-          </w:p>
-        </w:tc>
-      </w:tr>
-      <w:tr>
-        <w:tc>
-          <w:tcPr>
-            <w:tcW w:type="dxa" w:w="600"/>
-          </w:tcPr>
-          <w:p>
-            <w:pPr>
-              <w:jc w:val="center"/>
-            </w:pPr>
-            <w:r>
-              <w:rPr>
-                <w:rFonts w:ascii="Times New Roman" w:cs="Times New Roman" w:eastAsia="Times New Roman" w:hAnsi="Times New Roman"/>
-                <w:b/>
-                <w:bCs/>
-                <w:sz w:val="18"/>
-                <w:szCs w:val="18"/>
-              </w:rPr>
-              <w:t xml:space="preserve">Câu 16</w:t>
-            </w:r>
-          </w:p>
-        </w:tc>
-        <w:tc>
-          <w:tcPr>
-            <w:tcW w:type="dxa" w:w="2600"/>
-          </w:tcPr>
-          <w:p>
-            <w:pPr>
-              <w:jc w:val="left"/>
-            </w:pPr>
-            <w:r>
-              <w:rPr>
-                <w:rFonts w:ascii="Times New Roman" w:cs="Times New Roman" w:eastAsia="Times New Roman" w:hAnsi="Times New Roman"/>
-                <w:b w:val="false"/>
-                <w:bCs w:val="false"/>
-                <w:sz w:val="18"/>
-                <w:szCs w:val="18"/>
-              </w:rPr>
-              <w:t xml:space="preserve">5 - Tiến hành được thí nghiệm để chứng minh: Trong phản ứng hoá học, khối lượng được bảo toàn.</w:t>
-            </w:r>
-          </w:p>
-        </w:tc>
-        <w:tc>
-          <w:tcPr>
-            <w:tcW w:type="dxa" w:w="1600"/>
-          </w:tcPr>
-          <w:p>
-            <w:pPr>
-              <w:jc w:val="center"/>
-            </w:pPr>
-            <w:r>
-              <w:rPr>
-                <w:rFonts w:ascii="Times New Roman" w:cs="Times New Roman" w:eastAsia="Times New Roman" w:hAnsi="Times New Roman"/>
-                <w:b w:val="false"/>
-                <w:bCs w:val="false"/>
-                <w:sz w:val="18"/>
-                <w:szCs w:val="18"/>
-              </w:rPr>
-              <w:t xml:space="preserve">CELL_CHEMISTRY_M3
-SPEC_lesson-8-5</w:t>
-            </w:r>
-          </w:p>
-        </w:tc>
-        <w:tc>
-          <w:tcPr>
-            <w:tcW w:type="dxa" w:w="2600"/>
-          </w:tcPr>
-          <w:p>
-            <w:pPr>
-              <w:jc w:val="left"/>
-            </w:pPr>
-            <w:r>
-              <w:rPr>
-                <w:rFonts w:ascii="Times New Roman" w:cs="Times New Roman" w:eastAsia="Times New Roman" w:hAnsi="Times New Roman"/>
-                <w:b w:val="false"/>
-                <w:bCs w:val="false"/>
-                <w:sz w:val="18"/>
-                <w:szCs w:val="18"/>
-              </w:rPr>
-              <w:t xml:space="preserve">Kiến thức cốt lõi</w:t>
-            </w:r>
-          </w:p>
-        </w:tc>
-        <w:tc>
-          <w:tcPr>
-            <w:tcW w:type="dxa" w:w="2600"/>
-          </w:tcPr>
-          <w:p>
-            <w:pPr>
-              <w:jc w:val="left"/>
-            </w:pPr>
-            <w:r>
-              <w:rPr>
-                <w:rFonts w:ascii="Times New Roman" w:cs="Times New Roman" w:eastAsia="Times New Roman" w:hAnsi="Times New Roman"/>
-                <w:b w:val="false"/>
-                <w:bCs w:val="false"/>
-                <w:sz w:val="18"/>
-                <w:szCs w:val="18"/>
-              </w:rPr>
-              <w:t xml:space="preserve">SGK Khoa học tự nhiên 8 - Kết nối tri thức</w:t>
-            </w:r>
-          </w:p>
-        </w:tc>
-      </w:tr>
-      <w:tr>
-        <w:tc>
-          <w:tcPr>
-            <w:tcW w:type="dxa" w:w="600"/>
-          </w:tcPr>
-          <w:p>
-            <w:pPr>
-              <w:jc w:val="center"/>
-            </w:pPr>
-            <w:r>
-              <w:rPr>
-                <w:rFonts w:ascii="Times New Roman" w:cs="Times New Roman" w:eastAsia="Times New Roman" w:hAnsi="Times New Roman"/>
-                <w:b/>
-                <w:bCs/>
-                <w:sz w:val="18"/>
-                <w:szCs w:val="18"/>
-              </w:rPr>
-              <w:t xml:space="preserve">Câu 21</w:t>
-            </w:r>
-          </w:p>
-        </w:tc>
-        <w:tc>
-          <w:tcPr>
-            <w:tcW w:type="dxa" w:w="2600"/>
-          </w:tcPr>
-          <w:p>
-            <w:pPr>
-              <w:jc w:val="left"/>
-            </w:pPr>
-            <w:r>
-              <w:rPr>
-                <w:rFonts w:ascii="Times New Roman" w:cs="Times New Roman" w:eastAsia="Times New Roman" w:hAnsi="Times New Roman"/>
-                <w:b w:val="false"/>
-                <w:bCs w:val="false"/>
-                <w:sz w:val="18"/>
-                <w:szCs w:val="18"/>
-              </w:rPr>
-              <w:t xml:space="preserve">Tính theo phương trình hoá học 4 - Tính được lượng chất trong phương trình hóa học theo số mol, khối lượng hoặc thể tích ở điều kiện 1 bar và 25 0 C.</w:t>
-            </w:r>
-          </w:p>
-        </w:tc>
-        <w:tc>
-          <w:tcPr>
-            <w:tcW w:type="dxa" w:w="1600"/>
-          </w:tcPr>
-          <w:p>
-            <w:pPr>
-              <w:jc w:val="center"/>
-            </w:pPr>
-            <w:r>
-              <w:rPr>
-                <w:rFonts w:ascii="Times New Roman" w:cs="Times New Roman" w:eastAsia="Times New Roman" w:hAnsi="Times New Roman"/>
-                <w:b w:val="false"/>
-                <w:bCs w:val="false"/>
-                <w:sz w:val="18"/>
-                <w:szCs w:val="18"/>
-              </w:rPr>
-              <w:t xml:space="preserve">CELL_CHEMISTRY_M3
-SPEC_lesson-8-6</w:t>
-            </w:r>
-          </w:p>
-        </w:tc>
-        <w:tc>
-          <w:tcPr>
-            <w:tcW w:type="dxa" w:w="2600"/>
-          </w:tcPr>
-          <w:p>
-            <w:pPr>
-              <w:jc w:val="left"/>
-            </w:pPr>
-            <w:r>
-              <w:rPr>
-                <w:rFonts w:ascii="Times New Roman" w:cs="Times New Roman" w:eastAsia="Times New Roman" w:hAnsi="Times New Roman"/>
-                <w:b w:val="false"/>
-                <w:bCs w:val="false"/>
-                <w:sz w:val="18"/>
-                <w:szCs w:val="18"/>
-              </w:rPr>
-              <w:t xml:space="preserve">Kiến thức cốt lõi</w:t>
-            </w:r>
-          </w:p>
-        </w:tc>
-        <w:tc>
-          <w:tcPr>
-            <w:tcW w:type="dxa" w:w="2600"/>
-          </w:tcPr>
-          <w:p>
-            <w:pPr>
-              <w:jc w:val="left"/>
-            </w:pPr>
-            <w:r>
-              <w:rPr>
-                <w:rFonts w:ascii="Times New Roman" w:cs="Times New Roman" w:eastAsia="Times New Roman" w:hAnsi="Times New Roman"/>
-                <w:b w:val="false"/>
-                <w:bCs w:val="false"/>
-                <w:sz w:val="18"/>
-                <w:szCs w:val="18"/>
-              </w:rPr>
-              <w:t xml:space="preserve">SGK Khoa học tự nhiên 8 - Kết nối tri thức</w:t>
-            </w:r>
-          </w:p>
-        </w:tc>
-      </w:tr>
-      <w:tr>
-        <w:tc>
-          <w:tcPr>
-            <w:tcW w:type="dxa" w:w="600"/>
-          </w:tcPr>
-          <w:p>
-            <w:pPr>
-              <w:jc w:val="center"/>
-            </w:pPr>
-            <w:r>
-              <w:rPr>
-                <w:rFonts w:ascii="Times New Roman" w:cs="Times New Roman" w:eastAsia="Times New Roman" w:hAnsi="Times New Roman"/>
-                <w:b/>
-                <w:bCs/>
-                <w:sz w:val="18"/>
-                <w:szCs w:val="18"/>
-              </w:rPr>
-              <w:t xml:space="preserve">Câu 11</w:t>
-            </w:r>
-          </w:p>
-        </w:tc>
-        <w:tc>
-          <w:tcPr>
-            <w:tcW w:type="dxa" w:w="2600"/>
-          </w:tcPr>
-          <w:p>
-            <w:pPr>
-              <w:jc w:val="left"/>
-            </w:pPr>
-            <w:r>
-              <w:rPr>
-                <w:rFonts w:ascii="Times New Roman" w:cs="Times New Roman" w:eastAsia="Times New Roman" w:hAnsi="Times New Roman"/>
-                <w:b w:val="false"/>
-                <w:bCs w:val="false"/>
-                <w:sz w:val="18"/>
-                <w:szCs w:val="18"/>
-              </w:rPr>
-              <w:t xml:space="preserve">- Tính được độ tan, nồng độ phần trăm; nồng độ mol theo công thức.</w:t>
-            </w:r>
-          </w:p>
-        </w:tc>
-        <w:tc>
-          <w:tcPr>
-            <w:tcW w:type="dxa" w:w="1600"/>
-          </w:tcPr>
-          <w:p>
-            <w:pPr>
-              <w:jc w:val="center"/>
-            </w:pPr>
-            <w:r>
-              <w:rPr>
-                <w:rFonts w:ascii="Times New Roman" w:cs="Times New Roman" w:eastAsia="Times New Roman" w:hAnsi="Times New Roman"/>
-                <w:b w:val="false"/>
-                <w:bCs w:val="false"/>
-                <w:sz w:val="18"/>
-                <w:szCs w:val="18"/>
-              </w:rPr>
-              <w:t xml:space="preserve">CELL_CHEMISTRY_M3
-SPEC_lesson-8-4</w:t>
-            </w:r>
-          </w:p>
-        </w:tc>
-        <w:tc>
-          <w:tcPr>
-            <w:tcW w:type="dxa" w:w="2600"/>
-          </w:tcPr>
-          <w:p>
-            <w:pPr>
-              <w:jc w:val="left"/>
-            </w:pPr>
-            <w:r>
-              <w:rPr>
-                <w:rFonts w:ascii="Times New Roman" w:cs="Times New Roman" w:eastAsia="Times New Roman" w:hAnsi="Times New Roman"/>
-                <w:b w:val="false"/>
-                <w:bCs w:val="false"/>
-                <w:sz w:val="18"/>
-                <w:szCs w:val="18"/>
-              </w:rPr>
-              <w:t xml:space="preserve">Áp suất chất lỏng và sự an toàn khi lặn sâu dưới biển (Khía cạnh: Dung dịch và nồng độ dung dịch)
-[Stimulus: TABLE]</w:t>
-            </w:r>
-          </w:p>
-        </w:tc>
-        <w:tc>
-          <w:tcPr>
-            <w:tcW w:type="dxa" w:w="2600"/>
-          </w:tcPr>
-          <w:p>
-            <w:pPr>
-              <w:jc w:val="left"/>
-            </w:pPr>
-            <w:r>
-              <w:rPr>
-                <w:rFonts w:ascii="Times New Roman" w:cs="Times New Roman" w:eastAsia="Times New Roman" w:hAnsi="Times New Roman"/>
-                <w:b w:val="false"/>
-                <w:bCs w:val="false"/>
-                <w:sz w:val="18"/>
-                <w:szCs w:val="18"/>
-              </w:rPr>
-              <w:t xml:space="preserve">NOAA Diving Manual &amp; KHTN 8 [Chủ đề: Dung dịch và nồng độ dung dịch]
-(URL: https://www.noaa.gov/)</w:t>
             </w:r>
           </w:p>
         </w:tc>

--- a/exports/qa-package/06_Traceability_Report_KHTN8.docx
+++ b/exports/qa-package/06_Traceability_Report_KHTN8.docx
@@ -269,29 +269,27 @@
                 <w:sz w:val="18"/>
                 <w:szCs w:val="18"/>
               </w:rPr>
-              <w:t xml:space="preserve">Xâm nhập mặn tại các cửa sông ven biển Bến Tre và Trà Vinh vào mùa khô (Khía cạnh: Sử dụng một số hóa chất, thiết bị cơ bản trong phòng thí nghiệm)
-[Stimulus: CHART]</w:t>
-            </w:r>
-          </w:p>
-        </w:tc>
-        <w:tc>
-          <w:tcPr>
-            <w:tcW w:type="dxa" w:w="2600"/>
-          </w:tcPr>
-          <w:p>
-            <w:pPr>
-              <w:jc w:val="left"/>
-            </w:pPr>
-            <w:r>
-              <w:rPr>
-                <w:rFonts w:ascii="Times New Roman" w:cs="Times New Roman" w:eastAsia="Times New Roman" w:hAnsi="Times New Roman"/>
-                <w:b w:val="false"/>
-                <w:bCs w:val="false"/>
-                <w:sz w:val="18"/>
-                <w:szCs w:val="18"/>
-              </w:rPr>
-              <w:t xml:space="preserve">Trung tâm Dự báo Khí tượng Thủy văn Quốc gia &amp; KHTN 8 [Chủ đề: Sử dụng một số hóa chất, thiết bị cơ bản trong phòng thí nghiệm]
-(URL: https://nchmf.gov.vn/)</w:t>
+              <w:t xml:space="preserve">Kiến thức cốt lõi</w:t>
+            </w:r>
+          </w:p>
+        </w:tc>
+        <w:tc>
+          <w:tcPr>
+            <w:tcW w:type="dxa" w:w="2600"/>
+          </w:tcPr>
+          <w:p>
+            <w:pPr>
+              <w:jc w:val="left"/>
+            </w:pPr>
+            <w:r>
+              <w:rPr>
+                <w:rFonts w:ascii="Times New Roman" w:cs="Times New Roman" w:eastAsia="Times New Roman" w:hAnsi="Times New Roman"/>
+                <w:b w:val="false"/>
+                <w:bCs w:val="false"/>
+                <w:sz w:val="18"/>
+                <w:szCs w:val="18"/>
+              </w:rPr>
+              <w:t xml:space="preserve">SGK Khoa học tự nhiên 8 - Kết nối tri thức</w:t>
             </w:r>
           </w:p>
         </w:tc>
@@ -374,28 +372,27 @@
                 <w:sz w:val="18"/>
                 <w:szCs w:val="18"/>
               </w:rPr>
-              <w:t xml:space="preserve">Đo huyết áp và nhịp tim của học sinh trước và sau khi chạy cự ly 100m (Khía cạnh: Sử dụng một số hóa chất, thiết bị cơ bản trong phòng thí nghiệm)
-[Stimulus: TABLE]</w:t>
-            </w:r>
-          </w:p>
-        </w:tc>
-        <w:tc>
-          <w:tcPr>
-            <w:tcW w:type="dxa" w:w="2600"/>
-          </w:tcPr>
-          <w:p>
-            <w:pPr>
-              <w:jc w:val="left"/>
-            </w:pPr>
-            <w:r>
-              <w:rPr>
-                <w:rFonts w:ascii="Times New Roman" w:cs="Times New Roman" w:eastAsia="Times New Roman" w:hAnsi="Times New Roman"/>
-                <w:b w:val="false"/>
-                <w:bCs w:val="false"/>
-                <w:sz w:val="18"/>
-                <w:szCs w:val="18"/>
-              </w:rPr>
-              <w:t xml:space="preserve">Viện Y học Thể thao Việt Nam &amp; KHTN 8 Kết nối tri thức [Chủ đề: Sử dụng một số hóa chất, thiết bị cơ bản trong phòng thí nghiệm]</w:t>
+              <w:t xml:space="preserve">Kiến thức cốt lõi</w:t>
+            </w:r>
+          </w:p>
+        </w:tc>
+        <w:tc>
+          <w:tcPr>
+            <w:tcW w:type="dxa" w:w="2600"/>
+          </w:tcPr>
+          <w:p>
+            <w:pPr>
+              <w:jc w:val="left"/>
+            </w:pPr>
+            <w:r>
+              <w:rPr>
+                <w:rFonts w:ascii="Times New Roman" w:cs="Times New Roman" w:eastAsia="Times New Roman" w:hAnsi="Times New Roman"/>
+                <w:b w:val="false"/>
+                <w:bCs w:val="false"/>
+                <w:sz w:val="18"/>
+                <w:szCs w:val="18"/>
+              </w:rPr>
+              <w:t xml:space="preserve">SGK Khoa học tự nhiên 8 - Kết nối tri thức</w:t>
             </w:r>
           </w:p>
         </w:tc>
@@ -478,29 +475,27 @@
                 <w:sz w:val="18"/>
                 <w:szCs w:val="18"/>
               </w:rPr>
-              <w:t xml:space="preserve">Áp suất chất lỏng và sự an toàn khi lặn sâu dưới biển (Khía cạnh: Phản ứng hóa học)
-[Stimulus: TABLE]</w:t>
-            </w:r>
-          </w:p>
-        </w:tc>
-        <w:tc>
-          <w:tcPr>
-            <w:tcW w:type="dxa" w:w="2600"/>
-          </w:tcPr>
-          <w:p>
-            <w:pPr>
-              <w:jc w:val="left"/>
-            </w:pPr>
-            <w:r>
-              <w:rPr>
-                <w:rFonts w:ascii="Times New Roman" w:cs="Times New Roman" w:eastAsia="Times New Roman" w:hAnsi="Times New Roman"/>
-                <w:b w:val="false"/>
-                <w:bCs w:val="false"/>
-                <w:sz w:val="18"/>
-                <w:szCs w:val="18"/>
-              </w:rPr>
-              <w:t xml:space="preserve">NOAA Diving Manual &amp; KHTN 8 [Chủ đề: Phản ứng hóa học]
-(URL: https://www.noaa.gov/)</w:t>
+              <w:t xml:space="preserve">Kiến thức cốt lõi</w:t>
+            </w:r>
+          </w:p>
+        </w:tc>
+        <w:tc>
+          <w:tcPr>
+            <w:tcW w:type="dxa" w:w="2600"/>
+          </w:tcPr>
+          <w:p>
+            <w:pPr>
+              <w:jc w:val="left"/>
+            </w:pPr>
+            <w:r>
+              <w:rPr>
+                <w:rFonts w:ascii="Times New Roman" w:cs="Times New Roman" w:eastAsia="Times New Roman" w:hAnsi="Times New Roman"/>
+                <w:b w:val="false"/>
+                <w:bCs w:val="false"/>
+                <w:sz w:val="18"/>
+                <w:szCs w:val="18"/>
+              </w:rPr>
+              <w:t xml:space="preserve">SGK Khoa học tự nhiên 8 - Kết nối tri thức</w:t>
             </w:r>
           </w:p>
         </w:tc>
@@ -583,29 +578,27 @@
                 <w:sz w:val="18"/>
                 <w:szCs w:val="18"/>
               </w:rPr>
-              <w:t xml:space="preserve">Xâm nhập mặn tại các cửa sông ven biển Bến Tre và Trà Vinh vào mùa khô (Khía cạnh: Phản ứng hóa học)
-[Stimulus: CHART]</w:t>
-            </w:r>
-          </w:p>
-        </w:tc>
-        <w:tc>
-          <w:tcPr>
-            <w:tcW w:type="dxa" w:w="2600"/>
-          </w:tcPr>
-          <w:p>
-            <w:pPr>
-              <w:jc w:val="left"/>
-            </w:pPr>
-            <w:r>
-              <w:rPr>
-                <w:rFonts w:ascii="Times New Roman" w:cs="Times New Roman" w:eastAsia="Times New Roman" w:hAnsi="Times New Roman"/>
-                <w:b w:val="false"/>
-                <w:bCs w:val="false"/>
-                <w:sz w:val="18"/>
-                <w:szCs w:val="18"/>
-              </w:rPr>
-              <w:t xml:space="preserve">Trung tâm Dự báo Khí tượng Thủy văn Quốc gia &amp; KHTN 8 [Chủ đề: Phản ứng hóa học]
-(URL: https://nchmf.gov.vn/)</w:t>
+              <w:t xml:space="preserve">Kiến thức cốt lõi</w:t>
+            </w:r>
+          </w:p>
+        </w:tc>
+        <w:tc>
+          <w:tcPr>
+            <w:tcW w:type="dxa" w:w="2600"/>
+          </w:tcPr>
+          <w:p>
+            <w:pPr>
+              <w:jc w:val="left"/>
+            </w:pPr>
+            <w:r>
+              <w:rPr>
+                <w:rFonts w:ascii="Times New Roman" w:cs="Times New Roman" w:eastAsia="Times New Roman" w:hAnsi="Times New Roman"/>
+                <w:b w:val="false"/>
+                <w:bCs w:val="false"/>
+                <w:sz w:val="18"/>
+                <w:szCs w:val="18"/>
+              </w:rPr>
+              <w:t xml:space="preserve">SGK Khoa học tự nhiên 8 - Kết nối tri thức</w:t>
             </w:r>
           </w:p>
         </w:tc>
@@ -688,28 +681,27 @@
                 <w:sz w:val="18"/>
                 <w:szCs w:val="18"/>
               </w:rPr>
-              <w:t xml:space="preserve">Đo huyết áp và nhịp tim của học sinh trước và sau khi chạy cự ly 100m (Khía cạnh: Mol và tỉ khối chất khí)
-[Stimulus: TABLE]</w:t>
-            </w:r>
-          </w:p>
-        </w:tc>
-        <w:tc>
-          <w:tcPr>
-            <w:tcW w:type="dxa" w:w="2600"/>
-          </w:tcPr>
-          <w:p>
-            <w:pPr>
-              <w:jc w:val="left"/>
-            </w:pPr>
-            <w:r>
-              <w:rPr>
-                <w:rFonts w:ascii="Times New Roman" w:cs="Times New Roman" w:eastAsia="Times New Roman" w:hAnsi="Times New Roman"/>
-                <w:b w:val="false"/>
-                <w:bCs w:val="false"/>
-                <w:sz w:val="18"/>
-                <w:szCs w:val="18"/>
-              </w:rPr>
-              <w:t xml:space="preserve">Viện Y học Thể thao Việt Nam &amp; KHTN 8 Kết nối tri thức [Chủ đề: Mol và tỉ khối chất khí]</w:t>
+              <w:t xml:space="preserve">Kiến thức cốt lõi</w:t>
+            </w:r>
+          </w:p>
+        </w:tc>
+        <w:tc>
+          <w:tcPr>
+            <w:tcW w:type="dxa" w:w="2600"/>
+          </w:tcPr>
+          <w:p>
+            <w:pPr>
+              <w:jc w:val="left"/>
+            </w:pPr>
+            <w:r>
+              <w:rPr>
+                <w:rFonts w:ascii="Times New Roman" w:cs="Times New Roman" w:eastAsia="Times New Roman" w:hAnsi="Times New Roman"/>
+                <w:b w:val="false"/>
+                <w:bCs w:val="false"/>
+                <w:sz w:val="18"/>
+                <w:szCs w:val="18"/>
+              </w:rPr>
+              <w:t xml:space="preserve">SGK Khoa học tự nhiên 8 - Kết nối tri thức</w:t>
             </w:r>
           </w:p>
         </w:tc>
@@ -792,6 +784,933 @@
                 <w:sz w:val="18"/>
                 <w:szCs w:val="18"/>
               </w:rPr>
+              <w:t xml:space="preserve">Kiến thức cốt lõi</w:t>
+            </w:r>
+          </w:p>
+        </w:tc>
+        <w:tc>
+          <w:tcPr>
+            <w:tcW w:type="dxa" w:w="2600"/>
+          </w:tcPr>
+          <w:p>
+            <w:pPr>
+              <w:jc w:val="left"/>
+            </w:pPr>
+            <w:r>
+              <w:rPr>
+                <w:rFonts w:ascii="Times New Roman" w:cs="Times New Roman" w:eastAsia="Times New Roman" w:hAnsi="Times New Roman"/>
+                <w:b w:val="false"/>
+                <w:bCs w:val="false"/>
+                <w:sz w:val="18"/>
+                <w:szCs w:val="18"/>
+              </w:rPr>
+              <w:t xml:space="preserve">SGK Khoa học tự nhiên 8 - Kết nối tri thức</w:t>
+            </w:r>
+          </w:p>
+        </w:tc>
+      </w:tr>
+      <w:tr>
+        <w:tc>
+          <w:tcPr>
+            <w:tcW w:type="dxa" w:w="600"/>
+          </w:tcPr>
+          <w:p>
+            <w:pPr>
+              <w:jc w:val="center"/>
+            </w:pPr>
+            <w:r>
+              <w:rPr>
+                <w:rFonts w:ascii="Times New Roman" w:cs="Times New Roman" w:eastAsia="Times New Roman" w:hAnsi="Times New Roman"/>
+                <w:b/>
+                <w:bCs/>
+                <w:sz w:val="18"/>
+                <w:szCs w:val="18"/>
+              </w:rPr>
+              <w:t xml:space="preserve">Câu 7</w:t>
+            </w:r>
+          </w:p>
+        </w:tc>
+        <w:tc>
+          <w:tcPr>
+            <w:tcW w:type="dxa" w:w="2600"/>
+          </w:tcPr>
+          <w:p>
+            <w:pPr>
+              <w:jc w:val="left"/>
+            </w:pPr>
+            <w:r>
+              <w:rPr>
+                <w:rFonts w:ascii="Times New Roman" w:cs="Times New Roman" w:eastAsia="Times New Roman" w:hAnsi="Times New Roman"/>
+                <w:b w:val="false"/>
+                <w:bCs w:val="false"/>
+                <w:sz w:val="18"/>
+                <w:szCs w:val="18"/>
+              </w:rPr>
+              <w:t xml:space="preserve">Dung dịch và nồng độ 4 - Nêu được dung dịch là hỗn hợp lỏng đồng nhất của các chất đã tan trong nhau.</w:t>
+            </w:r>
+          </w:p>
+        </w:tc>
+        <w:tc>
+          <w:tcPr>
+            <w:tcW w:type="dxa" w:w="1600"/>
+          </w:tcPr>
+          <w:p>
+            <w:pPr>
+              <w:jc w:val="center"/>
+            </w:pPr>
+            <w:r>
+              <w:rPr>
+                <w:rFonts w:ascii="Times New Roman" w:cs="Times New Roman" w:eastAsia="Times New Roman" w:hAnsi="Times New Roman"/>
+                <w:b w:val="false"/>
+                <w:bCs w:val="false"/>
+                <w:sz w:val="18"/>
+                <w:szCs w:val="18"/>
+              </w:rPr>
+              <w:t xml:space="preserve">CELL_CHEMISTRY_M1
+SPEC_lesson-8-4</w:t>
+            </w:r>
+          </w:p>
+        </w:tc>
+        <w:tc>
+          <w:tcPr>
+            <w:tcW w:type="dxa" w:w="2600"/>
+          </w:tcPr>
+          <w:p>
+            <w:pPr>
+              <w:jc w:val="left"/>
+            </w:pPr>
+            <w:r>
+              <w:rPr>
+                <w:rFonts w:ascii="Times New Roman" w:cs="Times New Roman" w:eastAsia="Times New Roman" w:hAnsi="Times New Roman"/>
+                <w:b w:val="false"/>
+                <w:bCs w:val="false"/>
+                <w:sz w:val="18"/>
+                <w:szCs w:val="18"/>
+              </w:rPr>
+              <w:t xml:space="preserve">Kiến thức cốt lõi</w:t>
+            </w:r>
+          </w:p>
+        </w:tc>
+        <w:tc>
+          <w:tcPr>
+            <w:tcW w:type="dxa" w:w="2600"/>
+          </w:tcPr>
+          <w:p>
+            <w:pPr>
+              <w:jc w:val="left"/>
+            </w:pPr>
+            <w:r>
+              <w:rPr>
+                <w:rFonts w:ascii="Times New Roman" w:cs="Times New Roman" w:eastAsia="Times New Roman" w:hAnsi="Times New Roman"/>
+                <w:b w:val="false"/>
+                <w:bCs w:val="false"/>
+                <w:sz w:val="18"/>
+                <w:szCs w:val="18"/>
+              </w:rPr>
+              <w:t xml:space="preserve">SGK Khoa học tự nhiên 8 - Kết nối tri thức</w:t>
+            </w:r>
+          </w:p>
+        </w:tc>
+      </w:tr>
+      <w:tr>
+        <w:tc>
+          <w:tcPr>
+            <w:tcW w:type="dxa" w:w="600"/>
+          </w:tcPr>
+          <w:p>
+            <w:pPr>
+              <w:jc w:val="center"/>
+            </w:pPr>
+            <w:r>
+              <w:rPr>
+                <w:rFonts w:ascii="Times New Roman" w:cs="Times New Roman" w:eastAsia="Times New Roman" w:hAnsi="Times New Roman"/>
+                <w:b/>
+                <w:bCs/>
+                <w:sz w:val="18"/>
+                <w:szCs w:val="18"/>
+              </w:rPr>
+              <w:t xml:space="preserve">Câu 8</w:t>
+            </w:r>
+          </w:p>
+        </w:tc>
+        <w:tc>
+          <w:tcPr>
+            <w:tcW w:type="dxa" w:w="2600"/>
+          </w:tcPr>
+          <w:p>
+            <w:pPr>
+              <w:jc w:val="left"/>
+            </w:pPr>
+            <w:r>
+              <w:rPr>
+                <w:rFonts w:ascii="Times New Roman" w:cs="Times New Roman" w:eastAsia="Times New Roman" w:hAnsi="Times New Roman"/>
+                <w:b w:val="false"/>
+                <w:bCs w:val="false"/>
+                <w:sz w:val="18"/>
+                <w:szCs w:val="18"/>
+              </w:rPr>
+              <w:t xml:space="preserve">Dung dịch và nồng độ 4 - Nêu được dung dịch là hỗn hợp lỏng đồng nhất của các chất đã tan trong nhau.</w:t>
+            </w:r>
+          </w:p>
+        </w:tc>
+        <w:tc>
+          <w:tcPr>
+            <w:tcW w:type="dxa" w:w="1600"/>
+          </w:tcPr>
+          <w:p>
+            <w:pPr>
+              <w:jc w:val="center"/>
+            </w:pPr>
+            <w:r>
+              <w:rPr>
+                <w:rFonts w:ascii="Times New Roman" w:cs="Times New Roman" w:eastAsia="Times New Roman" w:hAnsi="Times New Roman"/>
+                <w:b w:val="false"/>
+                <w:bCs w:val="false"/>
+                <w:sz w:val="18"/>
+                <w:szCs w:val="18"/>
+              </w:rPr>
+              <w:t xml:space="preserve">CELL_CHEMISTRY_M1
+SPEC_lesson-8-4</w:t>
+            </w:r>
+          </w:p>
+        </w:tc>
+        <w:tc>
+          <w:tcPr>
+            <w:tcW w:type="dxa" w:w="2600"/>
+          </w:tcPr>
+          <w:p>
+            <w:pPr>
+              <w:jc w:val="left"/>
+            </w:pPr>
+            <w:r>
+              <w:rPr>
+                <w:rFonts w:ascii="Times New Roman" w:cs="Times New Roman" w:eastAsia="Times New Roman" w:hAnsi="Times New Roman"/>
+                <w:b w:val="false"/>
+                <w:bCs w:val="false"/>
+                <w:sz w:val="18"/>
+                <w:szCs w:val="18"/>
+              </w:rPr>
+              <w:t xml:space="preserve">Kiến thức cốt lõi</w:t>
+            </w:r>
+          </w:p>
+        </w:tc>
+        <w:tc>
+          <w:tcPr>
+            <w:tcW w:type="dxa" w:w="2600"/>
+          </w:tcPr>
+          <w:p>
+            <w:pPr>
+              <w:jc w:val="left"/>
+            </w:pPr>
+            <w:r>
+              <w:rPr>
+                <w:rFonts w:ascii="Times New Roman" w:cs="Times New Roman" w:eastAsia="Times New Roman" w:hAnsi="Times New Roman"/>
+                <w:b w:val="false"/>
+                <w:bCs w:val="false"/>
+                <w:sz w:val="18"/>
+                <w:szCs w:val="18"/>
+              </w:rPr>
+              <w:t xml:space="preserve">SGK Khoa học tự nhiên 8 - Kết nối tri thức</w:t>
+            </w:r>
+          </w:p>
+        </w:tc>
+      </w:tr>
+      <w:tr>
+        <w:tc>
+          <w:tcPr>
+            <w:tcW w:type="dxa" w:w="600"/>
+          </w:tcPr>
+          <w:p>
+            <w:pPr>
+              <w:jc w:val="center"/>
+            </w:pPr>
+            <w:r>
+              <w:rPr>
+                <w:rFonts w:ascii="Times New Roman" w:cs="Times New Roman" w:eastAsia="Times New Roman" w:hAnsi="Times New Roman"/>
+                <w:b/>
+                <w:bCs/>
+                <w:sz w:val="18"/>
+                <w:szCs w:val="18"/>
+              </w:rPr>
+              <w:t xml:space="preserve">Câu 9</w:t>
+            </w:r>
+          </w:p>
+        </w:tc>
+        <w:tc>
+          <w:tcPr>
+            <w:tcW w:type="dxa" w:w="2600"/>
+          </w:tcPr>
+          <w:p>
+            <w:pPr>
+              <w:jc w:val="left"/>
+            </w:pPr>
+            <w:r>
+              <w:rPr>
+                <w:rFonts w:ascii="Times New Roman" w:cs="Times New Roman" w:eastAsia="Times New Roman" w:hAnsi="Times New Roman"/>
+                <w:b w:val="false"/>
+                <w:bCs w:val="false"/>
+                <w:sz w:val="18"/>
+                <w:szCs w:val="18"/>
+              </w:rPr>
+              <w:t xml:space="preserve">5 - Tiến hành được thí nghiệm để chứng minh: Trong phản ứng hoá học, khối lượng được bảo toàn.</w:t>
+            </w:r>
+          </w:p>
+        </w:tc>
+        <w:tc>
+          <w:tcPr>
+            <w:tcW w:type="dxa" w:w="1600"/>
+          </w:tcPr>
+          <w:p>
+            <w:pPr>
+              <w:jc w:val="center"/>
+            </w:pPr>
+            <w:r>
+              <w:rPr>
+                <w:rFonts w:ascii="Times New Roman" w:cs="Times New Roman" w:eastAsia="Times New Roman" w:hAnsi="Times New Roman"/>
+                <w:b w:val="false"/>
+                <w:bCs w:val="false"/>
+                <w:sz w:val="18"/>
+                <w:szCs w:val="18"/>
+              </w:rPr>
+              <w:t xml:space="preserve">CELL_CHEMISTRY_M1
+SPEC_lesson-8-5</w:t>
+            </w:r>
+          </w:p>
+        </w:tc>
+        <w:tc>
+          <w:tcPr>
+            <w:tcW w:type="dxa" w:w="2600"/>
+          </w:tcPr>
+          <w:p>
+            <w:pPr>
+              <w:jc w:val="left"/>
+            </w:pPr>
+            <w:r>
+              <w:rPr>
+                <w:rFonts w:ascii="Times New Roman" w:cs="Times New Roman" w:eastAsia="Times New Roman" w:hAnsi="Times New Roman"/>
+                <w:b w:val="false"/>
+                <w:bCs w:val="false"/>
+                <w:sz w:val="18"/>
+                <w:szCs w:val="18"/>
+              </w:rPr>
+              <w:t xml:space="preserve">Kiến thức cốt lõi</w:t>
+            </w:r>
+          </w:p>
+        </w:tc>
+        <w:tc>
+          <w:tcPr>
+            <w:tcW w:type="dxa" w:w="2600"/>
+          </w:tcPr>
+          <w:p>
+            <w:pPr>
+              <w:jc w:val="left"/>
+            </w:pPr>
+            <w:r>
+              <w:rPr>
+                <w:rFonts w:ascii="Times New Roman" w:cs="Times New Roman" w:eastAsia="Times New Roman" w:hAnsi="Times New Roman"/>
+                <w:b w:val="false"/>
+                <w:bCs w:val="false"/>
+                <w:sz w:val="18"/>
+                <w:szCs w:val="18"/>
+              </w:rPr>
+              <w:t xml:space="preserve">SGK Khoa học tự nhiên 8 - Kết nối tri thức</w:t>
+            </w:r>
+          </w:p>
+        </w:tc>
+      </w:tr>
+      <w:tr>
+        <w:tc>
+          <w:tcPr>
+            <w:tcW w:type="dxa" w:w="600"/>
+          </w:tcPr>
+          <w:p>
+            <w:pPr>
+              <w:jc w:val="center"/>
+            </w:pPr>
+            <w:r>
+              <w:rPr>
+                <w:rFonts w:ascii="Times New Roman" w:cs="Times New Roman" w:eastAsia="Times New Roman" w:hAnsi="Times New Roman"/>
+                <w:b/>
+                <w:bCs/>
+                <w:sz w:val="18"/>
+                <w:szCs w:val="18"/>
+              </w:rPr>
+              <w:t xml:space="preserve">Câu 10</w:t>
+            </w:r>
+          </w:p>
+        </w:tc>
+        <w:tc>
+          <w:tcPr>
+            <w:tcW w:type="dxa" w:w="2600"/>
+          </w:tcPr>
+          <w:p>
+            <w:pPr>
+              <w:jc w:val="left"/>
+            </w:pPr>
+            <w:r>
+              <w:rPr>
+                <w:rFonts w:ascii="Times New Roman" w:cs="Times New Roman" w:eastAsia="Times New Roman" w:hAnsi="Times New Roman"/>
+                <w:b w:val="false"/>
+                <w:bCs w:val="false"/>
+                <w:sz w:val="18"/>
+                <w:szCs w:val="18"/>
+              </w:rPr>
+              <w:t xml:space="preserve">5 - Tiến hành được thí nghiệm để chứng minh: Trong phản ứng hoá học, khối lượng được bảo toàn.</w:t>
+            </w:r>
+          </w:p>
+        </w:tc>
+        <w:tc>
+          <w:tcPr>
+            <w:tcW w:type="dxa" w:w="1600"/>
+          </w:tcPr>
+          <w:p>
+            <w:pPr>
+              <w:jc w:val="center"/>
+            </w:pPr>
+            <w:r>
+              <w:rPr>
+                <w:rFonts w:ascii="Times New Roman" w:cs="Times New Roman" w:eastAsia="Times New Roman" w:hAnsi="Times New Roman"/>
+                <w:b w:val="false"/>
+                <w:bCs w:val="false"/>
+                <w:sz w:val="18"/>
+                <w:szCs w:val="18"/>
+              </w:rPr>
+              <w:t xml:space="preserve">CELL_CHEMISTRY_M1
+SPEC_lesson-8-5</w:t>
+            </w:r>
+          </w:p>
+        </w:tc>
+        <w:tc>
+          <w:tcPr>
+            <w:tcW w:type="dxa" w:w="2600"/>
+          </w:tcPr>
+          <w:p>
+            <w:pPr>
+              <w:jc w:val="left"/>
+            </w:pPr>
+            <w:r>
+              <w:rPr>
+                <w:rFonts w:ascii="Times New Roman" w:cs="Times New Roman" w:eastAsia="Times New Roman" w:hAnsi="Times New Roman"/>
+                <w:b w:val="false"/>
+                <w:bCs w:val="false"/>
+                <w:sz w:val="18"/>
+                <w:szCs w:val="18"/>
+              </w:rPr>
+              <w:t xml:space="preserve">Kiến thức cốt lõi</w:t>
+            </w:r>
+          </w:p>
+        </w:tc>
+        <w:tc>
+          <w:tcPr>
+            <w:tcW w:type="dxa" w:w="2600"/>
+          </w:tcPr>
+          <w:p>
+            <w:pPr>
+              <w:jc w:val="left"/>
+            </w:pPr>
+            <w:r>
+              <w:rPr>
+                <w:rFonts w:ascii="Times New Roman" w:cs="Times New Roman" w:eastAsia="Times New Roman" w:hAnsi="Times New Roman"/>
+                <w:b w:val="false"/>
+                <w:bCs w:val="false"/>
+                <w:sz w:val="18"/>
+                <w:szCs w:val="18"/>
+              </w:rPr>
+              <w:t xml:space="preserve">SGK Khoa học tự nhiên 8 - Kết nối tri thức</w:t>
+            </w:r>
+          </w:p>
+        </w:tc>
+      </w:tr>
+      <w:tr>
+        <w:tc>
+          <w:tcPr>
+            <w:tcW w:type="dxa" w:w="600"/>
+          </w:tcPr>
+          <w:p>
+            <w:pPr>
+              <w:jc w:val="center"/>
+            </w:pPr>
+            <w:r>
+              <w:rPr>
+                <w:rFonts w:ascii="Times New Roman" w:cs="Times New Roman" w:eastAsia="Times New Roman" w:hAnsi="Times New Roman"/>
+                <w:b/>
+                <w:bCs/>
+                <w:sz w:val="18"/>
+                <w:szCs w:val="18"/>
+              </w:rPr>
+              <w:t xml:space="preserve">Câu 11</w:t>
+            </w:r>
+          </w:p>
+        </w:tc>
+        <w:tc>
+          <w:tcPr>
+            <w:tcW w:type="dxa" w:w="2600"/>
+          </w:tcPr>
+          <w:p>
+            <w:pPr>
+              <w:jc w:val="left"/>
+            </w:pPr>
+            <w:r>
+              <w:rPr>
+                <w:rFonts w:ascii="Times New Roman" w:cs="Times New Roman" w:eastAsia="Times New Roman" w:hAnsi="Times New Roman"/>
+                <w:b w:val="false"/>
+                <w:bCs w:val="false"/>
+                <w:sz w:val="18"/>
+                <w:szCs w:val="18"/>
+              </w:rPr>
+              <w:t xml:space="preserve">5 - Tiến hành được thí nghiệm để chứng minh: Trong phản ứng hoá học, khối lượng được bảo toàn.</w:t>
+            </w:r>
+          </w:p>
+        </w:tc>
+        <w:tc>
+          <w:tcPr>
+            <w:tcW w:type="dxa" w:w="1600"/>
+          </w:tcPr>
+          <w:p>
+            <w:pPr>
+              <w:jc w:val="center"/>
+            </w:pPr>
+            <w:r>
+              <w:rPr>
+                <w:rFonts w:ascii="Times New Roman" w:cs="Times New Roman" w:eastAsia="Times New Roman" w:hAnsi="Times New Roman"/>
+                <w:b w:val="false"/>
+                <w:bCs w:val="false"/>
+                <w:sz w:val="18"/>
+                <w:szCs w:val="18"/>
+              </w:rPr>
+              <w:t xml:space="preserve">CELL_CHEMISTRY_M1
+SPEC_lesson-8-5</w:t>
+            </w:r>
+          </w:p>
+        </w:tc>
+        <w:tc>
+          <w:tcPr>
+            <w:tcW w:type="dxa" w:w="2600"/>
+          </w:tcPr>
+          <w:p>
+            <w:pPr>
+              <w:jc w:val="left"/>
+            </w:pPr>
+            <w:r>
+              <w:rPr>
+                <w:rFonts w:ascii="Times New Roman" w:cs="Times New Roman" w:eastAsia="Times New Roman" w:hAnsi="Times New Roman"/>
+                <w:b w:val="false"/>
+                <w:bCs w:val="false"/>
+                <w:sz w:val="18"/>
+                <w:szCs w:val="18"/>
+              </w:rPr>
+              <w:t xml:space="preserve">Kiến thức cốt lõi</w:t>
+            </w:r>
+          </w:p>
+        </w:tc>
+        <w:tc>
+          <w:tcPr>
+            <w:tcW w:type="dxa" w:w="2600"/>
+          </w:tcPr>
+          <w:p>
+            <w:pPr>
+              <w:jc w:val="left"/>
+            </w:pPr>
+            <w:r>
+              <w:rPr>
+                <w:rFonts w:ascii="Times New Roman" w:cs="Times New Roman" w:eastAsia="Times New Roman" w:hAnsi="Times New Roman"/>
+                <w:b w:val="false"/>
+                <w:bCs w:val="false"/>
+                <w:sz w:val="18"/>
+                <w:szCs w:val="18"/>
+              </w:rPr>
+              <w:t xml:space="preserve">SGK Khoa học tự nhiên 8 - Kết nối tri thức</w:t>
+            </w:r>
+          </w:p>
+        </w:tc>
+      </w:tr>
+      <w:tr>
+        <w:tc>
+          <w:tcPr>
+            <w:tcW w:type="dxa" w:w="600"/>
+          </w:tcPr>
+          <w:p>
+            <w:pPr>
+              <w:jc w:val="center"/>
+            </w:pPr>
+            <w:r>
+              <w:rPr>
+                <w:rFonts w:ascii="Times New Roman" w:cs="Times New Roman" w:eastAsia="Times New Roman" w:hAnsi="Times New Roman"/>
+                <w:b/>
+                <w:bCs/>
+                <w:sz w:val="18"/>
+                <w:szCs w:val="18"/>
+              </w:rPr>
+              <w:t xml:space="preserve">Câu 12</w:t>
+            </w:r>
+          </w:p>
+        </w:tc>
+        <w:tc>
+          <w:tcPr>
+            <w:tcW w:type="dxa" w:w="2600"/>
+          </w:tcPr>
+          <w:p>
+            <w:pPr>
+              <w:jc w:val="left"/>
+            </w:pPr>
+            <w:r>
+              <w:rPr>
+                <w:rFonts w:ascii="Times New Roman" w:cs="Times New Roman" w:eastAsia="Times New Roman" w:hAnsi="Times New Roman"/>
+                <w:b w:val="false"/>
+                <w:bCs w:val="false"/>
+                <w:sz w:val="18"/>
+                <w:szCs w:val="18"/>
+              </w:rPr>
+              <w:t xml:space="preserve">Tính theo phương trình hoá học 4 - Tính được lượng chất trong phương trình hóa học theo số mol, khối lượng hoặc thể tích ở điều kiện 1 bar và 25 0 C.</w:t>
+            </w:r>
+          </w:p>
+        </w:tc>
+        <w:tc>
+          <w:tcPr>
+            <w:tcW w:type="dxa" w:w="1600"/>
+          </w:tcPr>
+          <w:p>
+            <w:pPr>
+              <w:jc w:val="center"/>
+            </w:pPr>
+            <w:r>
+              <w:rPr>
+                <w:rFonts w:ascii="Times New Roman" w:cs="Times New Roman" w:eastAsia="Times New Roman" w:hAnsi="Times New Roman"/>
+                <w:b w:val="false"/>
+                <w:bCs w:val="false"/>
+                <w:sz w:val="18"/>
+                <w:szCs w:val="18"/>
+              </w:rPr>
+              <w:t xml:space="preserve">CELL_CHEMISTRY_M1
+SPEC_lesson-8-6</w:t>
+            </w:r>
+          </w:p>
+        </w:tc>
+        <w:tc>
+          <w:tcPr>
+            <w:tcW w:type="dxa" w:w="2600"/>
+          </w:tcPr>
+          <w:p>
+            <w:pPr>
+              <w:jc w:val="left"/>
+            </w:pPr>
+            <w:r>
+              <w:rPr>
+                <w:rFonts w:ascii="Times New Roman" w:cs="Times New Roman" w:eastAsia="Times New Roman" w:hAnsi="Times New Roman"/>
+                <w:b w:val="false"/>
+                <w:bCs w:val="false"/>
+                <w:sz w:val="18"/>
+                <w:szCs w:val="18"/>
+              </w:rPr>
+              <w:t xml:space="preserve">Kiến thức cốt lõi</w:t>
+            </w:r>
+          </w:p>
+        </w:tc>
+        <w:tc>
+          <w:tcPr>
+            <w:tcW w:type="dxa" w:w="2600"/>
+          </w:tcPr>
+          <w:p>
+            <w:pPr>
+              <w:jc w:val="left"/>
+            </w:pPr>
+            <w:r>
+              <w:rPr>
+                <w:rFonts w:ascii="Times New Roman" w:cs="Times New Roman" w:eastAsia="Times New Roman" w:hAnsi="Times New Roman"/>
+                <w:b w:val="false"/>
+                <w:bCs w:val="false"/>
+                <w:sz w:val="18"/>
+                <w:szCs w:val="18"/>
+              </w:rPr>
+              <w:t xml:space="preserve">SGK Khoa học tự nhiên 8 - Kết nối tri thức</w:t>
+            </w:r>
+          </w:p>
+        </w:tc>
+      </w:tr>
+      <w:tr>
+        <w:tc>
+          <w:tcPr>
+            <w:tcW w:type="dxa" w:w="600"/>
+          </w:tcPr>
+          <w:p>
+            <w:pPr>
+              <w:jc w:val="center"/>
+            </w:pPr>
+            <w:r>
+              <w:rPr>
+                <w:rFonts w:ascii="Times New Roman" w:cs="Times New Roman" w:eastAsia="Times New Roman" w:hAnsi="Times New Roman"/>
+                <w:b/>
+                <w:bCs/>
+                <w:sz w:val="18"/>
+                <w:szCs w:val="18"/>
+              </w:rPr>
+              <w:t xml:space="preserve">Câu 13</w:t>
+            </w:r>
+          </w:p>
+        </w:tc>
+        <w:tc>
+          <w:tcPr>
+            <w:tcW w:type="dxa" w:w="2600"/>
+          </w:tcPr>
+          <w:p>
+            <w:pPr>
+              <w:jc w:val="left"/>
+            </w:pPr>
+            <w:r>
+              <w:rPr>
+                <w:rFonts w:ascii="Times New Roman" w:cs="Times New Roman" w:eastAsia="Times New Roman" w:hAnsi="Times New Roman"/>
+                <w:b w:val="false"/>
+                <w:bCs w:val="false"/>
+                <w:sz w:val="18"/>
+                <w:szCs w:val="18"/>
+              </w:rPr>
+              <w:t xml:space="preserve">Tính theo phương trình hoá học 4 - Tính được lượng chất trong phương trình hóa học theo số mol, khối lượng hoặc thể tích ở điều kiện 1 bar và 25 0 C.</w:t>
+            </w:r>
+          </w:p>
+        </w:tc>
+        <w:tc>
+          <w:tcPr>
+            <w:tcW w:type="dxa" w:w="1600"/>
+          </w:tcPr>
+          <w:p>
+            <w:pPr>
+              <w:jc w:val="center"/>
+            </w:pPr>
+            <w:r>
+              <w:rPr>
+                <w:rFonts w:ascii="Times New Roman" w:cs="Times New Roman" w:eastAsia="Times New Roman" w:hAnsi="Times New Roman"/>
+                <w:b w:val="false"/>
+                <w:bCs w:val="false"/>
+                <w:sz w:val="18"/>
+                <w:szCs w:val="18"/>
+              </w:rPr>
+              <w:t xml:space="preserve">CELL_CHEMISTRY_M1
+SPEC_lesson-8-6</w:t>
+            </w:r>
+          </w:p>
+        </w:tc>
+        <w:tc>
+          <w:tcPr>
+            <w:tcW w:type="dxa" w:w="2600"/>
+          </w:tcPr>
+          <w:p>
+            <w:pPr>
+              <w:jc w:val="left"/>
+            </w:pPr>
+            <w:r>
+              <w:rPr>
+                <w:rFonts w:ascii="Times New Roman" w:cs="Times New Roman" w:eastAsia="Times New Roman" w:hAnsi="Times New Roman"/>
+                <w:b w:val="false"/>
+                <w:bCs w:val="false"/>
+                <w:sz w:val="18"/>
+                <w:szCs w:val="18"/>
+              </w:rPr>
+              <w:t xml:space="preserve">Kiến thức cốt lõi</w:t>
+            </w:r>
+          </w:p>
+        </w:tc>
+        <w:tc>
+          <w:tcPr>
+            <w:tcW w:type="dxa" w:w="2600"/>
+          </w:tcPr>
+          <w:p>
+            <w:pPr>
+              <w:jc w:val="left"/>
+            </w:pPr>
+            <w:r>
+              <w:rPr>
+                <w:rFonts w:ascii="Times New Roman" w:cs="Times New Roman" w:eastAsia="Times New Roman" w:hAnsi="Times New Roman"/>
+                <w:b w:val="false"/>
+                <w:bCs w:val="false"/>
+                <w:sz w:val="18"/>
+                <w:szCs w:val="18"/>
+              </w:rPr>
+              <w:t xml:space="preserve">SGK Khoa học tự nhiên 8 - Kết nối tri thức</w:t>
+            </w:r>
+          </w:p>
+        </w:tc>
+      </w:tr>
+      <w:tr>
+        <w:tc>
+          <w:tcPr>
+            <w:tcW w:type="dxa" w:w="600"/>
+          </w:tcPr>
+          <w:p>
+            <w:pPr>
+              <w:jc w:val="center"/>
+            </w:pPr>
+            <w:r>
+              <w:rPr>
+                <w:rFonts w:ascii="Times New Roman" w:cs="Times New Roman" w:eastAsia="Times New Roman" w:hAnsi="Times New Roman"/>
+                <w:b/>
+                <w:bCs/>
+                <w:sz w:val="18"/>
+                <w:szCs w:val="18"/>
+              </w:rPr>
+              <w:t xml:space="preserve">Câu 14</w:t>
+            </w:r>
+          </w:p>
+        </w:tc>
+        <w:tc>
+          <w:tcPr>
+            <w:tcW w:type="dxa" w:w="2600"/>
+          </w:tcPr>
+          <w:p>
+            <w:pPr>
+              <w:jc w:val="left"/>
+            </w:pPr>
+            <w:r>
+              <w:rPr>
+                <w:rFonts w:ascii="Times New Roman" w:cs="Times New Roman" w:eastAsia="Times New Roman" w:hAnsi="Times New Roman"/>
+                <w:b w:val="false"/>
+                <w:bCs w:val="false"/>
+                <w:sz w:val="18"/>
+                <w:szCs w:val="18"/>
+              </w:rPr>
+              <w:t xml:space="preserve">Tính theo phương trình hoá học 4 - Tính được lượng chất trong phương trình hóa học theo số mol, khối lượng hoặc thể tích ở điều kiện 1 bar và 25 0 C.</w:t>
+            </w:r>
+          </w:p>
+        </w:tc>
+        <w:tc>
+          <w:tcPr>
+            <w:tcW w:type="dxa" w:w="1600"/>
+          </w:tcPr>
+          <w:p>
+            <w:pPr>
+              <w:jc w:val="center"/>
+            </w:pPr>
+            <w:r>
+              <w:rPr>
+                <w:rFonts w:ascii="Times New Roman" w:cs="Times New Roman" w:eastAsia="Times New Roman" w:hAnsi="Times New Roman"/>
+                <w:b w:val="false"/>
+                <w:bCs w:val="false"/>
+                <w:sz w:val="18"/>
+                <w:szCs w:val="18"/>
+              </w:rPr>
+              <w:t xml:space="preserve">CELL_CHEMISTRY_M1
+SPEC_lesson-8-6</w:t>
+            </w:r>
+          </w:p>
+        </w:tc>
+        <w:tc>
+          <w:tcPr>
+            <w:tcW w:type="dxa" w:w="2600"/>
+          </w:tcPr>
+          <w:p>
+            <w:pPr>
+              <w:jc w:val="left"/>
+            </w:pPr>
+            <w:r>
+              <w:rPr>
+                <w:rFonts w:ascii="Times New Roman" w:cs="Times New Roman" w:eastAsia="Times New Roman" w:hAnsi="Times New Roman"/>
+                <w:b w:val="false"/>
+                <w:bCs w:val="false"/>
+                <w:sz w:val="18"/>
+                <w:szCs w:val="18"/>
+              </w:rPr>
+              <w:t xml:space="preserve">Kiến thức cốt lõi</w:t>
+            </w:r>
+          </w:p>
+        </w:tc>
+        <w:tc>
+          <w:tcPr>
+            <w:tcW w:type="dxa" w:w="2600"/>
+          </w:tcPr>
+          <w:p>
+            <w:pPr>
+              <w:jc w:val="left"/>
+            </w:pPr>
+            <w:r>
+              <w:rPr>
+                <w:rFonts w:ascii="Times New Roman" w:cs="Times New Roman" w:eastAsia="Times New Roman" w:hAnsi="Times New Roman"/>
+                <w:b w:val="false"/>
+                <w:bCs w:val="false"/>
+                <w:sz w:val="18"/>
+                <w:szCs w:val="18"/>
+              </w:rPr>
+              <w:t xml:space="preserve">SGK Khoa học tự nhiên 8 - Kết nối tri thức</w:t>
+            </w:r>
+          </w:p>
+        </w:tc>
+      </w:tr>
+      <w:tr>
+        <w:tc>
+          <w:tcPr>
+            <w:tcW w:type="dxa" w:w="600"/>
+          </w:tcPr>
+          <w:p>
+            <w:pPr>
+              <w:jc w:val="center"/>
+            </w:pPr>
+            <w:r>
+              <w:rPr>
+                <w:rFonts w:ascii="Times New Roman" w:cs="Times New Roman" w:eastAsia="Times New Roman" w:hAnsi="Times New Roman"/>
+                <w:b/>
+                <w:bCs/>
+                <w:sz w:val="18"/>
+                <w:szCs w:val="18"/>
+              </w:rPr>
+              <w:t xml:space="preserve">Câu 15</w:t>
+            </w:r>
+          </w:p>
+        </w:tc>
+        <w:tc>
+          <w:tcPr>
+            <w:tcW w:type="dxa" w:w="2600"/>
+          </w:tcPr>
+          <w:p>
+            <w:pPr>
+              <w:jc w:val="left"/>
+            </w:pPr>
+            <w:r>
+              <w:rPr>
+                <w:rFonts w:ascii="Times New Roman" w:cs="Times New Roman" w:eastAsia="Times New Roman" w:hAnsi="Times New Roman"/>
+                <w:b w:val="false"/>
+                <w:bCs w:val="false"/>
+                <w:sz w:val="18"/>
+                <w:szCs w:val="18"/>
+              </w:rPr>
+              <w:t xml:space="preserve">Dung dịch và nồng độ 4 - Nêu được dung dịch là hỗn hợp lỏng đồng nhất của các chất đã tan trong nhau.</w:t>
+            </w:r>
+          </w:p>
+        </w:tc>
+        <w:tc>
+          <w:tcPr>
+            <w:tcW w:type="dxa" w:w="1600"/>
+          </w:tcPr>
+          <w:p>
+            <w:pPr>
+              <w:jc w:val="center"/>
+            </w:pPr>
+            <w:r>
+              <w:rPr>
+                <w:rFonts w:ascii="Times New Roman" w:cs="Times New Roman" w:eastAsia="Times New Roman" w:hAnsi="Times New Roman"/>
+                <w:b w:val="false"/>
+                <w:bCs w:val="false"/>
+                <w:sz w:val="18"/>
+                <w:szCs w:val="18"/>
+              </w:rPr>
+              <w:t xml:space="preserve">CELL_CHEMISTRY_M2
+SPEC_lesson-8-4</w:t>
+            </w:r>
+          </w:p>
+        </w:tc>
+        <w:tc>
+          <w:tcPr>
+            <w:tcW w:type="dxa" w:w="2600"/>
+          </w:tcPr>
+          <w:p>
+            <w:pPr>
+              <w:jc w:val="left"/>
+            </w:pPr>
+            <w:r>
+              <w:rPr>
+                <w:rFonts w:ascii="Times New Roman" w:cs="Times New Roman" w:eastAsia="Times New Roman" w:hAnsi="Times New Roman"/>
+                <w:b w:val="false"/>
+                <w:bCs w:val="false"/>
+                <w:sz w:val="18"/>
+                <w:szCs w:val="18"/>
+              </w:rPr>
               <w:t xml:space="preserve">Áp suất chất lỏng và sự an toàn khi lặn sâu dưới biển (Khía cạnh: Dung dịch và nồng độ dung dịch)
 [Stimulus: TABLE]</w:t>
             </w:r>
@@ -836,27 +1755,27 @@
                 <w:sz w:val="18"/>
                 <w:szCs w:val="18"/>
               </w:rPr>
-              <w:t xml:space="preserve">Câu 7</w:t>
-            </w:r>
-          </w:p>
-        </w:tc>
-        <w:tc>
-          <w:tcPr>
-            <w:tcW w:type="dxa" w:w="2600"/>
-          </w:tcPr>
-          <w:p>
-            <w:pPr>
-              <w:jc w:val="left"/>
-            </w:pPr>
-            <w:r>
-              <w:rPr>
-                <w:rFonts w:ascii="Times New Roman" w:cs="Times New Roman" w:eastAsia="Times New Roman" w:hAnsi="Times New Roman"/>
-                <w:b w:val="false"/>
-                <w:bCs w:val="false"/>
-                <w:sz w:val="18"/>
-                <w:szCs w:val="18"/>
-              </w:rPr>
-              <w:t xml:space="preserve">Dung dịch và nồng độ 4 - Nêu được dung dịch là hỗn hợp lỏng đồng nhất của các chất đã tan trong nhau.</w:t>
+              <w:t xml:space="preserve">Câu 16</w:t>
+            </w:r>
+          </w:p>
+        </w:tc>
+        <w:tc>
+          <w:tcPr>
+            <w:tcW w:type="dxa" w:w="2600"/>
+          </w:tcPr>
+          <w:p>
+            <w:pPr>
+              <w:jc w:val="left"/>
+            </w:pPr>
+            <w:r>
+              <w:rPr>
+                <w:rFonts w:ascii="Times New Roman" w:cs="Times New Roman" w:eastAsia="Times New Roman" w:hAnsi="Times New Roman"/>
+                <w:b w:val="false"/>
+                <w:bCs w:val="false"/>
+                <w:sz w:val="18"/>
+                <w:szCs w:val="18"/>
+              </w:rPr>
+              <w:t xml:space="preserve">5 - Tiến hành được thí nghiệm để chứng minh: Trong phản ứng hoá học, khối lượng được bảo toàn.</w:t>
             </w:r>
           </w:p>
         </w:tc>
@@ -876,7 +1795,111 @@
                 <w:sz w:val="18"/>
                 <w:szCs w:val="18"/>
               </w:rPr>
-              <w:t xml:space="preserve">CELL_CHEMISTRY_M1
+              <w:t xml:space="preserve">CELL_CHEMISTRY_M2
+SPEC_lesson-8-5</w:t>
+            </w:r>
+          </w:p>
+        </w:tc>
+        <w:tc>
+          <w:tcPr>
+            <w:tcW w:type="dxa" w:w="2600"/>
+          </w:tcPr>
+          <w:p>
+            <w:pPr>
+              <w:jc w:val="left"/>
+            </w:pPr>
+            <w:r>
+              <w:rPr>
+                <w:rFonts w:ascii="Times New Roman" w:cs="Times New Roman" w:eastAsia="Times New Roman" w:hAnsi="Times New Roman"/>
+                <w:b w:val="false"/>
+                <w:bCs w:val="false"/>
+                <w:sz w:val="18"/>
+                <w:szCs w:val="18"/>
+              </w:rPr>
+              <w:t xml:space="preserve">Định luật bảo toàn khối lượng trong phản ứng nung đá vôi (CaCO3) sản xuất vôi sống
+[Stimulus: TABLE]</w:t>
+            </w:r>
+          </w:p>
+        </w:tc>
+        <w:tc>
+          <w:tcPr>
+            <w:tcW w:type="dxa" w:w="2600"/>
+          </w:tcPr>
+          <w:p>
+            <w:pPr>
+              <w:jc w:val="left"/>
+            </w:pPr>
+            <w:r>
+              <w:rPr>
+                <w:rFonts w:ascii="Times New Roman" w:cs="Times New Roman" w:eastAsia="Times New Roman" w:hAnsi="Times New Roman"/>
+                <w:b w:val="false"/>
+                <w:bCs w:val="false"/>
+                <w:sz w:val="18"/>
+                <w:szCs w:val="18"/>
+              </w:rPr>
+              <w:t xml:space="preserve">SGK KHTN 8 Cánh Diều — Bài Định luật bảo toàn khối lượng</w:t>
+            </w:r>
+          </w:p>
+        </w:tc>
+      </w:tr>
+      <w:tr>
+        <w:tc>
+          <w:tcPr>
+            <w:tcW w:type="dxa" w:w="600"/>
+          </w:tcPr>
+          <w:p>
+            <w:pPr>
+              <w:jc w:val="center"/>
+            </w:pPr>
+            <w:r>
+              <w:rPr>
+                <w:rFonts w:ascii="Times New Roman" w:cs="Times New Roman" w:eastAsia="Times New Roman" w:hAnsi="Times New Roman"/>
+                <w:b/>
+                <w:bCs/>
+                <w:sz w:val="18"/>
+                <w:szCs w:val="18"/>
+              </w:rPr>
+              <w:t xml:space="preserve">Câu 17</w:t>
+            </w:r>
+          </w:p>
+        </w:tc>
+        <w:tc>
+          <w:tcPr>
+            <w:tcW w:type="dxa" w:w="2600"/>
+          </w:tcPr>
+          <w:p>
+            <w:pPr>
+              <w:jc w:val="left"/>
+            </w:pPr>
+            <w:r>
+              <w:rPr>
+                <w:rFonts w:ascii="Times New Roman" w:cs="Times New Roman" w:eastAsia="Times New Roman" w:hAnsi="Times New Roman"/>
+                <w:b w:val="false"/>
+                <w:bCs w:val="false"/>
+                <w:sz w:val="18"/>
+                <w:szCs w:val="18"/>
+              </w:rPr>
+              <w:t xml:space="preserve">- Tính được độ tan, nồng độ phần trăm; nồng độ mol theo công thức.</w:t>
+            </w:r>
+          </w:p>
+        </w:tc>
+        <w:tc>
+          <w:tcPr>
+            <w:tcW w:type="dxa" w:w="1600"/>
+          </w:tcPr>
+          <w:p>
+            <w:pPr>
+              <w:jc w:val="center"/>
+            </w:pPr>
+            <w:r>
+              <w:rPr>
+                <w:rFonts w:ascii="Times New Roman" w:cs="Times New Roman" w:eastAsia="Times New Roman" w:hAnsi="Times New Roman"/>
+                <w:b w:val="false"/>
+                <w:bCs w:val="false"/>
+                <w:sz w:val="18"/>
+                <w:szCs w:val="18"/>
+              </w:rPr>
+              <w:t xml:space="preserve">CELL_CHEMISTRY_M3
 SPEC_lesson-8-4</w:t>
             </w:r>
           </w:p>
@@ -941,27 +1964,27 @@
                 <w:sz w:val="18"/>
                 <w:szCs w:val="18"/>
               </w:rPr>
-              <w:t xml:space="preserve">Câu 8</w:t>
-            </w:r>
-          </w:p>
-        </w:tc>
-        <w:tc>
-          <w:tcPr>
-            <w:tcW w:type="dxa" w:w="2600"/>
-          </w:tcPr>
-          <w:p>
-            <w:pPr>
-              <w:jc w:val="left"/>
-            </w:pPr>
-            <w:r>
-              <w:rPr>
-                <w:rFonts w:ascii="Times New Roman" w:cs="Times New Roman" w:eastAsia="Times New Roman" w:hAnsi="Times New Roman"/>
-                <w:b w:val="false"/>
-                <w:bCs w:val="false"/>
-                <w:sz w:val="18"/>
-                <w:szCs w:val="18"/>
-              </w:rPr>
-              <w:t xml:space="preserve">Dung dịch và nồng độ 4 - Nêu được dung dịch là hỗn hợp lỏng đồng nhất của các chất đã tan trong nhau.</w:t>
+              <w:t xml:space="preserve">Câu 18</w:t>
+            </w:r>
+          </w:p>
+        </w:tc>
+        <w:tc>
+          <w:tcPr>
+            <w:tcW w:type="dxa" w:w="2600"/>
+          </w:tcPr>
+          <w:p>
+            <w:pPr>
+              <w:jc w:val="left"/>
+            </w:pPr>
+            <w:r>
+              <w:rPr>
+                <w:rFonts w:ascii="Times New Roman" w:cs="Times New Roman" w:eastAsia="Times New Roman" w:hAnsi="Times New Roman"/>
+                <w:b w:val="false"/>
+                <w:bCs w:val="false"/>
+                <w:sz w:val="18"/>
+                <w:szCs w:val="18"/>
+              </w:rPr>
+              <w:t xml:space="preserve">5 - Tiến hành được thí nghiệm để chứng minh: Trong phản ứng hoá học, khối lượng được bảo toàn.</w:t>
             </w:r>
           </w:p>
         </w:tc>
@@ -981,7 +2004,215 @@
                 <w:sz w:val="18"/>
                 <w:szCs w:val="18"/>
               </w:rPr>
-              <w:t xml:space="preserve">CELL_CHEMISTRY_M2
+              <w:t xml:space="preserve">CELL_CHEMISTRY_M3
+SPEC_lesson-8-5</w:t>
+            </w:r>
+          </w:p>
+        </w:tc>
+        <w:tc>
+          <w:tcPr>
+            <w:tcW w:type="dxa" w:w="2600"/>
+          </w:tcPr>
+          <w:p>
+            <w:pPr>
+              <w:jc w:val="left"/>
+            </w:pPr>
+            <w:r>
+              <w:rPr>
+                <w:rFonts w:ascii="Times New Roman" w:cs="Times New Roman" w:eastAsia="Times New Roman" w:hAnsi="Times New Roman"/>
+                <w:b w:val="false"/>
+                <w:bCs w:val="false"/>
+                <w:sz w:val="18"/>
+                <w:szCs w:val="18"/>
+              </w:rPr>
+              <w:t xml:space="preserve">Định luật bảo toàn khối lượng trong phản ứng nung đá vôi (CaCO3) sản xuất vôi sống
+[Stimulus: TEXT]</w:t>
+            </w:r>
+          </w:p>
+        </w:tc>
+        <w:tc>
+          <w:tcPr>
+            <w:tcW w:type="dxa" w:w="2600"/>
+          </w:tcPr>
+          <w:p>
+            <w:pPr>
+              <w:jc w:val="left"/>
+            </w:pPr>
+            <w:r>
+              <w:rPr>
+                <w:rFonts w:ascii="Times New Roman" w:cs="Times New Roman" w:eastAsia="Times New Roman" w:hAnsi="Times New Roman"/>
+                <w:b w:val="false"/>
+                <w:bCs w:val="false"/>
+                <w:sz w:val="18"/>
+                <w:szCs w:val="18"/>
+              </w:rPr>
+              <w:t xml:space="preserve">SGK KHTN 8 Cánh Diều — Bài Định luật bảo toàn khối lượng</w:t>
+            </w:r>
+          </w:p>
+        </w:tc>
+      </w:tr>
+      <w:tr>
+        <w:tc>
+          <w:tcPr>
+            <w:tcW w:type="dxa" w:w="600"/>
+          </w:tcPr>
+          <w:p>
+            <w:pPr>
+              <w:jc w:val="center"/>
+            </w:pPr>
+            <w:r>
+              <w:rPr>
+                <w:rFonts w:ascii="Times New Roman" w:cs="Times New Roman" w:eastAsia="Times New Roman" w:hAnsi="Times New Roman"/>
+                <w:b/>
+                <w:bCs/>
+                <w:sz w:val="18"/>
+                <w:szCs w:val="18"/>
+              </w:rPr>
+              <w:t xml:space="preserve">Câu 19</w:t>
+            </w:r>
+          </w:p>
+        </w:tc>
+        <w:tc>
+          <w:tcPr>
+            <w:tcW w:type="dxa" w:w="2600"/>
+          </w:tcPr>
+          <w:p>
+            <w:pPr>
+              <w:jc w:val="left"/>
+            </w:pPr>
+            <w:r>
+              <w:rPr>
+                <w:rFonts w:ascii="Times New Roman" w:cs="Times New Roman" w:eastAsia="Times New Roman" w:hAnsi="Times New Roman"/>
+                <w:b w:val="false"/>
+                <w:bCs w:val="false"/>
+                <w:sz w:val="18"/>
+                <w:szCs w:val="18"/>
+              </w:rPr>
+              <w:t xml:space="preserve">Tính theo phương trình hoá học 4 - Tính được lượng chất trong phương trình hóa học theo số mol, khối lượng hoặc thể tích ở điều kiện 1 bar và 25 0 C.</w:t>
+            </w:r>
+          </w:p>
+        </w:tc>
+        <w:tc>
+          <w:tcPr>
+            <w:tcW w:type="dxa" w:w="1600"/>
+          </w:tcPr>
+          <w:p>
+            <w:pPr>
+              <w:jc w:val="center"/>
+            </w:pPr>
+            <w:r>
+              <w:rPr>
+                <w:rFonts w:ascii="Times New Roman" w:cs="Times New Roman" w:eastAsia="Times New Roman" w:hAnsi="Times New Roman"/>
+                <w:b w:val="false"/>
+                <w:bCs w:val="false"/>
+                <w:sz w:val="18"/>
+                <w:szCs w:val="18"/>
+              </w:rPr>
+              <w:t xml:space="preserve">CELL_CHEMISTRY_M3
+SPEC_lesson-8-6</w:t>
+            </w:r>
+          </w:p>
+        </w:tc>
+        <w:tc>
+          <w:tcPr>
+            <w:tcW w:type="dxa" w:w="2600"/>
+          </w:tcPr>
+          <w:p>
+            <w:pPr>
+              <w:jc w:val="left"/>
+            </w:pPr>
+            <w:r>
+              <w:rPr>
+                <w:rFonts w:ascii="Times New Roman" w:cs="Times New Roman" w:eastAsia="Times New Roman" w:hAnsi="Times New Roman"/>
+                <w:b w:val="false"/>
+                <w:bCs w:val="false"/>
+                <w:sz w:val="18"/>
+                <w:szCs w:val="18"/>
+              </w:rPr>
+              <w:t xml:space="preserve">Định luật bảo toàn khối lượng trong phản ứng nung đá vôi (CaCO3) sản xuất vôi sống (Góc độ khảo sát 4 - Tính theo phương trình hóa học)
+[Stimulus: TEXT]</w:t>
+            </w:r>
+          </w:p>
+        </w:tc>
+        <w:tc>
+          <w:tcPr>
+            <w:tcW w:type="dxa" w:w="2600"/>
+          </w:tcPr>
+          <w:p>
+            <w:pPr>
+              <w:jc w:val="left"/>
+            </w:pPr>
+            <w:r>
+              <w:rPr>
+                <w:rFonts w:ascii="Times New Roman" w:cs="Times New Roman" w:eastAsia="Times New Roman" w:hAnsi="Times New Roman"/>
+                <w:b w:val="false"/>
+                <w:bCs w:val="false"/>
+                <w:sz w:val="18"/>
+                <w:szCs w:val="18"/>
+              </w:rPr>
+              <w:t xml:space="preserve">SGK KHTN 8 Cánh Diều — Bài Định luật bảo toàn khối lượng (Chuyên đề Tính theo phương trình hóa học)</w:t>
+            </w:r>
+          </w:p>
+        </w:tc>
+      </w:tr>
+      <w:tr>
+        <w:tc>
+          <w:tcPr>
+            <w:tcW w:type="dxa" w:w="600"/>
+          </w:tcPr>
+          <w:p>
+            <w:pPr>
+              <w:jc w:val="center"/>
+            </w:pPr>
+            <w:r>
+              <w:rPr>
+                <w:rFonts w:ascii="Times New Roman" w:cs="Times New Roman" w:eastAsia="Times New Roman" w:hAnsi="Times New Roman"/>
+                <w:b/>
+                <w:bCs/>
+                <w:sz w:val="18"/>
+                <w:szCs w:val="18"/>
+              </w:rPr>
+              <w:t xml:space="preserve">Câu 20</w:t>
+            </w:r>
+          </w:p>
+        </w:tc>
+        <w:tc>
+          <w:tcPr>
+            <w:tcW w:type="dxa" w:w="2600"/>
+          </w:tcPr>
+          <w:p>
+            <w:pPr>
+              <w:jc w:val="left"/>
+            </w:pPr>
+            <w:r>
+              <w:rPr>
+                <w:rFonts w:ascii="Times New Roman" w:cs="Times New Roman" w:eastAsia="Times New Roman" w:hAnsi="Times New Roman"/>
+                <w:b w:val="false"/>
+                <w:bCs w:val="false"/>
+                <w:sz w:val="18"/>
+                <w:szCs w:val="18"/>
+              </w:rPr>
+              <w:t xml:space="preserve">- Tính được độ tan, nồng độ phần trăm; nồng độ mol theo công thức.</w:t>
+            </w:r>
+          </w:p>
+        </w:tc>
+        <w:tc>
+          <w:tcPr>
+            <w:tcW w:type="dxa" w:w="1600"/>
+          </w:tcPr>
+          <w:p>
+            <w:pPr>
+              <w:jc w:val="center"/>
+            </w:pPr>
+            <w:r>
+              <w:rPr>
+                <w:rFonts w:ascii="Times New Roman" w:cs="Times New Roman" w:eastAsia="Times New Roman" w:hAnsi="Times New Roman"/>
+                <w:b w:val="false"/>
+                <w:bCs w:val="false"/>
+                <w:sz w:val="18"/>
+                <w:szCs w:val="18"/>
+              </w:rPr>
+              <w:t xml:space="preserve">CELL_CHEMISTRY_M3
 SPEC_lesson-8-4</w:t>
             </w:r>
           </w:p>
@@ -1045,7 +2276,7 @@
                 <w:sz w:val="18"/>
                 <w:szCs w:val="18"/>
               </w:rPr>
-              <w:t xml:space="preserve">Câu 12</w:t>
+              <w:t xml:space="preserve">Câu 21</w:t>
             </w:r>
           </w:p>
         </w:tc>
@@ -1085,7 +2316,7 @@
                 <w:sz w:val="18"/>
                 <w:szCs w:val="18"/>
               </w:rPr>
-              <w:t xml:space="preserve">CELL_CHEMISTRY_M1
+              <w:t xml:space="preserve">CELL_CHEMISTRY_M3
 SPEC_lesson-8-5</w:t>
             </w:r>
           </w:p>
@@ -1106,27 +2337,28 @@
                 <w:sz w:val="18"/>
                 <w:szCs w:val="18"/>
               </w:rPr>
-              <w:t xml:space="preserve">Kiến thức cốt lõi</w:t>
-            </w:r>
-          </w:p>
-        </w:tc>
-        <w:tc>
-          <w:tcPr>
-            <w:tcW w:type="dxa" w:w="2600"/>
-          </w:tcPr>
-          <w:p>
-            <w:pPr>
-              <w:jc w:val="left"/>
-            </w:pPr>
-            <w:r>
-              <w:rPr>
-                <w:rFonts w:ascii="Times New Roman" w:cs="Times New Roman" w:eastAsia="Times New Roman" w:hAnsi="Times New Roman"/>
-                <w:b w:val="false"/>
-                <w:bCs w:val="false"/>
-                <w:sz w:val="18"/>
-                <w:szCs w:val="18"/>
-              </w:rPr>
-              <w:t xml:space="preserve">SGK Khoa học tự nhiên 8 - Kết nối tri thức</w:t>
+              <w:t xml:space="preserve">Định luật bảo toàn khối lượng trong phản ứng nung đá vôi (CaCO3) sản xuất vôi sống (Góc độ khảo sát 3 - Định luật bảo toàn khối lượng và phương trình hóa học)
+[Stimulus: TEXT]</w:t>
+            </w:r>
+          </w:p>
+        </w:tc>
+        <w:tc>
+          <w:tcPr>
+            <w:tcW w:type="dxa" w:w="2600"/>
+          </w:tcPr>
+          <w:p>
+            <w:pPr>
+              <w:jc w:val="left"/>
+            </w:pPr>
+            <w:r>
+              <w:rPr>
+                <w:rFonts w:ascii="Times New Roman" w:cs="Times New Roman" w:eastAsia="Times New Roman" w:hAnsi="Times New Roman"/>
+                <w:b w:val="false"/>
+                <w:bCs w:val="false"/>
+                <w:sz w:val="18"/>
+                <w:szCs w:val="18"/>
+              </w:rPr>
+              <w:t xml:space="preserve">SGK KHTN 8 Cánh Diều — Bài Định luật bảo toàn khối lượng (Chuyên đề Định luật bảo toàn khối lượng và phương trình hóa học)</w:t>
             </w:r>
           </w:p>
         </w:tc>
@@ -1148,938 +2380,7 @@
                 <w:sz w:val="18"/>
                 <w:szCs w:val="18"/>
               </w:rPr>
-              <w:t xml:space="preserve">Câu 13</w:t>
-            </w:r>
-          </w:p>
-        </w:tc>
-        <w:tc>
-          <w:tcPr>
-            <w:tcW w:type="dxa" w:w="2600"/>
-          </w:tcPr>
-          <w:p>
-            <w:pPr>
-              <w:jc w:val="left"/>
-            </w:pPr>
-            <w:r>
-              <w:rPr>
-                <w:rFonts w:ascii="Times New Roman" w:cs="Times New Roman" w:eastAsia="Times New Roman" w:hAnsi="Times New Roman"/>
-                <w:b w:val="false"/>
-                <w:bCs w:val="false"/>
-                <w:sz w:val="18"/>
-                <w:szCs w:val="18"/>
-              </w:rPr>
-              <w:t xml:space="preserve">5 - Tiến hành được thí nghiệm để chứng minh: Trong phản ứng hoá học, khối lượng được bảo toàn.</w:t>
-            </w:r>
-          </w:p>
-        </w:tc>
-        <w:tc>
-          <w:tcPr>
-            <w:tcW w:type="dxa" w:w="1600"/>
-          </w:tcPr>
-          <w:p>
-            <w:pPr>
-              <w:jc w:val="center"/>
-            </w:pPr>
-            <w:r>
-              <w:rPr>
-                <w:rFonts w:ascii="Times New Roman" w:cs="Times New Roman" w:eastAsia="Times New Roman" w:hAnsi="Times New Roman"/>
-                <w:b w:val="false"/>
-                <w:bCs w:val="false"/>
-                <w:sz w:val="18"/>
-                <w:szCs w:val="18"/>
-              </w:rPr>
-              <w:t xml:space="preserve">CELL_CHEMISTRY_M1
-SPEC_lesson-8-5</w:t>
-            </w:r>
-          </w:p>
-        </w:tc>
-        <w:tc>
-          <w:tcPr>
-            <w:tcW w:type="dxa" w:w="2600"/>
-          </w:tcPr>
-          <w:p>
-            <w:pPr>
-              <w:jc w:val="left"/>
-            </w:pPr>
-            <w:r>
-              <w:rPr>
-                <w:rFonts w:ascii="Times New Roman" w:cs="Times New Roman" w:eastAsia="Times New Roman" w:hAnsi="Times New Roman"/>
-                <w:b w:val="false"/>
-                <w:bCs w:val="false"/>
-                <w:sz w:val="18"/>
-                <w:szCs w:val="18"/>
-              </w:rPr>
-              <w:t xml:space="preserve">Kiến thức cốt lõi</w:t>
-            </w:r>
-          </w:p>
-        </w:tc>
-        <w:tc>
-          <w:tcPr>
-            <w:tcW w:type="dxa" w:w="2600"/>
-          </w:tcPr>
-          <w:p>
-            <w:pPr>
-              <w:jc w:val="left"/>
-            </w:pPr>
-            <w:r>
-              <w:rPr>
-                <w:rFonts w:ascii="Times New Roman" w:cs="Times New Roman" w:eastAsia="Times New Roman" w:hAnsi="Times New Roman"/>
-                <w:b w:val="false"/>
-                <w:bCs w:val="false"/>
-                <w:sz w:val="18"/>
-                <w:szCs w:val="18"/>
-              </w:rPr>
-              <w:t xml:space="preserve">SGK Khoa học tự nhiên 8 - Kết nối tri thức</w:t>
-            </w:r>
-          </w:p>
-        </w:tc>
-      </w:tr>
-      <w:tr>
-        <w:tc>
-          <w:tcPr>
-            <w:tcW w:type="dxa" w:w="600"/>
-          </w:tcPr>
-          <w:p>
-            <w:pPr>
-              <w:jc w:val="center"/>
-            </w:pPr>
-            <w:r>
-              <w:rPr>
-                <w:rFonts w:ascii="Times New Roman" w:cs="Times New Roman" w:eastAsia="Times New Roman" w:hAnsi="Times New Roman"/>
-                <w:b/>
-                <w:bCs/>
-                <w:sz w:val="18"/>
-                <w:szCs w:val="18"/>
-              </w:rPr>
-              <w:t xml:space="preserve">Câu 14</w:t>
-            </w:r>
-          </w:p>
-        </w:tc>
-        <w:tc>
-          <w:tcPr>
-            <w:tcW w:type="dxa" w:w="2600"/>
-          </w:tcPr>
-          <w:p>
-            <w:pPr>
-              <w:jc w:val="left"/>
-            </w:pPr>
-            <w:r>
-              <w:rPr>
-                <w:rFonts w:ascii="Times New Roman" w:cs="Times New Roman" w:eastAsia="Times New Roman" w:hAnsi="Times New Roman"/>
-                <w:b w:val="false"/>
-                <w:bCs w:val="false"/>
-                <w:sz w:val="18"/>
-                <w:szCs w:val="18"/>
-              </w:rPr>
-              <w:t xml:space="preserve">5 - Tiến hành được thí nghiệm để chứng minh: Trong phản ứng hoá học, khối lượng được bảo toàn.</w:t>
-            </w:r>
-          </w:p>
-        </w:tc>
-        <w:tc>
-          <w:tcPr>
-            <w:tcW w:type="dxa" w:w="1600"/>
-          </w:tcPr>
-          <w:p>
-            <w:pPr>
-              <w:jc w:val="center"/>
-            </w:pPr>
-            <w:r>
-              <w:rPr>
-                <w:rFonts w:ascii="Times New Roman" w:cs="Times New Roman" w:eastAsia="Times New Roman" w:hAnsi="Times New Roman"/>
-                <w:b w:val="false"/>
-                <w:bCs w:val="false"/>
-                <w:sz w:val="18"/>
-                <w:szCs w:val="18"/>
-              </w:rPr>
-              <w:t xml:space="preserve">CELL_CHEMISTRY_M2
-SPEC_lesson-8-5</w:t>
-            </w:r>
-          </w:p>
-        </w:tc>
-        <w:tc>
-          <w:tcPr>
-            <w:tcW w:type="dxa" w:w="2600"/>
-          </w:tcPr>
-          <w:p>
-            <w:pPr>
-              <w:jc w:val="left"/>
-            </w:pPr>
-            <w:r>
-              <w:rPr>
-                <w:rFonts w:ascii="Times New Roman" w:cs="Times New Roman" w:eastAsia="Times New Roman" w:hAnsi="Times New Roman"/>
-                <w:b w:val="false"/>
-                <w:bCs w:val="false"/>
-                <w:sz w:val="18"/>
-                <w:szCs w:val="18"/>
-              </w:rPr>
-              <w:t xml:space="preserve">Kiến thức cốt lõi</w:t>
-            </w:r>
-          </w:p>
-        </w:tc>
-        <w:tc>
-          <w:tcPr>
-            <w:tcW w:type="dxa" w:w="2600"/>
-          </w:tcPr>
-          <w:p>
-            <w:pPr>
-              <w:jc w:val="left"/>
-            </w:pPr>
-            <w:r>
-              <w:rPr>
-                <w:rFonts w:ascii="Times New Roman" w:cs="Times New Roman" w:eastAsia="Times New Roman" w:hAnsi="Times New Roman"/>
-                <w:b w:val="false"/>
-                <w:bCs w:val="false"/>
-                <w:sz w:val="18"/>
-                <w:szCs w:val="18"/>
-              </w:rPr>
-              <w:t xml:space="preserve">SGK Khoa học tự nhiên 8 - Kết nối tri thức</w:t>
-            </w:r>
-          </w:p>
-        </w:tc>
-      </w:tr>
-      <w:tr>
-        <w:tc>
-          <w:tcPr>
-            <w:tcW w:type="dxa" w:w="600"/>
-          </w:tcPr>
-          <w:p>
-            <w:pPr>
-              <w:jc w:val="center"/>
-            </w:pPr>
-            <w:r>
-              <w:rPr>
-                <w:rFonts w:ascii="Times New Roman" w:cs="Times New Roman" w:eastAsia="Times New Roman" w:hAnsi="Times New Roman"/>
-                <w:b/>
-                <w:bCs/>
-                <w:sz w:val="18"/>
-                <w:szCs w:val="18"/>
-              </w:rPr>
-              <w:t xml:space="preserve">Câu 18</w:t>
-            </w:r>
-          </w:p>
-        </w:tc>
-        <w:tc>
-          <w:tcPr>
-            <w:tcW w:type="dxa" w:w="2600"/>
-          </w:tcPr>
-          <w:p>
-            <w:pPr>
-              <w:jc w:val="left"/>
-            </w:pPr>
-            <w:r>
-              <w:rPr>
-                <w:rFonts w:ascii="Times New Roman" w:cs="Times New Roman" w:eastAsia="Times New Roman" w:hAnsi="Times New Roman"/>
-                <w:b w:val="false"/>
-                <w:bCs w:val="false"/>
-                <w:sz w:val="18"/>
-                <w:szCs w:val="18"/>
-              </w:rPr>
-              <w:t xml:space="preserve">Tính theo phương trình hoá học 4 - Tính được lượng chất trong phương trình hóa học theo số mol, khối lượng hoặc thể tích ở điều kiện 1 bar và 25 0 C.</w:t>
-            </w:r>
-          </w:p>
-        </w:tc>
-        <w:tc>
-          <w:tcPr>
-            <w:tcW w:type="dxa" w:w="1600"/>
-          </w:tcPr>
-          <w:p>
-            <w:pPr>
-              <w:jc w:val="center"/>
-            </w:pPr>
-            <w:r>
-              <w:rPr>
-                <w:rFonts w:ascii="Times New Roman" w:cs="Times New Roman" w:eastAsia="Times New Roman" w:hAnsi="Times New Roman"/>
-                <w:b w:val="false"/>
-                <w:bCs w:val="false"/>
-                <w:sz w:val="18"/>
-                <w:szCs w:val="18"/>
-              </w:rPr>
-              <w:t xml:space="preserve">CELL_CHEMISTRY_M1
-SPEC_lesson-8-6</w:t>
-            </w:r>
-          </w:p>
-        </w:tc>
-        <w:tc>
-          <w:tcPr>
-            <w:tcW w:type="dxa" w:w="2600"/>
-          </w:tcPr>
-          <w:p>
-            <w:pPr>
-              <w:jc w:val="left"/>
-            </w:pPr>
-            <w:r>
-              <w:rPr>
-                <w:rFonts w:ascii="Times New Roman" w:cs="Times New Roman" w:eastAsia="Times New Roman" w:hAnsi="Times New Roman"/>
-                <w:b w:val="false"/>
-                <w:bCs w:val="false"/>
-                <w:sz w:val="18"/>
-                <w:szCs w:val="18"/>
-              </w:rPr>
-              <w:t xml:space="preserve">Kiến thức cốt lõi</w:t>
-            </w:r>
-          </w:p>
-        </w:tc>
-        <w:tc>
-          <w:tcPr>
-            <w:tcW w:type="dxa" w:w="2600"/>
-          </w:tcPr>
-          <w:p>
-            <w:pPr>
-              <w:jc w:val="left"/>
-            </w:pPr>
-            <w:r>
-              <w:rPr>
-                <w:rFonts w:ascii="Times New Roman" w:cs="Times New Roman" w:eastAsia="Times New Roman" w:hAnsi="Times New Roman"/>
-                <w:b w:val="false"/>
-                <w:bCs w:val="false"/>
-                <w:sz w:val="18"/>
-                <w:szCs w:val="18"/>
-              </w:rPr>
-              <w:t xml:space="preserve">SGK Khoa học tự nhiên 8 - Kết nối tri thức</w:t>
-            </w:r>
-          </w:p>
-        </w:tc>
-      </w:tr>
-      <w:tr>
-        <w:tc>
-          <w:tcPr>
-            <w:tcW w:type="dxa" w:w="600"/>
-          </w:tcPr>
-          <w:p>
-            <w:pPr>
-              <w:jc w:val="center"/>
-            </w:pPr>
-            <w:r>
-              <w:rPr>
-                <w:rFonts w:ascii="Times New Roman" w:cs="Times New Roman" w:eastAsia="Times New Roman" w:hAnsi="Times New Roman"/>
-                <w:b/>
-                <w:bCs/>
-                <w:sz w:val="18"/>
-                <w:szCs w:val="18"/>
-              </w:rPr>
-              <w:t xml:space="preserve">Câu 19</w:t>
-            </w:r>
-          </w:p>
-        </w:tc>
-        <w:tc>
-          <w:tcPr>
-            <w:tcW w:type="dxa" w:w="2600"/>
-          </w:tcPr>
-          <w:p>
-            <w:pPr>
-              <w:jc w:val="left"/>
-            </w:pPr>
-            <w:r>
-              <w:rPr>
-                <w:rFonts w:ascii="Times New Roman" w:cs="Times New Roman" w:eastAsia="Times New Roman" w:hAnsi="Times New Roman"/>
-                <w:b w:val="false"/>
-                <w:bCs w:val="false"/>
-                <w:sz w:val="18"/>
-                <w:szCs w:val="18"/>
-              </w:rPr>
-              <w:t xml:space="preserve">Tính theo phương trình hoá học 4 - Tính được lượng chất trong phương trình hóa học theo số mol, khối lượng hoặc thể tích ở điều kiện 1 bar và 25 0 C.</w:t>
-            </w:r>
-          </w:p>
-        </w:tc>
-        <w:tc>
-          <w:tcPr>
-            <w:tcW w:type="dxa" w:w="1600"/>
-          </w:tcPr>
-          <w:p>
-            <w:pPr>
-              <w:jc w:val="center"/>
-            </w:pPr>
-            <w:r>
-              <w:rPr>
-                <w:rFonts w:ascii="Times New Roman" w:cs="Times New Roman" w:eastAsia="Times New Roman" w:hAnsi="Times New Roman"/>
-                <w:b w:val="false"/>
-                <w:bCs w:val="false"/>
-                <w:sz w:val="18"/>
-                <w:szCs w:val="18"/>
-              </w:rPr>
-              <w:t xml:space="preserve">CELL_CHEMISTRY_M1
-SPEC_lesson-8-6</w:t>
-            </w:r>
-          </w:p>
-        </w:tc>
-        <w:tc>
-          <w:tcPr>
-            <w:tcW w:type="dxa" w:w="2600"/>
-          </w:tcPr>
-          <w:p>
-            <w:pPr>
-              <w:jc w:val="left"/>
-            </w:pPr>
-            <w:r>
-              <w:rPr>
-                <w:rFonts w:ascii="Times New Roman" w:cs="Times New Roman" w:eastAsia="Times New Roman" w:hAnsi="Times New Roman"/>
-                <w:b w:val="false"/>
-                <w:bCs w:val="false"/>
-                <w:sz w:val="18"/>
-                <w:szCs w:val="18"/>
-              </w:rPr>
-              <w:t xml:space="preserve">Kiến thức cốt lõi</w:t>
-            </w:r>
-          </w:p>
-        </w:tc>
-        <w:tc>
-          <w:tcPr>
-            <w:tcW w:type="dxa" w:w="2600"/>
-          </w:tcPr>
-          <w:p>
-            <w:pPr>
-              <w:jc w:val="left"/>
-            </w:pPr>
-            <w:r>
-              <w:rPr>
-                <w:rFonts w:ascii="Times New Roman" w:cs="Times New Roman" w:eastAsia="Times New Roman" w:hAnsi="Times New Roman"/>
-                <w:b w:val="false"/>
-                <w:bCs w:val="false"/>
-                <w:sz w:val="18"/>
-                <w:szCs w:val="18"/>
-              </w:rPr>
-              <w:t xml:space="preserve">SGK Khoa học tự nhiên 8 - Kết nối tri thức</w:t>
-            </w:r>
-          </w:p>
-        </w:tc>
-      </w:tr>
-      <w:tr>
-        <w:tc>
-          <w:tcPr>
-            <w:tcW w:type="dxa" w:w="600"/>
-          </w:tcPr>
-          <w:p>
-            <w:pPr>
-              <w:jc w:val="center"/>
-            </w:pPr>
-            <w:r>
-              <w:rPr>
-                <w:rFonts w:ascii="Times New Roman" w:cs="Times New Roman" w:eastAsia="Times New Roman" w:hAnsi="Times New Roman"/>
-                <w:b/>
-                <w:bCs/>
-                <w:sz w:val="18"/>
-                <w:szCs w:val="18"/>
-              </w:rPr>
-              <w:t xml:space="preserve">Câu 20</w:t>
-            </w:r>
-          </w:p>
-        </w:tc>
-        <w:tc>
-          <w:tcPr>
-            <w:tcW w:type="dxa" w:w="2600"/>
-          </w:tcPr>
-          <w:p>
-            <w:pPr>
-              <w:jc w:val="left"/>
-            </w:pPr>
-            <w:r>
-              <w:rPr>
-                <w:rFonts w:ascii="Times New Roman" w:cs="Times New Roman" w:eastAsia="Times New Roman" w:hAnsi="Times New Roman"/>
-                <w:b w:val="false"/>
-                <w:bCs w:val="false"/>
-                <w:sz w:val="18"/>
-                <w:szCs w:val="18"/>
-              </w:rPr>
-              <w:t xml:space="preserve">Tính theo phương trình hoá học 4 - Tính được lượng chất trong phương trình hóa học theo số mol, khối lượng hoặc thể tích ở điều kiện 1 bar và 25 0 C.</w:t>
-            </w:r>
-          </w:p>
-        </w:tc>
-        <w:tc>
-          <w:tcPr>
-            <w:tcW w:type="dxa" w:w="1600"/>
-          </w:tcPr>
-          <w:p>
-            <w:pPr>
-              <w:jc w:val="center"/>
-            </w:pPr>
-            <w:r>
-              <w:rPr>
-                <w:rFonts w:ascii="Times New Roman" w:cs="Times New Roman" w:eastAsia="Times New Roman" w:hAnsi="Times New Roman"/>
-                <w:b w:val="false"/>
-                <w:bCs w:val="false"/>
-                <w:sz w:val="18"/>
-                <w:szCs w:val="18"/>
-              </w:rPr>
-              <w:t xml:space="preserve">CELL_CHEMISTRY_M2
-SPEC_lesson-8-6</w:t>
-            </w:r>
-          </w:p>
-        </w:tc>
-        <w:tc>
-          <w:tcPr>
-            <w:tcW w:type="dxa" w:w="2600"/>
-          </w:tcPr>
-          <w:p>
-            <w:pPr>
-              <w:jc w:val="left"/>
-            </w:pPr>
-            <w:r>
-              <w:rPr>
-                <w:rFonts w:ascii="Times New Roman" w:cs="Times New Roman" w:eastAsia="Times New Roman" w:hAnsi="Times New Roman"/>
-                <w:b w:val="false"/>
-                <w:bCs w:val="false"/>
-                <w:sz w:val="18"/>
-                <w:szCs w:val="18"/>
-              </w:rPr>
-              <w:t xml:space="preserve">Kiến thức cốt lõi</w:t>
-            </w:r>
-          </w:p>
-        </w:tc>
-        <w:tc>
-          <w:tcPr>
-            <w:tcW w:type="dxa" w:w="2600"/>
-          </w:tcPr>
-          <w:p>
-            <w:pPr>
-              <w:jc w:val="left"/>
-            </w:pPr>
-            <w:r>
-              <w:rPr>
-                <w:rFonts w:ascii="Times New Roman" w:cs="Times New Roman" w:eastAsia="Times New Roman" w:hAnsi="Times New Roman"/>
-                <w:b w:val="false"/>
-                <w:bCs w:val="false"/>
-                <w:sz w:val="18"/>
-                <w:szCs w:val="18"/>
-              </w:rPr>
-              <w:t xml:space="preserve">SGK Khoa học tự nhiên 8 - Kết nối tri thức</w:t>
-            </w:r>
-          </w:p>
-        </w:tc>
-      </w:tr>
-      <w:tr>
-        <w:tc>
-          <w:tcPr>
-            <w:tcW w:type="dxa" w:w="600"/>
-          </w:tcPr>
-          <w:p>
-            <w:pPr>
-              <w:jc w:val="center"/>
-            </w:pPr>
-            <w:r>
-              <w:rPr>
-                <w:rFonts w:ascii="Times New Roman" w:cs="Times New Roman" w:eastAsia="Times New Roman" w:hAnsi="Times New Roman"/>
-                <w:b/>
-                <w:bCs/>
-                <w:sz w:val="18"/>
-                <w:szCs w:val="18"/>
-              </w:rPr>
-              <w:t xml:space="preserve">Câu 9</w:t>
-            </w:r>
-          </w:p>
-        </w:tc>
-        <w:tc>
-          <w:tcPr>
-            <w:tcW w:type="dxa" w:w="2600"/>
-          </w:tcPr>
-          <w:p>
-            <w:pPr>
-              <w:jc w:val="left"/>
-            </w:pPr>
-            <w:r>
-              <w:rPr>
-                <w:rFonts w:ascii="Times New Roman" w:cs="Times New Roman" w:eastAsia="Times New Roman" w:hAnsi="Times New Roman"/>
-                <w:b w:val="false"/>
-                <w:bCs w:val="false"/>
-                <w:sz w:val="18"/>
-                <w:szCs w:val="18"/>
-              </w:rPr>
-              <w:t xml:space="preserve">Dung dịch và nồng độ 4 - Nêu được dung dịch là hỗn hợp lỏng đồng nhất của các chất đã tan trong nhau.</w:t>
-            </w:r>
-          </w:p>
-        </w:tc>
-        <w:tc>
-          <w:tcPr>
-            <w:tcW w:type="dxa" w:w="1600"/>
-          </w:tcPr>
-          <w:p>
-            <w:pPr>
-              <w:jc w:val="center"/>
-            </w:pPr>
-            <w:r>
-              <w:rPr>
-                <w:rFonts w:ascii="Times New Roman" w:cs="Times New Roman" w:eastAsia="Times New Roman" w:hAnsi="Times New Roman"/>
-                <w:b w:val="false"/>
-                <w:bCs w:val="false"/>
-                <w:sz w:val="18"/>
-                <w:szCs w:val="18"/>
-              </w:rPr>
-              <w:t xml:space="preserve">CELL_CHEMISTRY_M2
-SPEC_lesson-8-4</w:t>
-            </w:r>
-          </w:p>
-        </w:tc>
-        <w:tc>
-          <w:tcPr>
-            <w:tcW w:type="dxa" w:w="2600"/>
-          </w:tcPr>
-          <w:p>
-            <w:pPr>
-              <w:jc w:val="left"/>
-            </w:pPr>
-            <w:r>
-              <w:rPr>
-                <w:rFonts w:ascii="Times New Roman" w:cs="Times New Roman" w:eastAsia="Times New Roman" w:hAnsi="Times New Roman"/>
-                <w:b w:val="false"/>
-                <w:bCs w:val="false"/>
-                <w:sz w:val="18"/>
-                <w:szCs w:val="18"/>
-              </w:rPr>
-              <w:t xml:space="preserve">Áp suất chất lỏng và sự an toàn khi lặn sâu dưới biển (Khía cạnh: Dung dịch và nồng độ dung dịch)
-[Stimulus: TABLE]</w:t>
-            </w:r>
-          </w:p>
-        </w:tc>
-        <w:tc>
-          <w:tcPr>
-            <w:tcW w:type="dxa" w:w="2600"/>
-          </w:tcPr>
-          <w:p>
-            <w:pPr>
-              <w:jc w:val="left"/>
-            </w:pPr>
-            <w:r>
-              <w:rPr>
-                <w:rFonts w:ascii="Times New Roman" w:cs="Times New Roman" w:eastAsia="Times New Roman" w:hAnsi="Times New Roman"/>
-                <w:b w:val="false"/>
-                <w:bCs w:val="false"/>
-                <w:sz w:val="18"/>
-                <w:szCs w:val="18"/>
-              </w:rPr>
-              <w:t xml:space="preserve">NOAA Diving Manual &amp; KHTN 8 [Chủ đề: Dung dịch và nồng độ dung dịch]
-(URL: https://www.noaa.gov/)</w:t>
-            </w:r>
-          </w:p>
-        </w:tc>
-      </w:tr>
-      <w:tr>
-        <w:tc>
-          <w:tcPr>
-            <w:tcW w:type="dxa" w:w="600"/>
-          </w:tcPr>
-          <w:p>
-            <w:pPr>
-              <w:jc w:val="center"/>
-            </w:pPr>
-            <w:r>
-              <w:rPr>
-                <w:rFonts w:ascii="Times New Roman" w:cs="Times New Roman" w:eastAsia="Times New Roman" w:hAnsi="Times New Roman"/>
-                <w:b/>
-                <w:bCs/>
-                <w:sz w:val="18"/>
-                <w:szCs w:val="18"/>
-              </w:rPr>
-              <w:t xml:space="preserve">Câu 15</w:t>
-            </w:r>
-          </w:p>
-        </w:tc>
-        <w:tc>
-          <w:tcPr>
-            <w:tcW w:type="dxa" w:w="2600"/>
-          </w:tcPr>
-          <w:p>
-            <w:pPr>
-              <w:jc w:val="left"/>
-            </w:pPr>
-            <w:r>
-              <w:rPr>
-                <w:rFonts w:ascii="Times New Roman" w:cs="Times New Roman" w:eastAsia="Times New Roman" w:hAnsi="Times New Roman"/>
-                <w:b w:val="false"/>
-                <w:bCs w:val="false"/>
-                <w:sz w:val="18"/>
-                <w:szCs w:val="18"/>
-              </w:rPr>
-              <w:t xml:space="preserve">5 - Tiến hành được thí nghiệm để chứng minh: Trong phản ứng hoá học, khối lượng được bảo toàn.</w:t>
-            </w:r>
-          </w:p>
-        </w:tc>
-        <w:tc>
-          <w:tcPr>
-            <w:tcW w:type="dxa" w:w="1600"/>
-          </w:tcPr>
-          <w:p>
-            <w:pPr>
-              <w:jc w:val="center"/>
-            </w:pPr>
-            <w:r>
-              <w:rPr>
-                <w:rFonts w:ascii="Times New Roman" w:cs="Times New Roman" w:eastAsia="Times New Roman" w:hAnsi="Times New Roman"/>
-                <w:b w:val="false"/>
-                <w:bCs w:val="false"/>
-                <w:sz w:val="18"/>
-                <w:szCs w:val="18"/>
-              </w:rPr>
-              <w:t xml:space="preserve">CELL_CHEMISTRY_M2
-SPEC_lesson-8-5</w:t>
-            </w:r>
-          </w:p>
-        </w:tc>
-        <w:tc>
-          <w:tcPr>
-            <w:tcW w:type="dxa" w:w="2600"/>
-          </w:tcPr>
-          <w:p>
-            <w:pPr>
-              <w:jc w:val="left"/>
-            </w:pPr>
-            <w:r>
-              <w:rPr>
-                <w:rFonts w:ascii="Times New Roman" w:cs="Times New Roman" w:eastAsia="Times New Roman" w:hAnsi="Times New Roman"/>
-                <w:b w:val="false"/>
-                <w:bCs w:val="false"/>
-                <w:sz w:val="18"/>
-                <w:szCs w:val="18"/>
-              </w:rPr>
-              <w:t xml:space="preserve">Kiến thức cốt lõi</w:t>
-            </w:r>
-          </w:p>
-        </w:tc>
-        <w:tc>
-          <w:tcPr>
-            <w:tcW w:type="dxa" w:w="2600"/>
-          </w:tcPr>
-          <w:p>
-            <w:pPr>
-              <w:jc w:val="left"/>
-            </w:pPr>
-            <w:r>
-              <w:rPr>
-                <w:rFonts w:ascii="Times New Roman" w:cs="Times New Roman" w:eastAsia="Times New Roman" w:hAnsi="Times New Roman"/>
-                <w:b w:val="false"/>
-                <w:bCs w:val="false"/>
-                <w:sz w:val="18"/>
-                <w:szCs w:val="18"/>
-              </w:rPr>
-              <w:t xml:space="preserve">SGK Khoa học tự nhiên 8 - Kết nối tri thức</w:t>
-            </w:r>
-          </w:p>
-        </w:tc>
-      </w:tr>
-      <w:tr>
-        <w:tc>
-          <w:tcPr>
-            <w:tcW w:type="dxa" w:w="600"/>
-          </w:tcPr>
-          <w:p>
-            <w:pPr>
-              <w:jc w:val="center"/>
-            </w:pPr>
-            <w:r>
-              <w:rPr>
-                <w:rFonts w:ascii="Times New Roman" w:cs="Times New Roman" w:eastAsia="Times New Roman" w:hAnsi="Times New Roman"/>
-                <w:b/>
-                <w:bCs/>
-                <w:sz w:val="18"/>
-                <w:szCs w:val="18"/>
-              </w:rPr>
-              <w:t xml:space="preserve">Câu 10</w:t>
-            </w:r>
-          </w:p>
-        </w:tc>
-        <w:tc>
-          <w:tcPr>
-            <w:tcW w:type="dxa" w:w="2600"/>
-          </w:tcPr>
-          <w:p>
-            <w:pPr>
-              <w:jc w:val="left"/>
-            </w:pPr>
-            <w:r>
-              <w:rPr>
-                <w:rFonts w:ascii="Times New Roman" w:cs="Times New Roman" w:eastAsia="Times New Roman" w:hAnsi="Times New Roman"/>
-                <w:b w:val="false"/>
-                <w:bCs w:val="false"/>
-                <w:sz w:val="18"/>
-                <w:szCs w:val="18"/>
-              </w:rPr>
-              <w:t xml:space="preserve">- Tính được độ tan, nồng độ phần trăm; nồng độ mol theo công thức.</w:t>
-            </w:r>
-          </w:p>
-        </w:tc>
-        <w:tc>
-          <w:tcPr>
-            <w:tcW w:type="dxa" w:w="1600"/>
-          </w:tcPr>
-          <w:p>
-            <w:pPr>
-              <w:jc w:val="center"/>
-            </w:pPr>
-            <w:r>
-              <w:rPr>
-                <w:rFonts w:ascii="Times New Roman" w:cs="Times New Roman" w:eastAsia="Times New Roman" w:hAnsi="Times New Roman"/>
-                <w:b w:val="false"/>
-                <w:bCs w:val="false"/>
-                <w:sz w:val="18"/>
-                <w:szCs w:val="18"/>
-              </w:rPr>
-              <w:t xml:space="preserve">CELL_CHEMISTRY_M3
-SPEC_lesson-8-4</w:t>
-            </w:r>
-          </w:p>
-        </w:tc>
-        <w:tc>
-          <w:tcPr>
-            <w:tcW w:type="dxa" w:w="2600"/>
-          </w:tcPr>
-          <w:p>
-            <w:pPr>
-              <w:jc w:val="left"/>
-            </w:pPr>
-            <w:r>
-              <w:rPr>
-                <w:rFonts w:ascii="Times New Roman" w:cs="Times New Roman" w:eastAsia="Times New Roman" w:hAnsi="Times New Roman"/>
-                <w:b w:val="false"/>
-                <w:bCs w:val="false"/>
-                <w:sz w:val="18"/>
-                <w:szCs w:val="18"/>
-              </w:rPr>
-              <w:t xml:space="preserve">Xâm nhập mặn tại các cửa sông ven biển Bến Tre và Trà Vinh vào mùa khô (Khía cạnh: Dung dịch và nồng độ dung dịch)
-[Stimulus: CHART]</w:t>
-            </w:r>
-          </w:p>
-        </w:tc>
-        <w:tc>
-          <w:tcPr>
-            <w:tcW w:type="dxa" w:w="2600"/>
-          </w:tcPr>
-          <w:p>
-            <w:pPr>
-              <w:jc w:val="left"/>
-            </w:pPr>
-            <w:r>
-              <w:rPr>
-                <w:rFonts w:ascii="Times New Roman" w:cs="Times New Roman" w:eastAsia="Times New Roman" w:hAnsi="Times New Roman"/>
-                <w:b w:val="false"/>
-                <w:bCs w:val="false"/>
-                <w:sz w:val="18"/>
-                <w:szCs w:val="18"/>
-              </w:rPr>
-              <w:t xml:space="preserve">Trung tâm Dự báo Khí tượng Thủy văn Quốc gia &amp; KHTN 8 [Chủ đề: Dung dịch và nồng độ dung dịch]
-(URL: https://nchmf.gov.vn/)</w:t>
-            </w:r>
-          </w:p>
-        </w:tc>
-      </w:tr>
-      <w:tr>
-        <w:tc>
-          <w:tcPr>
-            <w:tcW w:type="dxa" w:w="600"/>
-          </w:tcPr>
-          <w:p>
-            <w:pPr>
-              <w:jc w:val="center"/>
-            </w:pPr>
-            <w:r>
-              <w:rPr>
-                <w:rFonts w:ascii="Times New Roman" w:cs="Times New Roman" w:eastAsia="Times New Roman" w:hAnsi="Times New Roman"/>
-                <w:b/>
-                <w:bCs/>
-                <w:sz w:val="18"/>
-                <w:szCs w:val="18"/>
-              </w:rPr>
-              <w:t xml:space="preserve">Câu 16</w:t>
-            </w:r>
-          </w:p>
-        </w:tc>
-        <w:tc>
-          <w:tcPr>
-            <w:tcW w:type="dxa" w:w="2600"/>
-          </w:tcPr>
-          <w:p>
-            <w:pPr>
-              <w:jc w:val="left"/>
-            </w:pPr>
-            <w:r>
-              <w:rPr>
-                <w:rFonts w:ascii="Times New Roman" w:cs="Times New Roman" w:eastAsia="Times New Roman" w:hAnsi="Times New Roman"/>
-                <w:b w:val="false"/>
-                <w:bCs w:val="false"/>
-                <w:sz w:val="18"/>
-                <w:szCs w:val="18"/>
-              </w:rPr>
-              <w:t xml:space="preserve">5 - Tiến hành được thí nghiệm để chứng minh: Trong phản ứng hoá học, khối lượng được bảo toàn.</w:t>
-            </w:r>
-          </w:p>
-        </w:tc>
-        <w:tc>
-          <w:tcPr>
-            <w:tcW w:type="dxa" w:w="1600"/>
-          </w:tcPr>
-          <w:p>
-            <w:pPr>
-              <w:jc w:val="center"/>
-            </w:pPr>
-            <w:r>
-              <w:rPr>
-                <w:rFonts w:ascii="Times New Roman" w:cs="Times New Roman" w:eastAsia="Times New Roman" w:hAnsi="Times New Roman"/>
-                <w:b w:val="false"/>
-                <w:bCs w:val="false"/>
-                <w:sz w:val="18"/>
-                <w:szCs w:val="18"/>
-              </w:rPr>
-              <w:t xml:space="preserve">CELL_CHEMISTRY_M3
-SPEC_lesson-8-5</w:t>
-            </w:r>
-          </w:p>
-        </w:tc>
-        <w:tc>
-          <w:tcPr>
-            <w:tcW w:type="dxa" w:w="2600"/>
-          </w:tcPr>
-          <w:p>
-            <w:pPr>
-              <w:jc w:val="left"/>
-            </w:pPr>
-            <w:r>
-              <w:rPr>
-                <w:rFonts w:ascii="Times New Roman" w:cs="Times New Roman" w:eastAsia="Times New Roman" w:hAnsi="Times New Roman"/>
-                <w:b w:val="false"/>
-                <w:bCs w:val="false"/>
-                <w:sz w:val="18"/>
-                <w:szCs w:val="18"/>
-              </w:rPr>
-              <w:t xml:space="preserve">Kiến thức cốt lõi</w:t>
-            </w:r>
-          </w:p>
-        </w:tc>
-        <w:tc>
-          <w:tcPr>
-            <w:tcW w:type="dxa" w:w="2600"/>
-          </w:tcPr>
-          <w:p>
-            <w:pPr>
-              <w:jc w:val="left"/>
-            </w:pPr>
-            <w:r>
-              <w:rPr>
-                <w:rFonts w:ascii="Times New Roman" w:cs="Times New Roman" w:eastAsia="Times New Roman" w:hAnsi="Times New Roman"/>
-                <w:b w:val="false"/>
-                <w:bCs w:val="false"/>
-                <w:sz w:val="18"/>
-                <w:szCs w:val="18"/>
-              </w:rPr>
-              <w:t xml:space="preserve">SGK Khoa học tự nhiên 8 - Kết nối tri thức</w:t>
-            </w:r>
-          </w:p>
-        </w:tc>
-      </w:tr>
-      <w:tr>
-        <w:tc>
-          <w:tcPr>
-            <w:tcW w:type="dxa" w:w="600"/>
-          </w:tcPr>
-          <w:p>
-            <w:pPr>
-              <w:jc w:val="center"/>
-            </w:pPr>
-            <w:r>
-              <w:rPr>
-                <w:rFonts w:ascii="Times New Roman" w:cs="Times New Roman" w:eastAsia="Times New Roman" w:hAnsi="Times New Roman"/>
-                <w:b/>
-                <w:bCs/>
-                <w:sz w:val="18"/>
-                <w:szCs w:val="18"/>
-              </w:rPr>
-              <w:t xml:space="preserve">Câu 21</w:t>
+              <w:t xml:space="preserve">Câu 22</w:t>
             </w:r>
           </w:p>
         </w:tc>
@@ -2140,337 +2441,28 @@
                 <w:sz w:val="18"/>
                 <w:szCs w:val="18"/>
               </w:rPr>
-              <w:t xml:space="preserve">Kiến thức cốt lõi</w:t>
-            </w:r>
-          </w:p>
-        </w:tc>
-        <w:tc>
-          <w:tcPr>
-            <w:tcW w:type="dxa" w:w="2600"/>
-          </w:tcPr>
-          <w:p>
-            <w:pPr>
-              <w:jc w:val="left"/>
-            </w:pPr>
-            <w:r>
-              <w:rPr>
-                <w:rFonts w:ascii="Times New Roman" w:cs="Times New Roman" w:eastAsia="Times New Roman" w:hAnsi="Times New Roman"/>
-                <w:b w:val="false"/>
-                <w:bCs w:val="false"/>
-                <w:sz w:val="18"/>
-                <w:szCs w:val="18"/>
-              </w:rPr>
-              <w:t xml:space="preserve">SGK Khoa học tự nhiên 8 - Kết nối tri thức</w:t>
-            </w:r>
-          </w:p>
-        </w:tc>
-      </w:tr>
-      <w:tr>
-        <w:tc>
-          <w:tcPr>
-            <w:tcW w:type="dxa" w:w="600"/>
-          </w:tcPr>
-          <w:p>
-            <w:pPr>
-              <w:jc w:val="center"/>
-            </w:pPr>
-            <w:r>
-              <w:rPr>
-                <w:rFonts w:ascii="Times New Roman" w:cs="Times New Roman" w:eastAsia="Times New Roman" w:hAnsi="Times New Roman"/>
-                <w:b/>
-                <w:bCs/>
-                <w:sz w:val="18"/>
-                <w:szCs w:val="18"/>
-              </w:rPr>
-              <w:t xml:space="preserve">Câu 11</w:t>
-            </w:r>
-          </w:p>
-        </w:tc>
-        <w:tc>
-          <w:tcPr>
-            <w:tcW w:type="dxa" w:w="2600"/>
-          </w:tcPr>
-          <w:p>
-            <w:pPr>
-              <w:jc w:val="left"/>
-            </w:pPr>
-            <w:r>
-              <w:rPr>
-                <w:rFonts w:ascii="Times New Roman" w:cs="Times New Roman" w:eastAsia="Times New Roman" w:hAnsi="Times New Roman"/>
-                <w:b w:val="false"/>
-                <w:bCs w:val="false"/>
-                <w:sz w:val="18"/>
-                <w:szCs w:val="18"/>
-              </w:rPr>
-              <w:t xml:space="preserve">- Tính được độ tan, nồng độ phần trăm; nồng độ mol theo công thức.</w:t>
-            </w:r>
-          </w:p>
-        </w:tc>
-        <w:tc>
-          <w:tcPr>
-            <w:tcW w:type="dxa" w:w="1600"/>
-          </w:tcPr>
-          <w:p>
-            <w:pPr>
-              <w:jc w:val="center"/>
-            </w:pPr>
-            <w:r>
-              <w:rPr>
-                <w:rFonts w:ascii="Times New Roman" w:cs="Times New Roman" w:eastAsia="Times New Roman" w:hAnsi="Times New Roman"/>
-                <w:b w:val="false"/>
-                <w:bCs w:val="false"/>
-                <w:sz w:val="18"/>
-                <w:szCs w:val="18"/>
-              </w:rPr>
-              <w:t xml:space="preserve">CELL_CHEMISTRY_M3
-SPEC_lesson-8-4</w:t>
-            </w:r>
-          </w:p>
-        </w:tc>
-        <w:tc>
-          <w:tcPr>
-            <w:tcW w:type="dxa" w:w="2600"/>
-          </w:tcPr>
-          <w:p>
-            <w:pPr>
-              <w:jc w:val="left"/>
-            </w:pPr>
-            <w:r>
-              <w:rPr>
-                <w:rFonts w:ascii="Times New Roman" w:cs="Times New Roman" w:eastAsia="Times New Roman" w:hAnsi="Times New Roman"/>
-                <w:b w:val="false"/>
-                <w:bCs w:val="false"/>
-                <w:sz w:val="18"/>
-                <w:szCs w:val="18"/>
-              </w:rPr>
-              <w:t xml:space="preserve">Đo huyết áp và nhịp tim của học sinh trước và sau khi chạy cự ly 100m (Khía cạnh: Dung dịch và nồng độ dung dịch)
-[Stimulus: TABLE]</w:t>
-            </w:r>
-          </w:p>
-        </w:tc>
-        <w:tc>
-          <w:tcPr>
-            <w:tcW w:type="dxa" w:w="2600"/>
-          </w:tcPr>
-          <w:p>
-            <w:pPr>
-              <w:jc w:val="left"/>
-            </w:pPr>
-            <w:r>
-              <w:rPr>
-                <w:rFonts w:ascii="Times New Roman" w:cs="Times New Roman" w:eastAsia="Times New Roman" w:hAnsi="Times New Roman"/>
-                <w:b w:val="false"/>
-                <w:bCs w:val="false"/>
-                <w:sz w:val="18"/>
-                <w:szCs w:val="18"/>
-              </w:rPr>
-              <w:t xml:space="preserve">Viện Y học Thể thao Việt Nam &amp; KHTN 8 Kết nối tri thức [Chủ đề: Dung dịch và nồng độ dung dịch]</w:t>
-            </w:r>
-          </w:p>
-        </w:tc>
-      </w:tr>
-      <w:tr>
-        <w:tc>
-          <w:tcPr>
-            <w:tcW w:type="dxa" w:w="600"/>
-          </w:tcPr>
-          <w:p>
-            <w:pPr>
-              <w:jc w:val="center"/>
-            </w:pPr>
-            <w:r>
-              <w:rPr>
-                <w:rFonts w:ascii="Times New Roman" w:cs="Times New Roman" w:eastAsia="Times New Roman" w:hAnsi="Times New Roman"/>
-                <w:b/>
-                <w:bCs/>
-                <w:sz w:val="18"/>
-                <w:szCs w:val="18"/>
-              </w:rPr>
-              <w:t xml:space="preserve">Câu 17</w:t>
-            </w:r>
-          </w:p>
-        </w:tc>
-        <w:tc>
-          <w:tcPr>
-            <w:tcW w:type="dxa" w:w="2600"/>
-          </w:tcPr>
-          <w:p>
-            <w:pPr>
-              <w:jc w:val="left"/>
-            </w:pPr>
-            <w:r>
-              <w:rPr>
-                <w:rFonts w:ascii="Times New Roman" w:cs="Times New Roman" w:eastAsia="Times New Roman" w:hAnsi="Times New Roman"/>
-                <w:b w:val="false"/>
-                <w:bCs w:val="false"/>
-                <w:sz w:val="18"/>
-                <w:szCs w:val="18"/>
-              </w:rPr>
-              <w:t xml:space="preserve">5 - Tiến hành được thí nghiệm để chứng minh: Trong phản ứng hoá học, khối lượng được bảo toàn.</w:t>
-            </w:r>
-          </w:p>
-        </w:tc>
-        <w:tc>
-          <w:tcPr>
-            <w:tcW w:type="dxa" w:w="1600"/>
-          </w:tcPr>
-          <w:p>
-            <w:pPr>
-              <w:jc w:val="center"/>
-            </w:pPr>
-            <w:r>
-              <w:rPr>
-                <w:rFonts w:ascii="Times New Roman" w:cs="Times New Roman" w:eastAsia="Times New Roman" w:hAnsi="Times New Roman"/>
-                <w:b w:val="false"/>
-                <w:bCs w:val="false"/>
-                <w:sz w:val="18"/>
-                <w:szCs w:val="18"/>
-              </w:rPr>
-              <w:t xml:space="preserve">CELL_CHEMISTRY_M3
-SPEC_lesson-8-5</w:t>
-            </w:r>
-          </w:p>
-        </w:tc>
-        <w:tc>
-          <w:tcPr>
-            <w:tcW w:type="dxa" w:w="2600"/>
-          </w:tcPr>
-          <w:p>
-            <w:pPr>
-              <w:jc w:val="left"/>
-            </w:pPr>
-            <w:r>
-              <w:rPr>
-                <w:rFonts w:ascii="Times New Roman" w:cs="Times New Roman" w:eastAsia="Times New Roman" w:hAnsi="Times New Roman"/>
-                <w:b w:val="false"/>
-                <w:bCs w:val="false"/>
-                <w:sz w:val="18"/>
-                <w:szCs w:val="18"/>
-              </w:rPr>
-              <w:t xml:space="preserve">Kiến thức cốt lõi</w:t>
-            </w:r>
-          </w:p>
-        </w:tc>
-        <w:tc>
-          <w:tcPr>
-            <w:tcW w:type="dxa" w:w="2600"/>
-          </w:tcPr>
-          <w:p>
-            <w:pPr>
-              <w:jc w:val="left"/>
-            </w:pPr>
-            <w:r>
-              <w:rPr>
-                <w:rFonts w:ascii="Times New Roman" w:cs="Times New Roman" w:eastAsia="Times New Roman" w:hAnsi="Times New Roman"/>
-                <w:b w:val="false"/>
-                <w:bCs w:val="false"/>
-                <w:sz w:val="18"/>
-                <w:szCs w:val="18"/>
-              </w:rPr>
-              <w:t xml:space="preserve">SGK Khoa học tự nhiên 8 - Kết nối tri thức</w:t>
-            </w:r>
-          </w:p>
-        </w:tc>
-      </w:tr>
-      <w:tr>
-        <w:tc>
-          <w:tcPr>
-            <w:tcW w:type="dxa" w:w="600"/>
-          </w:tcPr>
-          <w:p>
-            <w:pPr>
-              <w:jc w:val="center"/>
-            </w:pPr>
-            <w:r>
-              <w:rPr>
-                <w:rFonts w:ascii="Times New Roman" w:cs="Times New Roman" w:eastAsia="Times New Roman" w:hAnsi="Times New Roman"/>
-                <w:b/>
-                <w:bCs/>
-                <w:sz w:val="18"/>
-                <w:szCs w:val="18"/>
-              </w:rPr>
-              <w:t xml:space="preserve">Câu 22</w:t>
-            </w:r>
-          </w:p>
-        </w:tc>
-        <w:tc>
-          <w:tcPr>
-            <w:tcW w:type="dxa" w:w="2600"/>
-          </w:tcPr>
-          <w:p>
-            <w:pPr>
-              <w:jc w:val="left"/>
-            </w:pPr>
-            <w:r>
-              <w:rPr>
-                <w:rFonts w:ascii="Times New Roman" w:cs="Times New Roman" w:eastAsia="Times New Roman" w:hAnsi="Times New Roman"/>
-                <w:b w:val="false"/>
-                <w:bCs w:val="false"/>
-                <w:sz w:val="18"/>
-                <w:szCs w:val="18"/>
-              </w:rPr>
-              <w:t xml:space="preserve">Tính theo phương trình hoá học 4 - Tính được lượng chất trong phương trình hóa học theo số mol, khối lượng hoặc thể tích ở điều kiện 1 bar và 25 0 C.</w:t>
-            </w:r>
-          </w:p>
-        </w:tc>
-        <w:tc>
-          <w:tcPr>
-            <w:tcW w:type="dxa" w:w="1600"/>
-          </w:tcPr>
-          <w:p>
-            <w:pPr>
-              <w:jc w:val="center"/>
-            </w:pPr>
-            <w:r>
-              <w:rPr>
-                <w:rFonts w:ascii="Times New Roman" w:cs="Times New Roman" w:eastAsia="Times New Roman" w:hAnsi="Times New Roman"/>
-                <w:b w:val="false"/>
-                <w:bCs w:val="false"/>
-                <w:sz w:val="18"/>
-                <w:szCs w:val="18"/>
-              </w:rPr>
-              <w:t xml:space="preserve">CELL_CHEMISTRY_M3
-SPEC_lesson-8-6</w:t>
-            </w:r>
-          </w:p>
-        </w:tc>
-        <w:tc>
-          <w:tcPr>
-            <w:tcW w:type="dxa" w:w="2600"/>
-          </w:tcPr>
-          <w:p>
-            <w:pPr>
-              <w:jc w:val="left"/>
-            </w:pPr>
-            <w:r>
-              <w:rPr>
-                <w:rFonts w:ascii="Times New Roman" w:cs="Times New Roman" w:eastAsia="Times New Roman" w:hAnsi="Times New Roman"/>
-                <w:b w:val="false"/>
-                <w:bCs w:val="false"/>
-                <w:sz w:val="18"/>
-                <w:szCs w:val="18"/>
-              </w:rPr>
-              <w:t xml:space="preserve">Kiến thức cốt lõi</w:t>
-            </w:r>
-          </w:p>
-        </w:tc>
-        <w:tc>
-          <w:tcPr>
-            <w:tcW w:type="dxa" w:w="2600"/>
-          </w:tcPr>
-          <w:p>
-            <w:pPr>
-              <w:jc w:val="left"/>
-            </w:pPr>
-            <w:r>
-              <w:rPr>
-                <w:rFonts w:ascii="Times New Roman" w:cs="Times New Roman" w:eastAsia="Times New Roman" w:hAnsi="Times New Roman"/>
-                <w:b w:val="false"/>
-                <w:bCs w:val="false"/>
-                <w:sz w:val="18"/>
-                <w:szCs w:val="18"/>
-              </w:rPr>
-              <w:t xml:space="preserve">SGK Khoa học tự nhiên 8 - Kết nối tri thức</w:t>
+              <w:t xml:space="preserve">Định luật bảo toàn khối lượng trong phản ứng nung đá vôi (CaCO3) sản xuất vôi sống (Góc độ khảo sát 5 - Tính theo phương trình hóa học)
+[Stimulus: TEXT]</w:t>
+            </w:r>
+          </w:p>
+        </w:tc>
+        <w:tc>
+          <w:tcPr>
+            <w:tcW w:type="dxa" w:w="2600"/>
+          </w:tcPr>
+          <w:p>
+            <w:pPr>
+              <w:jc w:val="left"/>
+            </w:pPr>
+            <w:r>
+              <w:rPr>
+                <w:rFonts w:ascii="Times New Roman" w:cs="Times New Roman" w:eastAsia="Times New Roman" w:hAnsi="Times New Roman"/>
+                <w:b w:val="false"/>
+                <w:bCs w:val="false"/>
+                <w:sz w:val="18"/>
+                <w:szCs w:val="18"/>
+              </w:rPr>
+              <w:t xml:space="preserve">SGK KHTN 8 Cánh Diều — Bài Định luật bảo toàn khối lượng (Chuyên đề Tính theo phương trình hóa học)</w:t>
             </w:r>
           </w:p>
         </w:tc>

--- a/exports/qa-package/06_Traceability_Report_KHTN8.docx
+++ b/exports/qa-package/06_Traceability_Report_KHTN8.docx
@@ -4,6 +4,7 @@
   <w:body>
     <w:p>
       <w:pPr>
+        <w:spacing w:after="20" w:before="0"/>
         <w:jc w:val="center"/>
       </w:pPr>
       <w:r>
@@ -14,10 +15,30 @@
           <w:sz w:val="22"/>
           <w:szCs w:val="22"/>
         </w:rPr>
-        <w:t xml:space="preserve">TRƯỜNG THCS &amp; THPT PHAN VĂN TRỊ
-TỔ KHOA HỌC TỰ NHIÊN
-</w:t>
+        <w:t xml:space="preserve">TRƯỜNG THCS &amp; THPT PHAN VĂN TRỊ</w:t>
       </w:r>
+    </w:p>
+    <w:p>
+      <w:pPr>
+        <w:spacing w:after="120"/>
+        <w:jc w:val="center"/>
+      </w:pPr>
+      <w:r>
+        <w:rPr>
+          <w:rFonts w:ascii="Times New Roman" w:cs="Times New Roman" w:eastAsia="Times New Roman" w:hAnsi="Times New Roman"/>
+          <w:b/>
+          <w:bCs/>
+          <w:sz w:val="22"/>
+          <w:szCs w:val="22"/>
+        </w:rPr>
+        <w:t xml:space="preserve">TỔ KHOA HỌC TỰ NHIÊN</w:t>
+      </w:r>
+    </w:p>
+    <w:p>
+      <w:pPr>
+        <w:spacing w:after="60" w:before="60"/>
+        <w:jc w:val="center"/>
+      </w:pPr>
       <w:r>
         <w:rPr>
           <w:rFonts w:ascii="Times New Roman" w:cs="Times New Roman" w:eastAsia="Times New Roman" w:hAnsi="Times New Roman"/>
@@ -27,10 +48,14 @@
           <w:sz w:val="28"/>
           <w:szCs w:val="28"/>
         </w:rPr>
-        <w:t xml:space="preserve">
-BẢNG TRUY NGUYÊN NGUỒN GỐC &amp; TRUY VẾT DỮ LIỆU ĐỀ KIỂM TRA
-</w:t>
+        <w:t xml:space="preserve">BẢNG TRUY NGUYÊN NGUỒN GỐC &amp; TRUY VẾT DỮ LIỆU ĐỀ KIỂM TRA</w:t>
       </w:r>
+    </w:p>
+    <w:p>
+      <w:pPr>
+        <w:spacing w:after="200"/>
+        <w:jc w:val="center"/>
+      </w:pPr>
       <w:r>
         <w:rPr>
           <w:rFonts w:ascii="Times New Roman" w:cs="Times New Roman" w:eastAsia="Times New Roman" w:hAnsi="Times New Roman"/>
@@ -248,8 +273,18 @@
                 <w:sz w:val="18"/>
                 <w:szCs w:val="18"/>
               </w:rPr>
-              <w:t xml:space="preserve">CELL_CHEMISTRY_M1
-SPEC_lesson-8-1</w:t>
+              <w:t xml:space="preserve">CELL_CHEMISTRY_M1</w:t>
+            </w:r>
+            <w:r>
+              <w:rPr>
+                <w:rFonts w:ascii="Times New Roman" w:cs="Times New Roman" w:eastAsia="Times New Roman" w:hAnsi="Times New Roman"/>
+                <w:b w:val="false"/>
+                <w:bCs w:val="false"/>
+                <w:sz w:val="18"/>
+                <w:szCs w:val="18"/>
+              </w:rPr>
+              <w:br/>
+              <w:t xml:space="preserve">SPEC_lesson-8-1</w:t>
             </w:r>
           </w:p>
         </w:tc>
@@ -351,8 +386,18 @@
                 <w:sz w:val="18"/>
                 <w:szCs w:val="18"/>
               </w:rPr>
-              <w:t xml:space="preserve">CELL_CHEMISTRY_M1
-SPEC_lesson-8-1</w:t>
+              <w:t xml:space="preserve">CELL_CHEMISTRY_M1</w:t>
+            </w:r>
+            <w:r>
+              <w:rPr>
+                <w:rFonts w:ascii="Times New Roman" w:cs="Times New Roman" w:eastAsia="Times New Roman" w:hAnsi="Times New Roman"/>
+                <w:b w:val="false"/>
+                <w:bCs w:val="false"/>
+                <w:sz w:val="18"/>
+                <w:szCs w:val="18"/>
+              </w:rPr>
+              <w:br/>
+              <w:t xml:space="preserve">SPEC_lesson-8-1</w:t>
             </w:r>
           </w:p>
         </w:tc>
@@ -454,8 +499,18 @@
                 <w:sz w:val="18"/>
                 <w:szCs w:val="18"/>
               </w:rPr>
-              <w:t xml:space="preserve">CELL_CHEMISTRY_M1
-SPEC_lesson-8-2</w:t>
+              <w:t xml:space="preserve">CELL_CHEMISTRY_M1</w:t>
+            </w:r>
+            <w:r>
+              <w:rPr>
+                <w:rFonts w:ascii="Times New Roman" w:cs="Times New Roman" w:eastAsia="Times New Roman" w:hAnsi="Times New Roman"/>
+                <w:b w:val="false"/>
+                <w:bCs w:val="false"/>
+                <w:sz w:val="18"/>
+                <w:szCs w:val="18"/>
+              </w:rPr>
+              <w:br/>
+              <w:t xml:space="preserve">SPEC_lesson-8-2</w:t>
             </w:r>
           </w:p>
         </w:tc>
@@ -557,8 +612,18 @@
                 <w:sz w:val="18"/>
                 <w:szCs w:val="18"/>
               </w:rPr>
-              <w:t xml:space="preserve">CELL_CHEMISTRY_M1
-SPEC_lesson-8-2</w:t>
+              <w:t xml:space="preserve">CELL_CHEMISTRY_M1</w:t>
+            </w:r>
+            <w:r>
+              <w:rPr>
+                <w:rFonts w:ascii="Times New Roman" w:cs="Times New Roman" w:eastAsia="Times New Roman" w:hAnsi="Times New Roman"/>
+                <w:b w:val="false"/>
+                <w:bCs w:val="false"/>
+                <w:sz w:val="18"/>
+                <w:szCs w:val="18"/>
+              </w:rPr>
+              <w:br/>
+              <w:t xml:space="preserve">SPEC_lesson-8-2</w:t>
             </w:r>
           </w:p>
         </w:tc>
@@ -660,8 +725,18 @@
                 <w:sz w:val="18"/>
                 <w:szCs w:val="18"/>
               </w:rPr>
-              <w:t xml:space="preserve">CELL_CHEMISTRY_M1
-SPEC_lesson-8-3</w:t>
+              <w:t xml:space="preserve">CELL_CHEMISTRY_M1</w:t>
+            </w:r>
+            <w:r>
+              <w:rPr>
+                <w:rFonts w:ascii="Times New Roman" w:cs="Times New Roman" w:eastAsia="Times New Roman" w:hAnsi="Times New Roman"/>
+                <w:b w:val="false"/>
+                <w:bCs w:val="false"/>
+                <w:sz w:val="18"/>
+                <w:szCs w:val="18"/>
+              </w:rPr>
+              <w:br/>
+              <w:t xml:space="preserve">SPEC_lesson-8-3</w:t>
             </w:r>
           </w:p>
         </w:tc>
@@ -763,8 +838,18 @@
                 <w:sz w:val="18"/>
                 <w:szCs w:val="18"/>
               </w:rPr>
-              <w:t xml:space="preserve">CELL_CHEMISTRY_M1
-SPEC_lesson-8-4</w:t>
+              <w:t xml:space="preserve">CELL_CHEMISTRY_M1</w:t>
+            </w:r>
+            <w:r>
+              <w:rPr>
+                <w:rFonts w:ascii="Times New Roman" w:cs="Times New Roman" w:eastAsia="Times New Roman" w:hAnsi="Times New Roman"/>
+                <w:b w:val="false"/>
+                <w:bCs w:val="false"/>
+                <w:sz w:val="18"/>
+                <w:szCs w:val="18"/>
+              </w:rPr>
+              <w:br/>
+              <w:t xml:space="preserve">SPEC_lesson-8-4</w:t>
             </w:r>
           </w:p>
         </w:tc>
@@ -866,8 +951,18 @@
                 <w:sz w:val="18"/>
                 <w:szCs w:val="18"/>
               </w:rPr>
-              <w:t xml:space="preserve">CELL_CHEMISTRY_M1
-SPEC_lesson-8-4</w:t>
+              <w:t xml:space="preserve">CELL_CHEMISTRY_M1</w:t>
+            </w:r>
+            <w:r>
+              <w:rPr>
+                <w:rFonts w:ascii="Times New Roman" w:cs="Times New Roman" w:eastAsia="Times New Roman" w:hAnsi="Times New Roman"/>
+                <w:b w:val="false"/>
+                <w:bCs w:val="false"/>
+                <w:sz w:val="18"/>
+                <w:szCs w:val="18"/>
+              </w:rPr>
+              <w:br/>
+              <w:t xml:space="preserve">SPEC_lesson-8-4</w:t>
             </w:r>
           </w:p>
         </w:tc>
@@ -969,8 +1064,18 @@
                 <w:sz w:val="18"/>
                 <w:szCs w:val="18"/>
               </w:rPr>
-              <w:t xml:space="preserve">CELL_CHEMISTRY_M1
-SPEC_lesson-8-4</w:t>
+              <w:t xml:space="preserve">CELL_CHEMISTRY_M1</w:t>
+            </w:r>
+            <w:r>
+              <w:rPr>
+                <w:rFonts w:ascii="Times New Roman" w:cs="Times New Roman" w:eastAsia="Times New Roman" w:hAnsi="Times New Roman"/>
+                <w:b w:val="false"/>
+                <w:bCs w:val="false"/>
+                <w:sz w:val="18"/>
+                <w:szCs w:val="18"/>
+              </w:rPr>
+              <w:br/>
+              <w:t xml:space="preserve">SPEC_lesson-8-4</w:t>
             </w:r>
           </w:p>
         </w:tc>
@@ -1072,8 +1177,18 @@
                 <w:sz w:val="18"/>
                 <w:szCs w:val="18"/>
               </w:rPr>
-              <w:t xml:space="preserve">CELL_CHEMISTRY_M1
-SPEC_lesson-8-5</w:t>
+              <w:t xml:space="preserve">CELL_CHEMISTRY_M1</w:t>
+            </w:r>
+            <w:r>
+              <w:rPr>
+                <w:rFonts w:ascii="Times New Roman" w:cs="Times New Roman" w:eastAsia="Times New Roman" w:hAnsi="Times New Roman"/>
+                <w:b w:val="false"/>
+                <w:bCs w:val="false"/>
+                <w:sz w:val="18"/>
+                <w:szCs w:val="18"/>
+              </w:rPr>
+              <w:br/>
+              <w:t xml:space="preserve">SPEC_lesson-8-5</w:t>
             </w:r>
           </w:p>
         </w:tc>
@@ -1175,8 +1290,18 @@
                 <w:sz w:val="18"/>
                 <w:szCs w:val="18"/>
               </w:rPr>
-              <w:t xml:space="preserve">CELL_CHEMISTRY_M1
-SPEC_lesson-8-5</w:t>
+              <w:t xml:space="preserve">CELL_CHEMISTRY_M1</w:t>
+            </w:r>
+            <w:r>
+              <w:rPr>
+                <w:rFonts w:ascii="Times New Roman" w:cs="Times New Roman" w:eastAsia="Times New Roman" w:hAnsi="Times New Roman"/>
+                <w:b w:val="false"/>
+                <w:bCs w:val="false"/>
+                <w:sz w:val="18"/>
+                <w:szCs w:val="18"/>
+              </w:rPr>
+              <w:br/>
+              <w:t xml:space="preserve">SPEC_lesson-8-5</w:t>
             </w:r>
           </w:p>
         </w:tc>
@@ -1278,8 +1403,18 @@
                 <w:sz w:val="18"/>
                 <w:szCs w:val="18"/>
               </w:rPr>
-              <w:t xml:space="preserve">CELL_CHEMISTRY_M1
-SPEC_lesson-8-5</w:t>
+              <w:t xml:space="preserve">CELL_CHEMISTRY_M1</w:t>
+            </w:r>
+            <w:r>
+              <w:rPr>
+                <w:rFonts w:ascii="Times New Roman" w:cs="Times New Roman" w:eastAsia="Times New Roman" w:hAnsi="Times New Roman"/>
+                <w:b w:val="false"/>
+                <w:bCs w:val="false"/>
+                <w:sz w:val="18"/>
+                <w:szCs w:val="18"/>
+              </w:rPr>
+              <w:br/>
+              <w:t xml:space="preserve">SPEC_lesson-8-5</w:t>
             </w:r>
           </w:p>
         </w:tc>
@@ -1381,8 +1516,18 @@
                 <w:sz w:val="18"/>
                 <w:szCs w:val="18"/>
               </w:rPr>
-              <w:t xml:space="preserve">CELL_CHEMISTRY_M1
-SPEC_lesson-8-6</w:t>
+              <w:t xml:space="preserve">CELL_CHEMISTRY_M1</w:t>
+            </w:r>
+            <w:r>
+              <w:rPr>
+                <w:rFonts w:ascii="Times New Roman" w:cs="Times New Roman" w:eastAsia="Times New Roman" w:hAnsi="Times New Roman"/>
+                <w:b w:val="false"/>
+                <w:bCs w:val="false"/>
+                <w:sz w:val="18"/>
+                <w:szCs w:val="18"/>
+              </w:rPr>
+              <w:br/>
+              <w:t xml:space="preserve">SPEC_lesson-8-6</w:t>
             </w:r>
           </w:p>
         </w:tc>
@@ -1484,8 +1629,18 @@
                 <w:sz w:val="18"/>
                 <w:szCs w:val="18"/>
               </w:rPr>
-              <w:t xml:space="preserve">CELL_CHEMISTRY_M1
-SPEC_lesson-8-6</w:t>
+              <w:t xml:space="preserve">CELL_CHEMISTRY_M1</w:t>
+            </w:r>
+            <w:r>
+              <w:rPr>
+                <w:rFonts w:ascii="Times New Roman" w:cs="Times New Roman" w:eastAsia="Times New Roman" w:hAnsi="Times New Roman"/>
+                <w:b w:val="false"/>
+                <w:bCs w:val="false"/>
+                <w:sz w:val="18"/>
+                <w:szCs w:val="18"/>
+              </w:rPr>
+              <w:br/>
+              <w:t xml:space="preserve">SPEC_lesson-8-6</w:t>
             </w:r>
           </w:p>
         </w:tc>
@@ -1587,8 +1742,18 @@
                 <w:sz w:val="18"/>
                 <w:szCs w:val="18"/>
               </w:rPr>
-              <w:t xml:space="preserve">CELL_CHEMISTRY_M1
-SPEC_lesson-8-6</w:t>
+              <w:t xml:space="preserve">CELL_CHEMISTRY_M1</w:t>
+            </w:r>
+            <w:r>
+              <w:rPr>
+                <w:rFonts w:ascii="Times New Roman" w:cs="Times New Roman" w:eastAsia="Times New Roman" w:hAnsi="Times New Roman"/>
+                <w:b w:val="false"/>
+                <w:bCs w:val="false"/>
+                <w:sz w:val="18"/>
+                <w:szCs w:val="18"/>
+              </w:rPr>
+              <w:br/>
+              <w:t xml:space="preserve">SPEC_lesson-8-6</w:t>
             </w:r>
           </w:p>
         </w:tc>
@@ -1690,50 +1855,80 @@
                 <w:sz w:val="18"/>
                 <w:szCs w:val="18"/>
               </w:rPr>
-              <w:t xml:space="preserve">CELL_CHEMISTRY_M2
-SPEC_lesson-8-4</w:t>
-            </w:r>
-          </w:p>
-        </w:tc>
-        <w:tc>
-          <w:tcPr>
-            <w:tcW w:type="dxa" w:w="2600"/>
-          </w:tcPr>
-          <w:p>
-            <w:pPr>
-              <w:jc w:val="left"/>
-            </w:pPr>
-            <w:r>
-              <w:rPr>
-                <w:rFonts w:ascii="Times New Roman" w:cs="Times New Roman" w:eastAsia="Times New Roman" w:hAnsi="Times New Roman"/>
-                <w:b w:val="false"/>
-                <w:bCs w:val="false"/>
-                <w:sz w:val="18"/>
-                <w:szCs w:val="18"/>
-              </w:rPr>
-              <w:t xml:space="preserve">Áp suất chất lỏng và sự an toàn khi lặn sâu dưới biển (Khía cạnh: Dung dịch và nồng độ dung dịch)
-[Stimulus: TABLE]</w:t>
-            </w:r>
-          </w:p>
-        </w:tc>
-        <w:tc>
-          <w:tcPr>
-            <w:tcW w:type="dxa" w:w="2600"/>
-          </w:tcPr>
-          <w:p>
-            <w:pPr>
-              <w:jc w:val="left"/>
-            </w:pPr>
-            <w:r>
-              <w:rPr>
-                <w:rFonts w:ascii="Times New Roman" w:cs="Times New Roman" w:eastAsia="Times New Roman" w:hAnsi="Times New Roman"/>
-                <w:b w:val="false"/>
-                <w:bCs w:val="false"/>
-                <w:sz w:val="18"/>
-                <w:szCs w:val="18"/>
-              </w:rPr>
-              <w:t xml:space="preserve">NOAA Diving Manual &amp; KHTN 8 [Chủ đề: Dung dịch và nồng độ dung dịch]
-(URL: https://www.noaa.gov/)</w:t>
+              <w:t xml:space="preserve">CELL_CHEMISTRY_M2</w:t>
+            </w:r>
+            <w:r>
+              <w:rPr>
+                <w:rFonts w:ascii="Times New Roman" w:cs="Times New Roman" w:eastAsia="Times New Roman" w:hAnsi="Times New Roman"/>
+                <w:b w:val="false"/>
+                <w:bCs w:val="false"/>
+                <w:sz w:val="18"/>
+                <w:szCs w:val="18"/>
+              </w:rPr>
+              <w:br/>
+              <w:t xml:space="preserve">SPEC_lesson-8-4</w:t>
+            </w:r>
+          </w:p>
+        </w:tc>
+        <w:tc>
+          <w:tcPr>
+            <w:tcW w:type="dxa" w:w="2600"/>
+          </w:tcPr>
+          <w:p>
+            <w:pPr>
+              <w:jc w:val="left"/>
+            </w:pPr>
+            <w:r>
+              <w:rPr>
+                <w:rFonts w:ascii="Times New Roman" w:cs="Times New Roman" w:eastAsia="Times New Roman" w:hAnsi="Times New Roman"/>
+                <w:b w:val="false"/>
+                <w:bCs w:val="false"/>
+                <w:sz w:val="18"/>
+                <w:szCs w:val="18"/>
+              </w:rPr>
+              <w:t xml:space="preserve">Áp suất chất lỏng và sự an toàn khi lặn sâu dưới biển (Khía cạnh: Dung dịch và nồng độ dung dịch)</w:t>
+            </w:r>
+            <w:r>
+              <w:rPr>
+                <w:rFonts w:ascii="Times New Roman" w:cs="Times New Roman" w:eastAsia="Times New Roman" w:hAnsi="Times New Roman"/>
+                <w:b w:val="false"/>
+                <w:bCs w:val="false"/>
+                <w:sz w:val="18"/>
+                <w:szCs w:val="18"/>
+              </w:rPr>
+              <w:br/>
+              <w:t xml:space="preserve">[Stimulus: TABLE]</w:t>
+            </w:r>
+          </w:p>
+        </w:tc>
+        <w:tc>
+          <w:tcPr>
+            <w:tcW w:type="dxa" w:w="2600"/>
+          </w:tcPr>
+          <w:p>
+            <w:pPr>
+              <w:jc w:val="left"/>
+            </w:pPr>
+            <w:r>
+              <w:rPr>
+                <w:rFonts w:ascii="Times New Roman" w:cs="Times New Roman" w:eastAsia="Times New Roman" w:hAnsi="Times New Roman"/>
+                <w:b w:val="false"/>
+                <w:bCs w:val="false"/>
+                <w:sz w:val="18"/>
+                <w:szCs w:val="18"/>
+              </w:rPr>
+              <w:t xml:space="preserve">NOAA Diving Manual &amp; KHTN 8 [Chủ đề: Dung dịch và nồng độ dung dịch]</w:t>
+            </w:r>
+            <w:r>
+              <w:rPr>
+                <w:rFonts w:ascii="Times New Roman" w:cs="Times New Roman" w:eastAsia="Times New Roman" w:hAnsi="Times New Roman"/>
+                <w:b w:val="false"/>
+                <w:bCs w:val="false"/>
+                <w:sz w:val="18"/>
+                <w:szCs w:val="18"/>
+              </w:rPr>
+              <w:br/>
+              <w:t xml:space="preserve">(URL: https://www.noaa.gov/)</w:t>
             </w:r>
           </w:p>
         </w:tc>
@@ -1795,29 +1990,49 @@
                 <w:sz w:val="18"/>
                 <w:szCs w:val="18"/>
               </w:rPr>
-              <w:t xml:space="preserve">CELL_CHEMISTRY_M2
-SPEC_lesson-8-5</w:t>
-            </w:r>
-          </w:p>
-        </w:tc>
-        <w:tc>
-          <w:tcPr>
-            <w:tcW w:type="dxa" w:w="2600"/>
-          </w:tcPr>
-          <w:p>
-            <w:pPr>
-              <w:jc w:val="left"/>
-            </w:pPr>
-            <w:r>
-              <w:rPr>
-                <w:rFonts w:ascii="Times New Roman" w:cs="Times New Roman" w:eastAsia="Times New Roman" w:hAnsi="Times New Roman"/>
-                <w:b w:val="false"/>
-                <w:bCs w:val="false"/>
-                <w:sz w:val="18"/>
-                <w:szCs w:val="18"/>
-              </w:rPr>
-              <w:t xml:space="preserve">Định luật bảo toàn khối lượng trong phản ứng nung đá vôi (CaCO3) sản xuất vôi sống
-[Stimulus: TABLE]</w:t>
+              <w:t xml:space="preserve">CELL_CHEMISTRY_M2</w:t>
+            </w:r>
+            <w:r>
+              <w:rPr>
+                <w:rFonts w:ascii="Times New Roman" w:cs="Times New Roman" w:eastAsia="Times New Roman" w:hAnsi="Times New Roman"/>
+                <w:b w:val="false"/>
+                <w:bCs w:val="false"/>
+                <w:sz w:val="18"/>
+                <w:szCs w:val="18"/>
+              </w:rPr>
+              <w:br/>
+              <w:t xml:space="preserve">SPEC_lesson-8-5</w:t>
+            </w:r>
+          </w:p>
+        </w:tc>
+        <w:tc>
+          <w:tcPr>
+            <w:tcW w:type="dxa" w:w="2600"/>
+          </w:tcPr>
+          <w:p>
+            <w:pPr>
+              <w:jc w:val="left"/>
+            </w:pPr>
+            <w:r>
+              <w:rPr>
+                <w:rFonts w:ascii="Times New Roman" w:cs="Times New Roman" w:eastAsia="Times New Roman" w:hAnsi="Times New Roman"/>
+                <w:b w:val="false"/>
+                <w:bCs w:val="false"/>
+                <w:sz w:val="18"/>
+                <w:szCs w:val="18"/>
+              </w:rPr>
+              <w:t xml:space="preserve">Định luật bảo toàn khối lượng trong phản ứng nung đá vôi (CaCO3) sản xuất vôi sống</w:t>
+            </w:r>
+            <w:r>
+              <w:rPr>
+                <w:rFonts w:ascii="Times New Roman" w:cs="Times New Roman" w:eastAsia="Times New Roman" w:hAnsi="Times New Roman"/>
+                <w:b w:val="false"/>
+                <w:bCs w:val="false"/>
+                <w:sz w:val="18"/>
+                <w:szCs w:val="18"/>
+              </w:rPr>
+              <w:br/>
+              <w:t xml:space="preserve">[Stimulus: TABLE]</w:t>
             </w:r>
           </w:p>
         </w:tc>
@@ -1899,50 +2114,80 @@
                 <w:sz w:val="18"/>
                 <w:szCs w:val="18"/>
               </w:rPr>
-              <w:t xml:space="preserve">CELL_CHEMISTRY_M3
-SPEC_lesson-8-4</w:t>
-            </w:r>
-          </w:p>
-        </w:tc>
-        <w:tc>
-          <w:tcPr>
-            <w:tcW w:type="dxa" w:w="2600"/>
-          </w:tcPr>
-          <w:p>
-            <w:pPr>
-              <w:jc w:val="left"/>
-            </w:pPr>
-            <w:r>
-              <w:rPr>
-                <w:rFonts w:ascii="Times New Roman" w:cs="Times New Roman" w:eastAsia="Times New Roman" w:hAnsi="Times New Roman"/>
-                <w:b w:val="false"/>
-                <w:bCs w:val="false"/>
-                <w:sz w:val="18"/>
-                <w:szCs w:val="18"/>
-              </w:rPr>
-              <w:t xml:space="preserve">Xâm nhập mặn tại các cửa sông ven biển Bến Tre và Trà Vinh vào mùa khô (Khía cạnh: Dung dịch và nồng độ dung dịch)
-[Stimulus: CHART]</w:t>
-            </w:r>
-          </w:p>
-        </w:tc>
-        <w:tc>
-          <w:tcPr>
-            <w:tcW w:type="dxa" w:w="2600"/>
-          </w:tcPr>
-          <w:p>
-            <w:pPr>
-              <w:jc w:val="left"/>
-            </w:pPr>
-            <w:r>
-              <w:rPr>
-                <w:rFonts w:ascii="Times New Roman" w:cs="Times New Roman" w:eastAsia="Times New Roman" w:hAnsi="Times New Roman"/>
-                <w:b w:val="false"/>
-                <w:bCs w:val="false"/>
-                <w:sz w:val="18"/>
-                <w:szCs w:val="18"/>
-              </w:rPr>
-              <w:t xml:space="preserve">Trung tâm Dự báo Khí tượng Thủy văn Quốc gia &amp; KHTN 8 [Chủ đề: Dung dịch và nồng độ dung dịch]
-(URL: https://nchmf.gov.vn/)</w:t>
+              <w:t xml:space="preserve">CELL_CHEMISTRY_M3</w:t>
+            </w:r>
+            <w:r>
+              <w:rPr>
+                <w:rFonts w:ascii="Times New Roman" w:cs="Times New Roman" w:eastAsia="Times New Roman" w:hAnsi="Times New Roman"/>
+                <w:b w:val="false"/>
+                <w:bCs w:val="false"/>
+                <w:sz w:val="18"/>
+                <w:szCs w:val="18"/>
+              </w:rPr>
+              <w:br/>
+              <w:t xml:space="preserve">SPEC_lesson-8-4</w:t>
+            </w:r>
+          </w:p>
+        </w:tc>
+        <w:tc>
+          <w:tcPr>
+            <w:tcW w:type="dxa" w:w="2600"/>
+          </w:tcPr>
+          <w:p>
+            <w:pPr>
+              <w:jc w:val="left"/>
+            </w:pPr>
+            <w:r>
+              <w:rPr>
+                <w:rFonts w:ascii="Times New Roman" w:cs="Times New Roman" w:eastAsia="Times New Roman" w:hAnsi="Times New Roman"/>
+                <w:b w:val="false"/>
+                <w:bCs w:val="false"/>
+                <w:sz w:val="18"/>
+                <w:szCs w:val="18"/>
+              </w:rPr>
+              <w:t xml:space="preserve">Xâm nhập mặn tại các cửa sông ven biển Bến Tre và Trà Vinh vào mùa khô (Khía cạnh: Dung dịch và nồng độ dung dịch)</w:t>
+            </w:r>
+            <w:r>
+              <w:rPr>
+                <w:rFonts w:ascii="Times New Roman" w:cs="Times New Roman" w:eastAsia="Times New Roman" w:hAnsi="Times New Roman"/>
+                <w:b w:val="false"/>
+                <w:bCs w:val="false"/>
+                <w:sz w:val="18"/>
+                <w:szCs w:val="18"/>
+              </w:rPr>
+              <w:br/>
+              <w:t xml:space="preserve">[Stimulus: CHART]</w:t>
+            </w:r>
+          </w:p>
+        </w:tc>
+        <w:tc>
+          <w:tcPr>
+            <w:tcW w:type="dxa" w:w="2600"/>
+          </w:tcPr>
+          <w:p>
+            <w:pPr>
+              <w:jc w:val="left"/>
+            </w:pPr>
+            <w:r>
+              <w:rPr>
+                <w:rFonts w:ascii="Times New Roman" w:cs="Times New Roman" w:eastAsia="Times New Roman" w:hAnsi="Times New Roman"/>
+                <w:b w:val="false"/>
+                <w:bCs w:val="false"/>
+                <w:sz w:val="18"/>
+                <w:szCs w:val="18"/>
+              </w:rPr>
+              <w:t xml:space="preserve">Trung tâm Dự báo Khí tượng Thủy văn Quốc gia &amp; KHTN 8 [Chủ đề: Dung dịch và nồng độ dung dịch]</w:t>
+            </w:r>
+            <w:r>
+              <w:rPr>
+                <w:rFonts w:ascii="Times New Roman" w:cs="Times New Roman" w:eastAsia="Times New Roman" w:hAnsi="Times New Roman"/>
+                <w:b w:val="false"/>
+                <w:bCs w:val="false"/>
+                <w:sz w:val="18"/>
+                <w:szCs w:val="18"/>
+              </w:rPr>
+              <w:br/>
+              <w:t xml:space="preserve">(URL: https://nchmf.gov.vn/)</w:t>
             </w:r>
           </w:p>
         </w:tc>
@@ -2004,29 +2249,49 @@
                 <w:sz w:val="18"/>
                 <w:szCs w:val="18"/>
               </w:rPr>
-              <w:t xml:space="preserve">CELL_CHEMISTRY_M3
-SPEC_lesson-8-5</w:t>
-            </w:r>
-          </w:p>
-        </w:tc>
-        <w:tc>
-          <w:tcPr>
-            <w:tcW w:type="dxa" w:w="2600"/>
-          </w:tcPr>
-          <w:p>
-            <w:pPr>
-              <w:jc w:val="left"/>
-            </w:pPr>
-            <w:r>
-              <w:rPr>
-                <w:rFonts w:ascii="Times New Roman" w:cs="Times New Roman" w:eastAsia="Times New Roman" w:hAnsi="Times New Roman"/>
-                <w:b w:val="false"/>
-                <w:bCs w:val="false"/>
-                <w:sz w:val="18"/>
-                <w:szCs w:val="18"/>
-              </w:rPr>
-              <w:t xml:space="preserve">Định luật bảo toàn khối lượng trong phản ứng nung đá vôi (CaCO3) sản xuất vôi sống
-[Stimulus: TEXT]</w:t>
+              <w:t xml:space="preserve">CELL_CHEMISTRY_M3</w:t>
+            </w:r>
+            <w:r>
+              <w:rPr>
+                <w:rFonts w:ascii="Times New Roman" w:cs="Times New Roman" w:eastAsia="Times New Roman" w:hAnsi="Times New Roman"/>
+                <w:b w:val="false"/>
+                <w:bCs w:val="false"/>
+                <w:sz w:val="18"/>
+                <w:szCs w:val="18"/>
+              </w:rPr>
+              <w:br/>
+              <w:t xml:space="preserve">SPEC_lesson-8-5</w:t>
+            </w:r>
+          </w:p>
+        </w:tc>
+        <w:tc>
+          <w:tcPr>
+            <w:tcW w:type="dxa" w:w="2600"/>
+          </w:tcPr>
+          <w:p>
+            <w:pPr>
+              <w:jc w:val="left"/>
+            </w:pPr>
+            <w:r>
+              <w:rPr>
+                <w:rFonts w:ascii="Times New Roman" w:cs="Times New Roman" w:eastAsia="Times New Roman" w:hAnsi="Times New Roman"/>
+                <w:b w:val="false"/>
+                <w:bCs w:val="false"/>
+                <w:sz w:val="18"/>
+                <w:szCs w:val="18"/>
+              </w:rPr>
+              <w:t xml:space="preserve">Định luật bảo toàn khối lượng trong phản ứng nung đá vôi (CaCO3) sản xuất vôi sống</w:t>
+            </w:r>
+            <w:r>
+              <w:rPr>
+                <w:rFonts w:ascii="Times New Roman" w:cs="Times New Roman" w:eastAsia="Times New Roman" w:hAnsi="Times New Roman"/>
+                <w:b w:val="false"/>
+                <w:bCs w:val="false"/>
+                <w:sz w:val="18"/>
+                <w:szCs w:val="18"/>
+              </w:rPr>
+              <w:br/>
+              <w:t xml:space="preserve">[Stimulus: TEXT]</w:t>
             </w:r>
           </w:p>
         </w:tc>
@@ -2108,29 +2373,49 @@
                 <w:sz w:val="18"/>
                 <w:szCs w:val="18"/>
               </w:rPr>
-              <w:t xml:space="preserve">CELL_CHEMISTRY_M3
-SPEC_lesson-8-6</w:t>
-            </w:r>
-          </w:p>
-        </w:tc>
-        <w:tc>
-          <w:tcPr>
-            <w:tcW w:type="dxa" w:w="2600"/>
-          </w:tcPr>
-          <w:p>
-            <w:pPr>
-              <w:jc w:val="left"/>
-            </w:pPr>
-            <w:r>
-              <w:rPr>
-                <w:rFonts w:ascii="Times New Roman" w:cs="Times New Roman" w:eastAsia="Times New Roman" w:hAnsi="Times New Roman"/>
-                <w:b w:val="false"/>
-                <w:bCs w:val="false"/>
-                <w:sz w:val="18"/>
-                <w:szCs w:val="18"/>
-              </w:rPr>
-              <w:t xml:space="preserve">Định luật bảo toàn khối lượng trong phản ứng nung đá vôi (CaCO3) sản xuất vôi sống (Góc độ khảo sát 4 - Tính theo phương trình hóa học)
-[Stimulus: TEXT]</w:t>
+              <w:t xml:space="preserve">CELL_CHEMISTRY_M3</w:t>
+            </w:r>
+            <w:r>
+              <w:rPr>
+                <w:rFonts w:ascii="Times New Roman" w:cs="Times New Roman" w:eastAsia="Times New Roman" w:hAnsi="Times New Roman"/>
+                <w:b w:val="false"/>
+                <w:bCs w:val="false"/>
+                <w:sz w:val="18"/>
+                <w:szCs w:val="18"/>
+              </w:rPr>
+              <w:br/>
+              <w:t xml:space="preserve">SPEC_lesson-8-6</w:t>
+            </w:r>
+          </w:p>
+        </w:tc>
+        <w:tc>
+          <w:tcPr>
+            <w:tcW w:type="dxa" w:w="2600"/>
+          </w:tcPr>
+          <w:p>
+            <w:pPr>
+              <w:jc w:val="left"/>
+            </w:pPr>
+            <w:r>
+              <w:rPr>
+                <w:rFonts w:ascii="Times New Roman" w:cs="Times New Roman" w:eastAsia="Times New Roman" w:hAnsi="Times New Roman"/>
+                <w:b w:val="false"/>
+                <w:bCs w:val="false"/>
+                <w:sz w:val="18"/>
+                <w:szCs w:val="18"/>
+              </w:rPr>
+              <w:t xml:space="preserve">Định luật bảo toàn khối lượng trong phản ứng nung đá vôi (CaCO3) sản xuất vôi sống (Góc độ khảo sát 4 - Tính theo phương trình hóa học)</w:t>
+            </w:r>
+            <w:r>
+              <w:rPr>
+                <w:rFonts w:ascii="Times New Roman" w:cs="Times New Roman" w:eastAsia="Times New Roman" w:hAnsi="Times New Roman"/>
+                <w:b w:val="false"/>
+                <w:bCs w:val="false"/>
+                <w:sz w:val="18"/>
+                <w:szCs w:val="18"/>
+              </w:rPr>
+              <w:br/>
+              <w:t xml:space="preserve">[Stimulus: TEXT]</w:t>
             </w:r>
           </w:p>
         </w:tc>
@@ -2212,29 +2497,49 @@
                 <w:sz w:val="18"/>
                 <w:szCs w:val="18"/>
               </w:rPr>
-              <w:t xml:space="preserve">CELL_CHEMISTRY_M3
-SPEC_lesson-8-4</w:t>
-            </w:r>
-          </w:p>
-        </w:tc>
-        <w:tc>
-          <w:tcPr>
-            <w:tcW w:type="dxa" w:w="2600"/>
-          </w:tcPr>
-          <w:p>
-            <w:pPr>
-              <w:jc w:val="left"/>
-            </w:pPr>
-            <w:r>
-              <w:rPr>
-                <w:rFonts w:ascii="Times New Roman" w:cs="Times New Roman" w:eastAsia="Times New Roman" w:hAnsi="Times New Roman"/>
-                <w:b w:val="false"/>
-                <w:bCs w:val="false"/>
-                <w:sz w:val="18"/>
-                <w:szCs w:val="18"/>
-              </w:rPr>
-              <w:t xml:space="preserve">Đo huyết áp và nhịp tim của học sinh trước và sau khi chạy cự ly 100m (Khía cạnh: Dung dịch và nồng độ dung dịch)
-[Stimulus: TABLE]</w:t>
+              <w:t xml:space="preserve">CELL_CHEMISTRY_M3</w:t>
+            </w:r>
+            <w:r>
+              <w:rPr>
+                <w:rFonts w:ascii="Times New Roman" w:cs="Times New Roman" w:eastAsia="Times New Roman" w:hAnsi="Times New Roman"/>
+                <w:b w:val="false"/>
+                <w:bCs w:val="false"/>
+                <w:sz w:val="18"/>
+                <w:szCs w:val="18"/>
+              </w:rPr>
+              <w:br/>
+              <w:t xml:space="preserve">SPEC_lesson-8-4</w:t>
+            </w:r>
+          </w:p>
+        </w:tc>
+        <w:tc>
+          <w:tcPr>
+            <w:tcW w:type="dxa" w:w="2600"/>
+          </w:tcPr>
+          <w:p>
+            <w:pPr>
+              <w:jc w:val="left"/>
+            </w:pPr>
+            <w:r>
+              <w:rPr>
+                <w:rFonts w:ascii="Times New Roman" w:cs="Times New Roman" w:eastAsia="Times New Roman" w:hAnsi="Times New Roman"/>
+                <w:b w:val="false"/>
+                <w:bCs w:val="false"/>
+                <w:sz w:val="18"/>
+                <w:szCs w:val="18"/>
+              </w:rPr>
+              <w:t xml:space="preserve">Đo huyết áp và nhịp tim của học sinh trước và sau khi chạy cự ly 100m (Khía cạnh: Dung dịch và nồng độ dung dịch)</w:t>
+            </w:r>
+            <w:r>
+              <w:rPr>
+                <w:rFonts w:ascii="Times New Roman" w:cs="Times New Roman" w:eastAsia="Times New Roman" w:hAnsi="Times New Roman"/>
+                <w:b w:val="false"/>
+                <w:bCs w:val="false"/>
+                <w:sz w:val="18"/>
+                <w:szCs w:val="18"/>
+              </w:rPr>
+              <w:br/>
+              <w:t xml:space="preserve">[Stimulus: TABLE]</w:t>
             </w:r>
           </w:p>
         </w:tc>
@@ -2316,29 +2621,49 @@
                 <w:sz w:val="18"/>
                 <w:szCs w:val="18"/>
               </w:rPr>
-              <w:t xml:space="preserve">CELL_CHEMISTRY_M3
-SPEC_lesson-8-5</w:t>
-            </w:r>
-          </w:p>
-        </w:tc>
-        <w:tc>
-          <w:tcPr>
-            <w:tcW w:type="dxa" w:w="2600"/>
-          </w:tcPr>
-          <w:p>
-            <w:pPr>
-              <w:jc w:val="left"/>
-            </w:pPr>
-            <w:r>
-              <w:rPr>
-                <w:rFonts w:ascii="Times New Roman" w:cs="Times New Roman" w:eastAsia="Times New Roman" w:hAnsi="Times New Roman"/>
-                <w:b w:val="false"/>
-                <w:bCs w:val="false"/>
-                <w:sz w:val="18"/>
-                <w:szCs w:val="18"/>
-              </w:rPr>
-              <w:t xml:space="preserve">Định luật bảo toàn khối lượng trong phản ứng nung đá vôi (CaCO3) sản xuất vôi sống (Góc độ khảo sát 3 - Định luật bảo toàn khối lượng và phương trình hóa học)
-[Stimulus: TEXT]</w:t>
+              <w:t xml:space="preserve">CELL_CHEMISTRY_M3</w:t>
+            </w:r>
+            <w:r>
+              <w:rPr>
+                <w:rFonts w:ascii="Times New Roman" w:cs="Times New Roman" w:eastAsia="Times New Roman" w:hAnsi="Times New Roman"/>
+                <w:b w:val="false"/>
+                <w:bCs w:val="false"/>
+                <w:sz w:val="18"/>
+                <w:szCs w:val="18"/>
+              </w:rPr>
+              <w:br/>
+              <w:t xml:space="preserve">SPEC_lesson-8-5</w:t>
+            </w:r>
+          </w:p>
+        </w:tc>
+        <w:tc>
+          <w:tcPr>
+            <w:tcW w:type="dxa" w:w="2600"/>
+          </w:tcPr>
+          <w:p>
+            <w:pPr>
+              <w:jc w:val="left"/>
+            </w:pPr>
+            <w:r>
+              <w:rPr>
+                <w:rFonts w:ascii="Times New Roman" w:cs="Times New Roman" w:eastAsia="Times New Roman" w:hAnsi="Times New Roman"/>
+                <w:b w:val="false"/>
+                <w:bCs w:val="false"/>
+                <w:sz w:val="18"/>
+                <w:szCs w:val="18"/>
+              </w:rPr>
+              <w:t xml:space="preserve">Định luật bảo toàn khối lượng trong phản ứng nung đá vôi (CaCO3) sản xuất vôi sống (Góc độ khảo sát 3 - Định luật bảo toàn khối lượng và phương trình hóa học)</w:t>
+            </w:r>
+            <w:r>
+              <w:rPr>
+                <w:rFonts w:ascii="Times New Roman" w:cs="Times New Roman" w:eastAsia="Times New Roman" w:hAnsi="Times New Roman"/>
+                <w:b w:val="false"/>
+                <w:bCs w:val="false"/>
+                <w:sz w:val="18"/>
+                <w:szCs w:val="18"/>
+              </w:rPr>
+              <w:br/>
+              <w:t xml:space="preserve">[Stimulus: TEXT]</w:t>
             </w:r>
           </w:p>
         </w:tc>
@@ -2420,29 +2745,49 @@
                 <w:sz w:val="18"/>
                 <w:szCs w:val="18"/>
               </w:rPr>
-              <w:t xml:space="preserve">CELL_CHEMISTRY_M3
-SPEC_lesson-8-6</w:t>
-            </w:r>
-          </w:p>
-        </w:tc>
-        <w:tc>
-          <w:tcPr>
-            <w:tcW w:type="dxa" w:w="2600"/>
-          </w:tcPr>
-          <w:p>
-            <w:pPr>
-              <w:jc w:val="left"/>
-            </w:pPr>
-            <w:r>
-              <w:rPr>
-                <w:rFonts w:ascii="Times New Roman" w:cs="Times New Roman" w:eastAsia="Times New Roman" w:hAnsi="Times New Roman"/>
-                <w:b w:val="false"/>
-                <w:bCs w:val="false"/>
-                <w:sz w:val="18"/>
-                <w:szCs w:val="18"/>
-              </w:rPr>
-              <w:t xml:space="preserve">Định luật bảo toàn khối lượng trong phản ứng nung đá vôi (CaCO3) sản xuất vôi sống (Góc độ khảo sát 5 - Tính theo phương trình hóa học)
-[Stimulus: TEXT]</w:t>
+              <w:t xml:space="preserve">CELL_CHEMISTRY_M3</w:t>
+            </w:r>
+            <w:r>
+              <w:rPr>
+                <w:rFonts w:ascii="Times New Roman" w:cs="Times New Roman" w:eastAsia="Times New Roman" w:hAnsi="Times New Roman"/>
+                <w:b w:val="false"/>
+                <w:bCs w:val="false"/>
+                <w:sz w:val="18"/>
+                <w:szCs w:val="18"/>
+              </w:rPr>
+              <w:br/>
+              <w:t xml:space="preserve">SPEC_lesson-8-6</w:t>
+            </w:r>
+          </w:p>
+        </w:tc>
+        <w:tc>
+          <w:tcPr>
+            <w:tcW w:type="dxa" w:w="2600"/>
+          </w:tcPr>
+          <w:p>
+            <w:pPr>
+              <w:jc w:val="left"/>
+            </w:pPr>
+            <w:r>
+              <w:rPr>
+                <w:rFonts w:ascii="Times New Roman" w:cs="Times New Roman" w:eastAsia="Times New Roman" w:hAnsi="Times New Roman"/>
+                <w:b w:val="false"/>
+                <w:bCs w:val="false"/>
+                <w:sz w:val="18"/>
+                <w:szCs w:val="18"/>
+              </w:rPr>
+              <w:t xml:space="preserve">Định luật bảo toàn khối lượng trong phản ứng nung đá vôi (CaCO3) sản xuất vôi sống (Góc độ khảo sát 5 - Tính theo phương trình hóa học)</w:t>
+            </w:r>
+            <w:r>
+              <w:rPr>
+                <w:rFonts w:ascii="Times New Roman" w:cs="Times New Roman" w:eastAsia="Times New Roman" w:hAnsi="Times New Roman"/>
+                <w:b w:val="false"/>
+                <w:bCs w:val="false"/>
+                <w:sz w:val="18"/>
+                <w:szCs w:val="18"/>
+              </w:rPr>
+              <w:br/>
+              <w:t xml:space="preserve">[Stimulus: TEXT]</w:t>
             </w:r>
           </w:p>
         </w:tc>
